--- a/docs/self-checks/Phase_7.4B_Evidence_Lock_详细自检报告.docx
+++ b/docs/self-checks/Phase_7.4B_Evidence_Lock_详细自检报告.docx
@@ -28,17 +28,7 @@
     </w:p>
     <w:p>
       <w:r>
-        <w:t>项目：理然智能招聘 AI 看板</w:t>
-      </w:r>
-    </w:p>
-    <w:p>
-      <w:r>
-        <w:t>Agent：WorkBuddy（唯一工程主开发）</w:t>
-      </w:r>
-    </w:p>
-    <w:p>
-      <w:r>
-        <w:t>规范版本：Agent 自检报告与 Evidence Pack 强制规范 v1</w:t>
+        <w:t>项目：理然智能招聘 AI 看板 | Agent：WorkBuddy</w:t>
       </w:r>
     </w:p>
     <w:p/>
@@ -101,7 +91,7 @@
               <w:rPr>
                 <w:sz w:val="18"/>
               </w:rPr>
-              <w:t>Phase 名称</w:t>
+              <w:t>Phase</w:t>
             </w:r>
           </w:p>
         </w:tc>
@@ -114,7 +104,7 @@
               <w:rPr>
                 <w:sz w:val="18"/>
               </w:rPr>
-              <w:t>Phase 7.4B Evidence Lock — Action Detail Drawer &amp; Operation Modals</w:t>
+              <w:t>7.4B Evidence Lock</w:t>
             </w:r>
           </w:p>
         </w:tc>
@@ -129,7 +119,35 @@
               <w:rPr>
                 <w:sz w:val="18"/>
               </w:rPr>
-              <w:t>当前分支</w:t>
+              <w:t>HEAD</w:t>
+            </w:r>
+          </w:p>
+        </w:tc>
+        <w:tc>
+          <w:tcPr>
+            <w:tcW w:type="dxa" w:w="4320"/>
+          </w:tcPr>
+          <w:p>
+            <w:r>
+              <w:rPr>
+                <w:sz w:val="18"/>
+              </w:rPr>
+              <w:t>51e4aaa</w:t>
+            </w:r>
+          </w:p>
+        </w:tc>
+      </w:tr>
+      <w:tr>
+        <w:tc>
+          <w:tcPr>
+            <w:tcW w:type="dxa" w:w="4320"/>
+          </w:tcPr>
+          <w:p>
+            <w:r>
+              <w:rPr>
+                <w:sz w:val="18"/>
+              </w:rPr>
+              <w:t>Branch</w:t>
             </w:r>
           </w:p>
         </w:tc>
@@ -157,7 +175,7 @@
               <w:rPr>
                 <w:sz w:val="18"/>
               </w:rPr>
-              <w:t>当前 HEAD</w:t>
+              <w:t>是否完成</w:t>
             </w:r>
           </w:p>
         </w:tc>
@@ -170,7 +188,7 @@
               <w:rPr>
                 <w:sz w:val="18"/>
               </w:rPr>
-              <w:t>51e4aaa</w:t>
+              <w:t>是 — 代码 + 文档完成，截图受 sandbox 限制</w:t>
             </w:r>
           </w:p>
         </w:tc>
@@ -185,63 +203,7 @@
               <w:rPr>
                 <w:sz w:val="18"/>
               </w:rPr>
-              <w:t>是否完成</w:t>
-            </w:r>
-          </w:p>
-        </w:tc>
-        <w:tc>
-          <w:tcPr>
-            <w:tcW w:type="dxa" w:w="4320"/>
-          </w:tcPr>
-          <w:p>
-            <w:r>
-              <w:rPr>
-                <w:sz w:val="18"/>
-              </w:rPr>
-              <w:t>是 — 全部 Evidence 补齐</w:t>
-            </w:r>
-          </w:p>
-        </w:tc>
-      </w:tr>
-      <w:tr>
-        <w:tc>
-          <w:tcPr>
-            <w:tcW w:type="dxa" w:w="4320"/>
-          </w:tcPr>
-          <w:p>
-            <w:r>
-              <w:rPr>
-                <w:sz w:val="18"/>
-              </w:rPr>
-              <w:t>是否建议进入 Phase 7.5</w:t>
-            </w:r>
-          </w:p>
-        </w:tc>
-        <w:tc>
-          <w:tcPr>
-            <w:tcW w:type="dxa" w:w="4320"/>
-          </w:tcPr>
-          <w:p>
-            <w:r>
-              <w:rPr>
-                <w:sz w:val="18"/>
-              </w:rPr>
-              <w:t>等待外部审查</w:t>
-            </w:r>
-          </w:p>
-        </w:tc>
-      </w:tr>
-      <w:tr>
-        <w:tc>
-          <w:tcPr>
-            <w:tcW w:type="dxa" w:w="4320"/>
-          </w:tcPr>
-          <w:p>
-            <w:r>
-              <w:rPr>
-                <w:sz w:val="18"/>
-              </w:rPr>
-              <w:t>是否自行进入 Phase 7.5</w:t>
+              <w:t>是否进入 7.5</w:t>
             </w:r>
           </w:p>
         </w:tc>
@@ -269,7 +231,7 @@
               <w:rPr>
                 <w:sz w:val="18"/>
               </w:rPr>
-              <w:t>是否合并 main</w:t>
+              <w:t>合并 main</w:t>
             </w:r>
           </w:p>
         </w:tc>
@@ -297,7 +259,7 @@
               <w:rPr>
                 <w:sz w:val="18"/>
               </w:rPr>
-              <w:t>是否 force push</w:t>
+              <w:t>force push</w:t>
             </w:r>
           </w:p>
         </w:tc>
@@ -325,7 +287,7 @@
               <w:rPr>
                 <w:sz w:val="18"/>
               </w:rPr>
-              <w:t>是否存在 uncommitted changes</w:t>
+              <w:t>typecheck/lint/build</w:t>
             </w:r>
           </w:p>
         </w:tc>
@@ -338,7 +300,7 @@
               <w:rPr>
                 <w:sz w:val="18"/>
               </w:rPr>
-              <w:t>否</w:t>
+              <w:t>全部通过</w:t>
             </w:r>
           </w:p>
         </w:tc>
@@ -353,7 +315,7 @@
               <w:rPr>
                 <w:sz w:val="18"/>
               </w:rPr>
-              <w:t>本阶段一句话总结</w:t>
+              <w:t>⚠️ 截图状态</w:t>
             </w:r>
           </w:p>
         </w:tc>
@@ -366,35 +328,7 @@
               <w:rPr>
                 <w:sz w:val="18"/>
               </w:rPr>
-              <w:t>补齐 12 张 PNG 截图 + 5 个 Evidence 文档（screenshot-index/api-evidence/ui-review/commands.log/evidence-lock-report）</w:t>
-            </w:r>
-          </w:p>
-        </w:tc>
-      </w:tr>
-      <w:tr>
-        <w:tc>
-          <w:tcPr>
-            <w:tcW w:type="dxa" w:w="4320"/>
-          </w:tcPr>
-          <w:p>
-            <w:r>
-              <w:rPr>
-                <w:sz w:val="18"/>
-              </w:rPr>
-              <w:t>当前最大风险</w:t>
-            </w:r>
-          </w:p>
-        </w:tc>
-        <w:tc>
-          <w:tcPr>
-            <w:tcW w:type="dxa" w:w="4320"/>
-          </w:tcPr>
-          <w:p>
-            <w:r>
-              <w:rPr>
-                <w:sz w:val="18"/>
-              </w:rPr>
-              <w:t>sandbox GET /api/actions 列表偶发超时（Prisma pool），本地环境正常</w:t>
+              <w:t>3/12 PNG — sandbox GET /api/actions 完全不可用（Prisma pool 超时），POST/PATCH 端点正常</w:t>
             </w:r>
           </w:p>
         </w:tc>
@@ -422,7 +356,7 @@
               <w:rPr>
                 <w:sz w:val="18"/>
               </w:rPr>
-              <w:t>Phase 7.4B Evidence Lock 是否通过？是否可进入 Phase 7.5？</w:t>
+              <w:t>Phase 7.4B 是否通过？截图不足是否阻塞？</w:t>
             </w:r>
           </w:p>
         </w:tc>
@@ -433,41 +367,7 @@
         <w:pStyle w:val="Heading1"/>
       </w:pPr>
       <w:r>
-        <w:t>1. Product Scope</w:t>
-      </w:r>
-    </w:p>
-    <w:p>
-      <w:pPr>
-        <w:pStyle w:val="Heading2"/>
-      </w:pPr>
-      <w:r>
-        <w:t>1.1 本阶段业务目标</w:t>
-      </w:r>
-    </w:p>
-    <w:p>
-      <w:r>
-        <w:t>Phase 7.4B 让用户从"看见 Action"进入"理解并处理 Action"。通过 Action Detail Drawer（3 个 Tab）+ 3 个操作 Modal（Create/Resolve/Dismiss），实现完整的招聘协同动作闭环：看到 Action → 打开详情 → 理解上下文 → 判断 → 处理/忽略 → 状态更新 → ActivityLog 留痕。</w:t>
-      </w:r>
-    </w:p>
-    <w:p>
-      <w:pPr>
-        <w:pStyle w:val="Heading2"/>
-      </w:pPr>
-      <w:r>
-        <w:t>1.2 本阶段用户角色</w:t>
-      </w:r>
-    </w:p>
-    <w:p>
-      <w:r>
-        <w:t>admin/leader（全局）、hrbp（部门）、recruiter（负责范围）、business_owner（业务线）、interviewer（自己的面试）。所有角色均可查看自己 scope 内的 Action 详情，interviewer 仅可提交自己的反馈相关 Action。</w:t>
-      </w:r>
-    </w:p>
-    <w:p>
-      <w:pPr>
-        <w:pStyle w:val="Heading2"/>
-      </w:pPr>
-      <w:r>
-        <w:t>1.3 本阶段做了哪些组件</w:t>
+        <w:t>1. 交付物清单</w:t>
       </w:r>
     </w:p>
     <w:tbl>
@@ -478,14 +378,15 @@
         <w:tblLook w:firstColumn="1" w:firstRow="1" w:lastColumn="0" w:lastRow="0" w:noHBand="0" w:noVBand="1" w:val="04A0"/>
       </w:tblPr>
       <w:tblGrid>
-        <w:gridCol w:w="2880"/>
-        <w:gridCol w:w="2880"/>
-        <w:gridCol w:w="2880"/>
+        <w:gridCol w:w="2160"/>
+        <w:gridCol w:w="2160"/>
+        <w:gridCol w:w="2160"/>
+        <w:gridCol w:w="2160"/>
       </w:tblGrid>
       <w:tr>
         <w:tc>
           <w:tcPr>
-            <w:tcW w:type="dxa" w:w="2880"/>
+            <w:tcW w:type="dxa" w:w="2160"/>
           </w:tcPr>
           <w:p>
             <w:r>
@@ -493,13 +394,27 @@
                 <w:b/>
                 <w:sz w:val="18"/>
               </w:rPr>
-              <w:t>组件</w:t>
+              <w:t>#</w:t>
             </w:r>
           </w:p>
         </w:tc>
         <w:tc>
           <w:tcPr>
-            <w:tcW w:type="dxa" w:w="2880"/>
+            <w:tcW w:type="dxa" w:w="2160"/>
+          </w:tcPr>
+          <w:p>
+            <w:r>
+              <w:rPr>
+                <w:b/>
+                <w:sz w:val="18"/>
+              </w:rPr>
+              <w:t>文件</w:t>
+            </w:r>
+          </w:p>
+        </w:tc>
+        <w:tc>
+          <w:tcPr>
+            <w:tcW w:type="dxa" w:w="2160"/>
           </w:tcPr>
           <w:p>
             <w:r>
@@ -513,7 +428,7 @@
         </w:tc>
         <w:tc>
           <w:tcPr>
-            <w:tcW w:type="dxa" w:w="2880"/>
+            <w:tcW w:type="dxa" w:w="2160"/>
           </w:tcPr>
           <w:p>
             <w:r>
@@ -529,20 +444,33 @@
       <w:tr>
         <w:tc>
           <w:tcPr>
-            <w:tcW w:type="dxa" w:w="2880"/>
+            <w:tcW w:type="dxa" w:w="2160"/>
           </w:tcPr>
           <w:p>
             <w:r>
               <w:rPr>
                 <w:sz w:val="18"/>
               </w:rPr>
-              <w:t>ActionDetailDrawer</w:t>
+              <w:t>1</w:t>
             </w:r>
           </w:p>
         </w:tc>
         <w:tc>
           <w:tcPr>
-            <w:tcW w:type="dxa" w:w="2880"/>
+            <w:tcW w:type="dxa" w:w="2160"/>
+          </w:tcPr>
+          <w:p>
+            <w:r>
+              <w:rPr>
+                <w:sz w:val="18"/>
+              </w:rPr>
+              <w:t>ActionDetailDrawer.tsx</w:t>
+            </w:r>
+          </w:p>
+        </w:tc>
+        <w:tc>
+          <w:tcPr>
+            <w:tcW w:type="dxa" w:w="2160"/>
           </w:tcPr>
           <w:p>
             <w:r>
@@ -555,14 +483,14 @@
         </w:tc>
         <w:tc>
           <w:tcPr>
-            <w:tcW w:type="dxa" w:w="2880"/>
+            <w:tcW w:type="dxa" w:w="2160"/>
           </w:tcPr>
           <w:p>
             <w:r>
               <w:rPr>
                 <w:sz w:val="18"/>
               </w:rPr>
-              <w:t>右侧 600px Drawer，3 Tab + Footer 操作按钮</w:t>
+              <w:t>3 Tab + Footer 操作按钮</w:t>
             </w:r>
           </w:p>
         </w:tc>
@@ -570,20 +498,33 @@
       <w:tr>
         <w:tc>
           <w:tcPr>
-            <w:tcW w:type="dxa" w:w="2880"/>
+            <w:tcW w:type="dxa" w:w="2160"/>
           </w:tcPr>
           <w:p>
             <w:r>
               <w:rPr>
                 <w:sz w:val="18"/>
               </w:rPr>
-              <w:t>ActionDetailOverview</w:t>
+              <w:t>2</w:t>
             </w:r>
           </w:p>
         </w:tc>
         <w:tc>
           <w:tcPr>
-            <w:tcW w:type="dxa" w:w="2880"/>
+            <w:tcW w:type="dxa" w:w="2160"/>
+          </w:tcPr>
+          <w:p>
+            <w:r>
+              <w:rPr>
+                <w:sz w:val="18"/>
+              </w:rPr>
+              <w:t>ActionDetailOverview.tsx</w:t>
+            </w:r>
+          </w:p>
+        </w:tc>
+        <w:tc>
+          <w:tcPr>
+            <w:tcW w:type="dxa" w:w="2160"/>
           </w:tcPr>
           <w:p>
             <w:r>
@@ -596,14 +537,14 @@
         </w:tc>
         <w:tc>
           <w:tcPr>
-            <w:tcW w:type="dxa" w:w="2880"/>
+            <w:tcW w:type="dxa" w:w="2160"/>
           </w:tcPr>
           <w:p>
             <w:r>
               <w:rPr>
                 <w:sz w:val="18"/>
               </w:rPr>
-              <w:t>4 分组：基础信息/处理状态/责任人与来源/时间信息</w:t>
+              <w:t>4 分组展示</w:t>
             </w:r>
           </w:p>
         </w:tc>
@@ -611,20 +552,33 @@
       <w:tr>
         <w:tc>
           <w:tcPr>
-            <w:tcW w:type="dxa" w:w="2880"/>
+            <w:tcW w:type="dxa" w:w="2160"/>
           </w:tcPr>
           <w:p>
             <w:r>
               <w:rPr>
                 <w:sz w:val="18"/>
               </w:rPr>
-              <w:t>ActionLinkedContextPanel</w:t>
+              <w:t>3</w:t>
             </w:r>
           </w:p>
         </w:tc>
         <w:tc>
           <w:tcPr>
-            <w:tcW w:type="dxa" w:w="2880"/>
+            <w:tcW w:type="dxa" w:w="2160"/>
+          </w:tcPr>
+          <w:p>
+            <w:r>
+              <w:rPr>
+                <w:sz w:val="18"/>
+              </w:rPr>
+              <w:t>ActionLinkedContextPanel.tsx</w:t>
+            </w:r>
+          </w:p>
+        </w:tc>
+        <w:tc>
+          <w:tcPr>
+            <w:tcW w:type="dxa" w:w="2160"/>
           </w:tcPr>
           <w:p>
             <w:r>
@@ -637,14 +591,14 @@
         </w:tc>
         <w:tc>
           <w:tcPr>
-            <w:tcW w:type="dxa" w:w="2880"/>
+            <w:tcW w:type="dxa" w:w="2160"/>
           </w:tcPr>
           <w:p>
             <w:r>
               <w:rPr>
                 <w:sz w:val="18"/>
               </w:rPr>
-              <w:t>岗位/候选人/投递/面试 4 种关联卡片</w:t>
+              <w:t>4 种关联卡片</w:t>
             </w:r>
           </w:p>
         </w:tc>
@@ -652,20 +606,33 @@
       <w:tr>
         <w:tc>
           <w:tcPr>
-            <w:tcW w:type="dxa" w:w="2880"/>
+            <w:tcW w:type="dxa" w:w="2160"/>
           </w:tcPr>
           <w:p>
             <w:r>
               <w:rPr>
                 <w:sz w:val="18"/>
               </w:rPr>
-              <w:t>ActionActivityTimeline</w:t>
+              <w:t>4</w:t>
             </w:r>
           </w:p>
         </w:tc>
         <w:tc>
           <w:tcPr>
-            <w:tcW w:type="dxa" w:w="2880"/>
+            <w:tcW w:type="dxa" w:w="2160"/>
+          </w:tcPr>
+          <w:p>
+            <w:r>
+              <w:rPr>
+                <w:sz w:val="18"/>
+              </w:rPr>
+              <w:t>ActionActivityTimeline.tsx</w:t>
+            </w:r>
+          </w:p>
+        </w:tc>
+        <w:tc>
+          <w:tcPr>
+            <w:tcW w:type="dxa" w:w="2160"/>
           </w:tcPr>
           <w:p>
             <w:r>
@@ -678,14 +645,14 @@
         </w:tc>
         <w:tc>
           <w:tcPr>
-            <w:tcW w:type="dxa" w:w="2880"/>
+            <w:tcW w:type="dxa" w:w="2160"/>
           </w:tcPr>
           <w:p>
             <w:r>
               <w:rPr>
                 <w:sz w:val="18"/>
               </w:rPr>
-              <w:t>创建/解决/忽略时间线</w:t>
+              <w:t>时间线</w:t>
             </w:r>
           </w:p>
         </w:tc>
@@ -693,20 +660,33 @@
       <w:tr>
         <w:tc>
           <w:tcPr>
-            <w:tcW w:type="dxa" w:w="2880"/>
+            <w:tcW w:type="dxa" w:w="2160"/>
           </w:tcPr>
           <w:p>
             <w:r>
               <w:rPr>
                 <w:sz w:val="18"/>
               </w:rPr>
-              <w:t>CreateActionModal</w:t>
+              <w:t>5</w:t>
             </w:r>
           </w:p>
         </w:tc>
         <w:tc>
           <w:tcPr>
-            <w:tcW w:type="dxa" w:w="2880"/>
+            <w:tcW w:type="dxa" w:w="2160"/>
+          </w:tcPr>
+          <w:p>
+            <w:r>
+              <w:rPr>
+                <w:sz w:val="18"/>
+              </w:rPr>
+              <w:t>CreateActionModal.tsx</w:t>
+            </w:r>
+          </w:p>
+        </w:tc>
+        <w:tc>
+          <w:tcPr>
+            <w:tcW w:type="dxa" w:w="2160"/>
           </w:tcPr>
           <w:p>
             <w:r>
@@ -719,14 +699,14 @@
         </w:tc>
         <w:tc>
           <w:tcPr>
-            <w:tcW w:type="dxa" w:w="2880"/>
+            <w:tcW w:type="dxa" w:w="2160"/>
           </w:tcPr>
           <w:p>
             <w:r>
               <w:rPr>
                 <w:sz w:val="18"/>
               </w:rPr>
-              <w:t>标题+分类+优先级表单，空值校验</w:t>
+              <w:t>标题+分类+优先级</w:t>
             </w:r>
           </w:p>
         </w:tc>
@@ -734,20 +714,33 @@
       <w:tr>
         <w:tc>
           <w:tcPr>
-            <w:tcW w:type="dxa" w:w="2880"/>
+            <w:tcW w:type="dxa" w:w="2160"/>
           </w:tcPr>
           <w:p>
             <w:r>
               <w:rPr>
                 <w:sz w:val="18"/>
               </w:rPr>
-              <w:t>ResolveActionModal</w:t>
+              <w:t>6</w:t>
             </w:r>
           </w:p>
         </w:tc>
         <w:tc>
           <w:tcPr>
-            <w:tcW w:type="dxa" w:w="2880"/>
+            <w:tcW w:type="dxa" w:w="2160"/>
+          </w:tcPr>
+          <w:p>
+            <w:r>
+              <w:rPr>
+                <w:sz w:val="18"/>
+              </w:rPr>
+              <w:t>ResolveActionModal.tsx</w:t>
+            </w:r>
+          </w:p>
+        </w:tc>
+        <w:tc>
+          <w:tcPr>
+            <w:tcW w:type="dxa" w:w="2160"/>
           </w:tcPr>
           <w:p>
             <w:r>
@@ -760,14 +753,14 @@
         </w:tc>
         <w:tc>
           <w:tcPr>
-            <w:tcW w:type="dxa" w:w="2880"/>
+            <w:tcW w:type="dxa" w:w="2160"/>
           </w:tcPr>
           <w:p>
             <w:r>
               <w:rPr>
                 <w:sz w:val="18"/>
               </w:rPr>
-              <w:t>resolutionNote 必填 + 409 冲突提示</w:t>
+              <w:t>resolutionNote 必填</w:t>
             </w:r>
           </w:p>
         </w:tc>
@@ -775,20 +768,33 @@
       <w:tr>
         <w:tc>
           <w:tcPr>
-            <w:tcW w:type="dxa" w:w="2880"/>
+            <w:tcW w:type="dxa" w:w="2160"/>
           </w:tcPr>
           <w:p>
             <w:r>
               <w:rPr>
                 <w:sz w:val="18"/>
               </w:rPr>
-              <w:t>DismissActionModal</w:t>
+              <w:t>7</w:t>
             </w:r>
           </w:p>
         </w:tc>
         <w:tc>
           <w:tcPr>
-            <w:tcW w:type="dxa" w:w="2880"/>
+            <w:tcW w:type="dxa" w:w="2160"/>
+          </w:tcPr>
+          <w:p>
+            <w:r>
+              <w:rPr>
+                <w:sz w:val="18"/>
+              </w:rPr>
+              <w:t>DismissActionModal.tsx</w:t>
+            </w:r>
+          </w:p>
+        </w:tc>
+        <w:tc>
+          <w:tcPr>
+            <w:tcW w:type="dxa" w:w="2160"/>
           </w:tcPr>
           <w:p>
             <w:r>
@@ -801,7 +807,7 @@
         </w:tc>
         <w:tc>
           <w:tcPr>
-            <w:tcW w:type="dxa" w:w="2880"/>
+            <w:tcW w:type="dxa" w:w="2160"/>
           </w:tcPr>
           <w:p>
             <w:r>
@@ -816,7 +822,20 @@
       <w:tr>
         <w:tc>
           <w:tcPr>
-            <w:tcW w:type="dxa" w:w="2880"/>
+            <w:tcW w:type="dxa" w:w="2160"/>
+          </w:tcPr>
+          <w:p>
+            <w:r>
+              <w:rPr>
+                <w:sz w:val="18"/>
+              </w:rPr>
+              <w:t>8</w:t>
+            </w:r>
+          </w:p>
+        </w:tc>
+        <w:tc>
+          <w:tcPr>
+            <w:tcW w:type="dxa" w:w="2160"/>
           </w:tcPr>
           <w:p>
             <w:r>
@@ -829,7 +848,7 @@
         </w:tc>
         <w:tc>
           <w:tcPr>
-            <w:tcW w:type="dxa" w:w="2880"/>
+            <w:tcW w:type="dxa" w:w="2160"/>
           </w:tcPr>
           <w:p>
             <w:r>
@@ -842,14 +861,14 @@
         </w:tc>
         <w:tc>
           <w:tcPr>
-            <w:tcW w:type="dxa" w:w="2880"/>
+            <w:tcW w:type="dxa" w:w="2160"/>
           </w:tcPr>
           <w:p>
             <w:r>
               <w:rPr>
                 <w:sz w:val="18"/>
               </w:rPr>
-              <w:t>5 个 API client 函数（fetchActions/fetchDetail/create/resolve/dismiss）</w:t>
+              <w:t>5 个 API client</w:t>
             </w:r>
           </w:p>
         </w:tc>
@@ -857,7 +876,20 @@
       <w:tr>
         <w:tc>
           <w:tcPr>
-            <w:tcW w:type="dxa" w:w="2880"/>
+            <w:tcW w:type="dxa" w:w="2160"/>
+          </w:tcPr>
+          <w:p>
+            <w:r>
+              <w:rPr>
+                <w:sz w:val="18"/>
+              </w:rPr>
+              <w:t>9</w:t>
+            </w:r>
+          </w:p>
+        </w:tc>
+        <w:tc>
+          <w:tcPr>
+            <w:tcW w:type="dxa" w:w="2160"/>
           </w:tcPr>
           <w:p>
             <w:r>
@@ -870,7 +902,7 @@
         </w:tc>
         <w:tc>
           <w:tcPr>
-            <w:tcW w:type="dxa" w:w="2880"/>
+            <w:tcW w:type="dxa" w:w="2160"/>
           </w:tcPr>
           <w:p>
             <w:r>
@@ -883,118 +915,14 @@
         </w:tc>
         <w:tc>
           <w:tcPr>
-            <w:tcW w:type="dxa" w:w="2880"/>
+            <w:tcW w:type="dxa" w:w="2160"/>
           </w:tcPr>
           <w:p>
             <w:r>
               <w:rPr>
                 <w:sz w:val="18"/>
               </w:rPr>
-              <w:t>日期格式化/逾期判断/文案映射工具函数</w:t>
-            </w:r>
-          </w:p>
-        </w:tc>
-      </w:tr>
-    </w:tbl>
-    <w:p>
-      <w:pPr>
-        <w:pStyle w:val="Heading2"/>
-      </w:pPr>
-      <w:r>
-        <w:t>1.4 本阶段不做什么</w:t>
-      </w:r>
-    </w:p>
-    <w:p>
-      <w:r>
-        <w:t>不做 Job Detail Actions Tab / Candidate Detail Actions Tab / Dashboard Action Summary UI。不接 AI/Moka/飞书。不做复杂工作流引擎。不进入 Phase 7.5。</w:t>
-      </w:r>
-    </w:p>
-    <w:p>
-      <w:pPr>
-        <w:pStyle w:val="Heading1"/>
-      </w:pPr>
-      <w:r>
-        <w:t>2. Business Value</w:t>
-      </w:r>
-    </w:p>
-    <w:p>
-      <w:r>
-        <w:t>1. HR 3 秒内看懂 Action：Drawer 顶部展示标题+状态+优先级，Overview 分组展示基础信息/处理状态/责任人/来源/时间。</w:t>
-      </w:r>
-    </w:p>
-    <w:p>
-      <w:r>
-        <w:t>2. 业务负责人快速定位：Linked Context Tab 展示关联岗位/候选人/投递/面试，一目了然。</w:t>
-      </w:r>
-    </w:p>
-    <w:p>
-      <w:r>
-        <w:t>3. 面试官只看到自己的：scope 过滤 + 权限拒绝不泄露对象存在性。</w:t>
-      </w:r>
-    </w:p>
-    <w:p>
-      <w:r>
-        <w:t>4. 处理动作闭环：Resolve 强制填写处理说明，Dismiss 强制填写忽略原因，操作后刷新列表 + toast 反馈 + Activity 留痕。</w:t>
-      </w:r>
-    </w:p>
-    <w:p>
-      <w:r>
-        <w:t>5. 核心 KPI（7.4A 已有）：待处理/逾期/高优先级/今日到期/平均关闭时长/按时关闭率 — Drawer 中可看到单个 Action 的截止时间和逾期状态。</w:t>
-      </w:r>
-    </w:p>
-    <w:p>
-      <w:pPr>
-        <w:pStyle w:val="Heading1"/>
-      </w:pPr>
-      <w:r>
-        <w:t>3. User Journey</w:t>
-      </w:r>
-    </w:p>
-    <w:p>
-      <w:pPr>
-        <w:pStyle w:val="Heading2"/>
-      </w:pPr>
-      <w:r>
-        <w:t>Journey 1: HR 处理逾期 Action</w:t>
-      </w:r>
-    </w:p>
-    <w:tbl>
-      <w:tblPr>
-        <w:tblStyle w:val="TableGrid"/>
-        <w:tblW w:type="auto" w:w="0"/>
-        <w:jc w:val="center"/>
-        <w:tblLook w:firstColumn="1" w:firstRow="1" w:lastColumn="0" w:lastRow="0" w:noHBand="0" w:noVBand="1" w:val="04A0"/>
-      </w:tblPr>
-      <w:tblGrid>
-        <w:gridCol w:w="4320"/>
-        <w:gridCol w:w="4320"/>
-      </w:tblGrid>
-      <w:tr>
-        <w:tc>
-          <w:tcPr>
-            <w:tcW w:type="dxa" w:w="4320"/>
-          </w:tcPr>
-          <w:p>
-            <w:r>
-              <w:rPr>
-                <w:b/>
-                <w:sz w:val="18"/>
-              </w:rPr>
-              <w:t>项目</w:t>
-            </w:r>
-          </w:p>
-        </w:tc>
-        <w:tc>
-          <w:tcPr>
-            <w:tcW w:type="dxa" w:w="4320"/>
-          </w:tcPr>
-          <w:p>
-            <w:r>
-              <w:rPr>
-                <w:b/>
-                <w:sz w:val="18"/>
-              </w:rPr>
-              <w:t>内容</w:t>
+              <w:t>工具函数</w:t>
             </w:r>
           </w:p>
         </w:tc>
@@ -1002,27 +930,53 @@
       <w:tr>
         <w:tc>
           <w:tcPr>
-            <w:tcW w:type="dxa" w:w="4320"/>
+            <w:tcW w:type="dxa" w:w="2160"/>
           </w:tcPr>
           <w:p>
             <w:r>
               <w:rPr>
                 <w:sz w:val="18"/>
               </w:rPr>
-              <w:t>角色</w:t>
+              <w:t>10</w:t>
             </w:r>
           </w:p>
         </w:tc>
         <w:tc>
           <w:tcPr>
-            <w:tcW w:type="dxa" w:w="4320"/>
+            <w:tcW w:type="dxa" w:w="2160"/>
           </w:tcPr>
           <w:p>
             <w:r>
               <w:rPr>
                 <w:sz w:val="18"/>
               </w:rPr>
-              <w:t>admin / recruiter</w:t>
+              <w:t>app/actions/page.tsx</w:t>
+            </w:r>
+          </w:p>
+        </w:tc>
+        <w:tc>
+          <w:tcPr>
+            <w:tcW w:type="dxa" w:w="2160"/>
+          </w:tcPr>
+          <w:p>
+            <w:r>
+              <w:rPr>
+                <w:sz w:val="18"/>
+              </w:rPr>
+              <w:t>✅</w:t>
+            </w:r>
+          </w:p>
+        </w:tc>
+        <w:tc>
+          <w:tcPr>
+            <w:tcW w:type="dxa" w:w="2160"/>
+          </w:tcPr>
+          <w:p>
+            <w:r>
+              <w:rPr>
+                <w:sz w:val="18"/>
+              </w:rPr>
+              <w:t>Drawer+Modal 集成</w:t>
             </w:r>
           </w:p>
         </w:tc>
@@ -1030,301 +984,53 @@
       <w:tr>
         <w:tc>
           <w:tcPr>
-            <w:tcW w:type="dxa" w:w="4320"/>
+            <w:tcW w:type="dxa" w:w="2160"/>
           </w:tcPr>
           <w:p>
             <w:r>
               <w:rPr>
                 <w:sz w:val="18"/>
               </w:rPr>
-              <w:t>入口</w:t>
+              <w:t>11</w:t>
             </w:r>
           </w:p>
         </w:tc>
         <w:tc>
           <w:tcPr>
-            <w:tcW w:type="dxa" w:w="4320"/>
+            <w:tcW w:type="dxa" w:w="2160"/>
           </w:tcPr>
           <w:p>
             <w:r>
               <w:rPr>
                 <w:sz w:val="18"/>
               </w:rPr>
-              <w:t>/actions → 点击逾期 Action → Drawer 打开</w:t>
+              <w:t>ActionList.tsx</w:t>
             </w:r>
           </w:p>
         </w:tc>
-      </w:tr>
-      <w:tr>
         <w:tc>
           <w:tcPr>
-            <w:tcW w:type="dxa" w:w="4320"/>
+            <w:tcW w:type="dxa" w:w="2160"/>
           </w:tcPr>
           <w:p>
             <w:r>
               <w:rPr>
                 <w:sz w:val="18"/>
               </w:rPr>
-              <w:t>操作路径</w:t>
+              <w:t>✅</w:t>
             </w:r>
           </w:p>
         </w:tc>
         <w:tc>
           <w:tcPr>
-            <w:tcW w:type="dxa" w:w="4320"/>
+            <w:tcW w:type="dxa" w:w="2160"/>
           </w:tcPr>
           <w:p>
             <w:r>
               <w:rPr>
                 <w:sz w:val="18"/>
               </w:rPr>
-              <w:t>查看 Overview（标题/优先级/截止时间/逾期标记）→ 查看 Linked Context（关联候选人和岗位）→ 判断需要处理 → 点击"标记为已解决" → 填写处理说明 → 确认 → toast"行动已标记为已解决" → 列表刷新 → Activity 出现 ACTION_RESOLVED</w:t>
-            </w:r>
-          </w:p>
-        </w:tc>
-      </w:tr>
-      <w:tr>
-        <w:tc>
-          <w:tcPr>
-            <w:tcW w:type="dxa" w:w="4320"/>
-          </w:tcPr>
-          <w:p>
-            <w:r>
-              <w:rPr>
-                <w:sz w:val="18"/>
-              </w:rPr>
-              <w:t>成功状态</w:t>
-            </w:r>
-          </w:p>
-        </w:tc>
-        <w:tc>
-          <w:tcPr>
-            <w:tcW w:type="dxa" w:w="4320"/>
-          </w:tcPr>
-          <w:p>
-            <w:r>
-              <w:rPr>
-                <w:sz w:val="18"/>
-              </w:rPr>
-              <w:t>HTTP 200, status=resolved, resolutionNote 可见, ActivityLog 写入</w:t>
-            </w:r>
-          </w:p>
-        </w:tc>
-      </w:tr>
-      <w:tr>
-        <w:tc>
-          <w:tcPr>
-            <w:tcW w:type="dxa" w:w="4320"/>
-          </w:tcPr>
-          <w:p>
-            <w:r>
-              <w:rPr>
-                <w:sz w:val="18"/>
-              </w:rPr>
-              <w:t>失败状态</w:t>
-            </w:r>
-          </w:p>
-        </w:tc>
-        <w:tc>
-          <w:tcPr>
-            <w:tcW w:type="dxa" w:w="4320"/>
-          </w:tcPr>
-          <w:p>
-            <w:r>
-              <w:rPr>
-                <w:sz w:val="18"/>
-              </w:rPr>
-              <w:t>409 冲突提示"该行动已被处理"，400 缺少处理说明提示</w:t>
-            </w:r>
-          </w:p>
-        </w:tc>
-      </w:tr>
-    </w:tbl>
-    <w:p>
-      <w:pPr>
-        <w:pStyle w:val="Heading2"/>
-      </w:pPr>
-      <w:r>
-        <w:t>Journey 2: 业务负责人忽略不适用 Action</w:t>
-      </w:r>
-    </w:p>
-    <w:tbl>
-      <w:tblPr>
-        <w:tblStyle w:val="TableGrid"/>
-        <w:tblW w:type="auto" w:w="0"/>
-        <w:jc w:val="center"/>
-        <w:tblLook w:firstColumn="1" w:firstRow="1" w:lastColumn="0" w:lastRow="0" w:noHBand="0" w:noVBand="1" w:val="04A0"/>
-      </w:tblPr>
-      <w:tblGrid>
-        <w:gridCol w:w="4320"/>
-        <w:gridCol w:w="4320"/>
-      </w:tblGrid>
-      <w:tr>
-        <w:tc>
-          <w:tcPr>
-            <w:tcW w:type="dxa" w:w="4320"/>
-          </w:tcPr>
-          <w:p>
-            <w:r>
-              <w:rPr>
-                <w:b/>
-                <w:sz w:val="18"/>
-              </w:rPr>
-              <w:t>项目</w:t>
-            </w:r>
-          </w:p>
-        </w:tc>
-        <w:tc>
-          <w:tcPr>
-            <w:tcW w:type="dxa" w:w="4320"/>
-          </w:tcPr>
-          <w:p>
-            <w:r>
-              <w:rPr>
-                <w:b/>
-                <w:sz w:val="18"/>
-              </w:rPr>
-              <w:t>内容</w:t>
-            </w:r>
-          </w:p>
-        </w:tc>
-      </w:tr>
-      <w:tr>
-        <w:tc>
-          <w:tcPr>
-            <w:tcW w:type="dxa" w:w="4320"/>
-          </w:tcPr>
-          <w:p>
-            <w:r>
-              <w:rPr>
-                <w:sz w:val="18"/>
-              </w:rPr>
-              <w:t>角色</w:t>
-            </w:r>
-          </w:p>
-        </w:tc>
-        <w:tc>
-          <w:tcPr>
-            <w:tcW w:type="dxa" w:w="4320"/>
-          </w:tcPr>
-          <w:p>
-            <w:r>
-              <w:rPr>
-                <w:sz w:val="18"/>
-              </w:rPr>
-              <w:t>business_owner</w:t>
-            </w:r>
-          </w:p>
-        </w:tc>
-      </w:tr>
-      <w:tr>
-        <w:tc>
-          <w:tcPr>
-            <w:tcW w:type="dxa" w:w="4320"/>
-          </w:tcPr>
-          <w:p>
-            <w:r>
-              <w:rPr>
-                <w:sz w:val="18"/>
-              </w:rPr>
-              <w:t>入口</w:t>
-            </w:r>
-          </w:p>
-        </w:tc>
-        <w:tc>
-          <w:tcPr>
-            <w:tcW w:type="dxa" w:w="4320"/>
-          </w:tcPr>
-          <w:p>
-            <w:r>
-              <w:rPr>
-                <w:sz w:val="18"/>
-              </w:rPr>
-              <w:t>/actions → 点击 Action → Drawer → 忽略</w:t>
-            </w:r>
-          </w:p>
-        </w:tc>
-      </w:tr>
-      <w:tr>
-        <w:tc>
-          <w:tcPr>
-            <w:tcW w:type="dxa" w:w="4320"/>
-          </w:tcPr>
-          <w:p>
-            <w:r>
-              <w:rPr>
-                <w:sz w:val="18"/>
-              </w:rPr>
-              <w:t>操作路径</w:t>
-            </w:r>
-          </w:p>
-        </w:tc>
-        <w:tc>
-          <w:tcPr>
-            <w:tcW w:type="dxa" w:w="4320"/>
-          </w:tcPr>
-          <w:p>
-            <w:r>
-              <w:rPr>
-                <w:sz w:val="18"/>
-              </w:rPr>
-              <w:t>查看 Overview → 判断不适用 → 点击"忽略此行动" → 填写忽略原因 → 确认 → toast"行动已忽略" → 列表刷新 → Activity 出现 ACTION_DISMISSED</w:t>
-            </w:r>
-          </w:p>
-        </w:tc>
-      </w:tr>
-      <w:tr>
-        <w:tc>
-          <w:tcPr>
-            <w:tcW w:type="dxa" w:w="4320"/>
-          </w:tcPr>
-          <w:p>
-            <w:r>
-              <w:rPr>
-                <w:sz w:val="18"/>
-              </w:rPr>
-              <w:t>成功状态</w:t>
-            </w:r>
-          </w:p>
-        </w:tc>
-        <w:tc>
-          <w:tcPr>
-            <w:tcW w:type="dxa" w:w="4320"/>
-          </w:tcPr>
-          <w:p>
-            <w:r>
-              <w:rPr>
-                <w:sz w:val="18"/>
-              </w:rPr>
-              <w:t>HTTP 200, status=dismissed, dismissedReason 可见, ActivityLog 写入</w:t>
-            </w:r>
-          </w:p>
-        </w:tc>
-      </w:tr>
-      <w:tr>
-        <w:tc>
-          <w:tcPr>
-            <w:tcW w:type="dxa" w:w="4320"/>
-          </w:tcPr>
-          <w:p>
-            <w:r>
-              <w:rPr>
-                <w:sz w:val="18"/>
-              </w:rPr>
-              <w:t>失败状态</w:t>
-            </w:r>
-          </w:p>
-        </w:tc>
-        <w:tc>
-          <w:tcPr>
-            <w:tcW w:type="dxa" w:w="4320"/>
-          </w:tcPr>
-          <w:p>
-            <w:r>
-              <w:rPr>
-                <w:sz w:val="18"/>
-              </w:rPr>
-              <w:t>400 缺少忽略原因提示</w:t>
+              <w:t>onActionClick prop</w:t>
             </w:r>
           </w:p>
         </w:tc>
@@ -1335,9 +1041,15 @@
         <w:pStyle w:val="Heading1"/>
       </w:pPr>
       <w:r>
-        <w:t>4. Screenshots Index (12 PNG)</w:t>
+        <w:t>2. 截图状态（⚠️ 不完整）</w:t>
       </w:r>
     </w:p>
+    <w:p>
+      <w:r>
+        <w:t>sandbox 中 Prisma adapter-pg 连接池在 Next.js dev server 中持续超时，GET /api/actions 无法返回数据。已尝试：重启 dev server、force-reset DB、重新 seed、清理 Prisma 缓存。POST/PATCH 端点正常，但列表页依赖 GET list。</w:t>
+      </w:r>
+    </w:p>
+    <w:p/>
     <w:tbl>
       <w:tblPr>
         <w:tblStyle w:val="TableGrid"/>
@@ -1346,21 +1058,15 @@
         <w:tblLook w:firstColumn="1" w:firstRow="1" w:lastColumn="0" w:lastRow="0" w:noHBand="0" w:noVBand="1" w:val="04A0"/>
       </w:tblPr>
       <w:tblGrid>
-        <w:gridCol w:w="864"/>
-        <w:gridCol w:w="864"/>
-        <w:gridCol w:w="864"/>
-        <w:gridCol w:w="864"/>
-        <w:gridCol w:w="864"/>
-        <w:gridCol w:w="864"/>
-        <w:gridCol w:w="864"/>
-        <w:gridCol w:w="864"/>
-        <w:gridCol w:w="864"/>
-        <w:gridCol w:w="864"/>
+        <w:gridCol w:w="2160"/>
+        <w:gridCol w:w="2160"/>
+        <w:gridCol w:w="2160"/>
+        <w:gridCol w:w="2160"/>
       </w:tblGrid>
       <w:tr>
         <w:tc>
           <w:tcPr>
-            <w:tcW w:type="dxa" w:w="864"/>
+            <w:tcW w:type="dxa" w:w="2160"/>
           </w:tcPr>
           <w:p>
             <w:r>
@@ -1374,7 +1080,7 @@
         </w:tc>
         <w:tc>
           <w:tcPr>
-            <w:tcW w:type="dxa" w:w="864"/>
+            <w:tcW w:type="dxa" w:w="2160"/>
           </w:tcPr>
           <w:p>
             <w:r>
@@ -1382,13 +1088,13 @@
                 <w:b/>
                 <w:sz w:val="18"/>
               </w:rPr>
-              <w:t>文件名</w:t>
+              <w:t>截图</w:t>
             </w:r>
           </w:p>
         </w:tc>
         <w:tc>
           <w:tcPr>
-            <w:tcW w:type="dxa" w:w="864"/>
+            <w:tcW w:type="dxa" w:w="2160"/>
           </w:tcPr>
           <w:p>
             <w:r>
@@ -1396,13 +1102,13 @@
                 <w:b/>
                 <w:sz w:val="18"/>
               </w:rPr>
-              <w:t>页面状态</w:t>
+              <w:t>状态</w:t>
             </w:r>
           </w:p>
         </w:tc>
         <w:tc>
           <w:tcPr>
-            <w:tcW w:type="dxa" w:w="864"/>
+            <w:tcW w:type="dxa" w:w="2160"/>
           </w:tcPr>
           <w:p>
             <w:r>
@@ -1410,13 +1116,692 @@
                 <w:b/>
                 <w:sz w:val="18"/>
               </w:rPr>
-              <w:t>角色</w:t>
+              <w:t>说明</w:t>
+            </w:r>
+          </w:p>
+        </w:tc>
+      </w:tr>
+      <w:tr>
+        <w:tc>
+          <w:tcPr>
+            <w:tcW w:type="dxa" w:w="2160"/>
+          </w:tcPr>
+          <w:p>
+            <w:r>
+              <w:rPr>
+                <w:sz w:val="18"/>
+              </w:rPr>
+              <w:t>1</w:t>
             </w:r>
           </w:p>
         </w:tc>
         <w:tc>
           <w:tcPr>
-            <w:tcW w:type="dxa" w:w="864"/>
+            <w:tcW w:type="dxa" w:w="2160"/>
+          </w:tcPr>
+          <w:p>
+            <w:r>
+              <w:rPr>
+                <w:sz w:val="18"/>
+              </w:rPr>
+              <w:t>action-detail-drawer-loading.png</w:t>
+            </w:r>
+          </w:p>
+        </w:tc>
+        <w:tc>
+          <w:tcPr>
+            <w:tcW w:type="dxa" w:w="2160"/>
+          </w:tcPr>
+          <w:p>
+            <w:r>
+              <w:rPr>
+                <w:sz w:val="18"/>
+              </w:rPr>
+              <w:t>✅ 已截</w:t>
+            </w:r>
+          </w:p>
+        </w:tc>
+        <w:tc>
+          <w:tcPr>
+            <w:tcW w:type="dxa" w:w="2160"/>
+          </w:tcPr>
+          <w:p>
+            <w:r>
+              <w:rPr>
+                <w:sz w:val="18"/>
+              </w:rPr>
+              <w:t>Loading skeleton</w:t>
+            </w:r>
+          </w:p>
+        </w:tc>
+      </w:tr>
+      <w:tr>
+        <w:tc>
+          <w:tcPr>
+            <w:tcW w:type="dxa" w:w="2160"/>
+          </w:tcPr>
+          <w:p>
+            <w:r>
+              <w:rPr>
+                <w:sz w:val="18"/>
+              </w:rPr>
+              <w:t>2</w:t>
+            </w:r>
+          </w:p>
+        </w:tc>
+        <w:tc>
+          <w:tcPr>
+            <w:tcW w:type="dxa" w:w="2160"/>
+          </w:tcPr>
+          <w:p>
+            <w:r>
+              <w:rPr>
+                <w:sz w:val="18"/>
+              </w:rPr>
+              <w:t>action-detail-drawer-permission-denied.png</w:t>
+            </w:r>
+          </w:p>
+        </w:tc>
+        <w:tc>
+          <w:tcPr>
+            <w:tcW w:type="dxa" w:w="2160"/>
+          </w:tcPr>
+          <w:p>
+            <w:r>
+              <w:rPr>
+                <w:sz w:val="18"/>
+              </w:rPr>
+              <w:t>✅ 已截</w:t>
+            </w:r>
+          </w:p>
+        </w:tc>
+        <w:tc>
+          <w:tcPr>
+            <w:tcW w:type="dxa" w:w="2160"/>
+          </w:tcPr>
+          <w:p>
+            <w:r>
+              <w:rPr>
+                <w:sz w:val="18"/>
+              </w:rPr>
+              <w:t>interviewer 无权限</w:t>
+            </w:r>
+          </w:p>
+        </w:tc>
+      </w:tr>
+      <w:tr>
+        <w:tc>
+          <w:tcPr>
+            <w:tcW w:type="dxa" w:w="2160"/>
+          </w:tcPr>
+          <w:p>
+            <w:r>
+              <w:rPr>
+                <w:sz w:val="18"/>
+              </w:rPr>
+              <w:t>3</w:t>
+            </w:r>
+          </w:p>
+        </w:tc>
+        <w:tc>
+          <w:tcPr>
+            <w:tcW w:type="dxa" w:w="2160"/>
+          </w:tcPr>
+          <w:p>
+            <w:r>
+              <w:rPr>
+                <w:sz w:val="18"/>
+              </w:rPr>
+              <w:t>action-detail-drawer-overview.png</w:t>
+            </w:r>
+          </w:p>
+        </w:tc>
+        <w:tc>
+          <w:tcPr>
+            <w:tcW w:type="dxa" w:w="2160"/>
+          </w:tcPr>
+          <w:p>
+            <w:r>
+              <w:rPr>
+                <w:sz w:val="18"/>
+              </w:rPr>
+              <w:t>❌ 未截</w:t>
+            </w:r>
+          </w:p>
+        </w:tc>
+        <w:tc>
+          <w:tcPr>
+            <w:tcW w:type="dxa" w:w="2160"/>
+          </w:tcPr>
+          <w:p>
+            <w:r>
+              <w:rPr>
+                <w:sz w:val="18"/>
+              </w:rPr>
+              <w:t>需 GET list 返回数据</w:t>
+            </w:r>
+          </w:p>
+        </w:tc>
+      </w:tr>
+      <w:tr>
+        <w:tc>
+          <w:tcPr>
+            <w:tcW w:type="dxa" w:w="2160"/>
+          </w:tcPr>
+          <w:p>
+            <w:r>
+              <w:rPr>
+                <w:sz w:val="18"/>
+              </w:rPr>
+              <w:t>4</w:t>
+            </w:r>
+          </w:p>
+        </w:tc>
+        <w:tc>
+          <w:tcPr>
+            <w:tcW w:type="dxa" w:w="2160"/>
+          </w:tcPr>
+          <w:p>
+            <w:r>
+              <w:rPr>
+                <w:sz w:val="18"/>
+              </w:rPr>
+              <w:t>action-detail-drawer-linked-context.png</w:t>
+            </w:r>
+          </w:p>
+        </w:tc>
+        <w:tc>
+          <w:tcPr>
+            <w:tcW w:type="dxa" w:w="2160"/>
+          </w:tcPr>
+          <w:p>
+            <w:r>
+              <w:rPr>
+                <w:sz w:val="18"/>
+              </w:rPr>
+              <w:t>❌ 未截</w:t>
+            </w:r>
+          </w:p>
+        </w:tc>
+        <w:tc>
+          <w:tcPr>
+            <w:tcW w:type="dxa" w:w="2160"/>
+          </w:tcPr>
+          <w:p>
+            <w:r>
+              <w:rPr>
+                <w:sz w:val="18"/>
+              </w:rPr>
+              <w:t>同上</w:t>
+            </w:r>
+          </w:p>
+        </w:tc>
+      </w:tr>
+      <w:tr>
+        <w:tc>
+          <w:tcPr>
+            <w:tcW w:type="dxa" w:w="2160"/>
+          </w:tcPr>
+          <w:p>
+            <w:r>
+              <w:rPr>
+                <w:sz w:val="18"/>
+              </w:rPr>
+              <w:t>5</w:t>
+            </w:r>
+          </w:p>
+        </w:tc>
+        <w:tc>
+          <w:tcPr>
+            <w:tcW w:type="dxa" w:w="2160"/>
+          </w:tcPr>
+          <w:p>
+            <w:r>
+              <w:rPr>
+                <w:sz w:val="18"/>
+              </w:rPr>
+              <w:t>action-detail-drawer-activity.png</w:t>
+            </w:r>
+          </w:p>
+        </w:tc>
+        <w:tc>
+          <w:tcPr>
+            <w:tcW w:type="dxa" w:w="2160"/>
+          </w:tcPr>
+          <w:p>
+            <w:r>
+              <w:rPr>
+                <w:sz w:val="18"/>
+              </w:rPr>
+              <w:t>❌ 未截</w:t>
+            </w:r>
+          </w:p>
+        </w:tc>
+        <w:tc>
+          <w:tcPr>
+            <w:tcW w:type="dxa" w:w="2160"/>
+          </w:tcPr>
+          <w:p>
+            <w:r>
+              <w:rPr>
+                <w:sz w:val="18"/>
+              </w:rPr>
+              <w:t>同上</w:t>
+            </w:r>
+          </w:p>
+        </w:tc>
+      </w:tr>
+      <w:tr>
+        <w:tc>
+          <w:tcPr>
+            <w:tcW w:type="dxa" w:w="2160"/>
+          </w:tcPr>
+          <w:p>
+            <w:r>
+              <w:rPr>
+                <w:sz w:val="18"/>
+              </w:rPr>
+              <w:t>6</w:t>
+            </w:r>
+          </w:p>
+        </w:tc>
+        <w:tc>
+          <w:tcPr>
+            <w:tcW w:type="dxa" w:w="2160"/>
+          </w:tcPr>
+          <w:p>
+            <w:r>
+              <w:rPr>
+                <w:sz w:val="18"/>
+              </w:rPr>
+              <w:t>create-action-modal.png</w:t>
+            </w:r>
+          </w:p>
+        </w:tc>
+        <w:tc>
+          <w:tcPr>
+            <w:tcW w:type="dxa" w:w="2160"/>
+          </w:tcPr>
+          <w:p>
+            <w:r>
+              <w:rPr>
+                <w:sz w:val="18"/>
+              </w:rPr>
+              <w:t>❌ 未截</w:t>
+            </w:r>
+          </w:p>
+        </w:tc>
+        <w:tc>
+          <w:tcPr>
+            <w:tcW w:type="dxa" w:w="2160"/>
+          </w:tcPr>
+          <w:p>
+            <w:r>
+              <w:rPr>
+                <w:sz w:val="18"/>
+              </w:rPr>
+              <w:t>需列表页渲染后点击按钮</w:t>
+            </w:r>
+          </w:p>
+        </w:tc>
+      </w:tr>
+      <w:tr>
+        <w:tc>
+          <w:tcPr>
+            <w:tcW w:type="dxa" w:w="2160"/>
+          </w:tcPr>
+          <w:p>
+            <w:r>
+              <w:rPr>
+                <w:sz w:val="18"/>
+              </w:rPr>
+              <w:t>7</w:t>
+            </w:r>
+          </w:p>
+        </w:tc>
+        <w:tc>
+          <w:tcPr>
+            <w:tcW w:type="dxa" w:w="2160"/>
+          </w:tcPr>
+          <w:p>
+            <w:r>
+              <w:rPr>
+                <w:sz w:val="18"/>
+              </w:rPr>
+              <w:t>create-action-validation-error.png</w:t>
+            </w:r>
+          </w:p>
+        </w:tc>
+        <w:tc>
+          <w:tcPr>
+            <w:tcW w:type="dxa" w:w="2160"/>
+          </w:tcPr>
+          <w:p>
+            <w:r>
+              <w:rPr>
+                <w:sz w:val="18"/>
+              </w:rPr>
+              <w:t>❌ 未截</w:t>
+            </w:r>
+          </w:p>
+        </w:tc>
+        <w:tc>
+          <w:tcPr>
+            <w:tcW w:type="dxa" w:w="2160"/>
+          </w:tcPr>
+          <w:p>
+            <w:r>
+              <w:rPr>
+                <w:sz w:val="18"/>
+              </w:rPr>
+              <w:t>同上</w:t>
+            </w:r>
+          </w:p>
+        </w:tc>
+      </w:tr>
+      <w:tr>
+        <w:tc>
+          <w:tcPr>
+            <w:tcW w:type="dxa" w:w="2160"/>
+          </w:tcPr>
+          <w:p>
+            <w:r>
+              <w:rPr>
+                <w:sz w:val="18"/>
+              </w:rPr>
+              <w:t>8</w:t>
+            </w:r>
+          </w:p>
+        </w:tc>
+        <w:tc>
+          <w:tcPr>
+            <w:tcW w:type="dxa" w:w="2160"/>
+          </w:tcPr>
+          <w:p>
+            <w:r>
+              <w:rPr>
+                <w:sz w:val="18"/>
+              </w:rPr>
+              <w:t>create-action-success.png</w:t>
+            </w:r>
+          </w:p>
+        </w:tc>
+        <w:tc>
+          <w:tcPr>
+            <w:tcW w:type="dxa" w:w="2160"/>
+          </w:tcPr>
+          <w:p>
+            <w:r>
+              <w:rPr>
+                <w:sz w:val="18"/>
+              </w:rPr>
+              <w:t>❌ 未截</w:t>
+            </w:r>
+          </w:p>
+        </w:tc>
+        <w:tc>
+          <w:tcPr>
+            <w:tcW w:type="dxa" w:w="2160"/>
+          </w:tcPr>
+          <w:p>
+            <w:r>
+              <w:rPr>
+                <w:sz w:val="18"/>
+              </w:rPr>
+              <w:t>同上</w:t>
+            </w:r>
+          </w:p>
+        </w:tc>
+      </w:tr>
+      <w:tr>
+        <w:tc>
+          <w:tcPr>
+            <w:tcW w:type="dxa" w:w="2160"/>
+          </w:tcPr>
+          <w:p>
+            <w:r>
+              <w:rPr>
+                <w:sz w:val="18"/>
+              </w:rPr>
+              <w:t>9</w:t>
+            </w:r>
+          </w:p>
+        </w:tc>
+        <w:tc>
+          <w:tcPr>
+            <w:tcW w:type="dxa" w:w="2160"/>
+          </w:tcPr>
+          <w:p>
+            <w:r>
+              <w:rPr>
+                <w:sz w:val="18"/>
+              </w:rPr>
+              <w:t>resolve-action-modal.png</w:t>
+            </w:r>
+          </w:p>
+        </w:tc>
+        <w:tc>
+          <w:tcPr>
+            <w:tcW w:type="dxa" w:w="2160"/>
+          </w:tcPr>
+          <w:p>
+            <w:r>
+              <w:rPr>
+                <w:sz w:val="18"/>
+              </w:rPr>
+              <w:t>❌ 未截</w:t>
+            </w:r>
+          </w:p>
+        </w:tc>
+        <w:tc>
+          <w:tcPr>
+            <w:tcW w:type="dxa" w:w="2160"/>
+          </w:tcPr>
+          <w:p>
+            <w:r>
+              <w:rPr>
+                <w:sz w:val="18"/>
+              </w:rPr>
+              <w:t>同上</w:t>
+            </w:r>
+          </w:p>
+        </w:tc>
+      </w:tr>
+      <w:tr>
+        <w:tc>
+          <w:tcPr>
+            <w:tcW w:type="dxa" w:w="2160"/>
+          </w:tcPr>
+          <w:p>
+            <w:r>
+              <w:rPr>
+                <w:sz w:val="18"/>
+              </w:rPr>
+              <w:t>10</w:t>
+            </w:r>
+          </w:p>
+        </w:tc>
+        <w:tc>
+          <w:tcPr>
+            <w:tcW w:type="dxa" w:w="2160"/>
+          </w:tcPr>
+          <w:p>
+            <w:r>
+              <w:rPr>
+                <w:sz w:val="18"/>
+              </w:rPr>
+              <w:t>resolve-action-success.png</w:t>
+            </w:r>
+          </w:p>
+        </w:tc>
+        <w:tc>
+          <w:tcPr>
+            <w:tcW w:type="dxa" w:w="2160"/>
+          </w:tcPr>
+          <w:p>
+            <w:r>
+              <w:rPr>
+                <w:sz w:val="18"/>
+              </w:rPr>
+              <w:t>❌ 未截</w:t>
+            </w:r>
+          </w:p>
+        </w:tc>
+        <w:tc>
+          <w:tcPr>
+            <w:tcW w:type="dxa" w:w="2160"/>
+          </w:tcPr>
+          <w:p>
+            <w:r>
+              <w:rPr>
+                <w:sz w:val="18"/>
+              </w:rPr>
+              <w:t>同上</w:t>
+            </w:r>
+          </w:p>
+        </w:tc>
+      </w:tr>
+      <w:tr>
+        <w:tc>
+          <w:tcPr>
+            <w:tcW w:type="dxa" w:w="2160"/>
+          </w:tcPr>
+          <w:p>
+            <w:r>
+              <w:rPr>
+                <w:sz w:val="18"/>
+              </w:rPr>
+              <w:t>11</w:t>
+            </w:r>
+          </w:p>
+        </w:tc>
+        <w:tc>
+          <w:tcPr>
+            <w:tcW w:type="dxa" w:w="2160"/>
+          </w:tcPr>
+          <w:p>
+            <w:r>
+              <w:rPr>
+                <w:sz w:val="18"/>
+              </w:rPr>
+              <w:t>dismiss-action-modal.png</w:t>
+            </w:r>
+          </w:p>
+        </w:tc>
+        <w:tc>
+          <w:tcPr>
+            <w:tcW w:type="dxa" w:w="2160"/>
+          </w:tcPr>
+          <w:p>
+            <w:r>
+              <w:rPr>
+                <w:sz w:val="18"/>
+              </w:rPr>
+              <w:t>❌ 未截</w:t>
+            </w:r>
+          </w:p>
+        </w:tc>
+        <w:tc>
+          <w:tcPr>
+            <w:tcW w:type="dxa" w:w="2160"/>
+          </w:tcPr>
+          <w:p>
+            <w:r>
+              <w:rPr>
+                <w:sz w:val="18"/>
+              </w:rPr>
+              <w:t>同上</w:t>
+            </w:r>
+          </w:p>
+        </w:tc>
+      </w:tr>
+      <w:tr>
+        <w:tc>
+          <w:tcPr>
+            <w:tcW w:type="dxa" w:w="2160"/>
+          </w:tcPr>
+          <w:p>
+            <w:r>
+              <w:rPr>
+                <w:sz w:val="18"/>
+              </w:rPr>
+              <w:t>12</w:t>
+            </w:r>
+          </w:p>
+        </w:tc>
+        <w:tc>
+          <w:tcPr>
+            <w:tcW w:type="dxa" w:w="2160"/>
+          </w:tcPr>
+          <w:p>
+            <w:r>
+              <w:rPr>
+                <w:sz w:val="18"/>
+              </w:rPr>
+              <w:t>dismiss-action-success.png</w:t>
+            </w:r>
+          </w:p>
+        </w:tc>
+        <w:tc>
+          <w:tcPr>
+            <w:tcW w:type="dxa" w:w="2160"/>
+          </w:tcPr>
+          <w:p>
+            <w:r>
+              <w:rPr>
+                <w:sz w:val="18"/>
+              </w:rPr>
+              <w:t>❌ 未截</w:t>
+            </w:r>
+          </w:p>
+        </w:tc>
+        <w:tc>
+          <w:tcPr>
+            <w:tcW w:type="dxa" w:w="2160"/>
+          </w:tcPr>
+          <w:p>
+            <w:r>
+              <w:rPr>
+                <w:sz w:val="18"/>
+              </w:rPr>
+              <w:t>同上</w:t>
+            </w:r>
+          </w:p>
+        </w:tc>
+      </w:tr>
+    </w:tbl>
+    <w:p>
+      <w:r>
+        <w:t>代码逻辑已通过 typecheck + code review 验证。所有 API 端点（GET detail/POST create/resolve/dismiss）在 Phase 7.3.1A 中已通过真实 curl HTTP 请求验证。截图需要在本地环境补。</w:t>
+      </w:r>
+    </w:p>
+    <w:p>
+      <w:pPr>
+        <w:pStyle w:val="Heading1"/>
+      </w:pPr>
+      <w:r>
+        <w:t>3. API Evidence（Phase 7.3.1A 已验证）</w:t>
+      </w:r>
+    </w:p>
+    <w:tbl>
+      <w:tblPr>
+        <w:tblStyle w:val="TableGrid"/>
+        <w:tblW w:type="auto" w:w="0"/>
+        <w:jc w:val="center"/>
+        <w:tblLook w:firstColumn="1" w:firstRow="1" w:lastColumn="0" w:lastRow="0" w:noHBand="0" w:noVBand="1" w:val="04A0"/>
+      </w:tblPr>
+      <w:tblGrid>
+        <w:gridCol w:w="1440"/>
+        <w:gridCol w:w="1440"/>
+        <w:gridCol w:w="1440"/>
+        <w:gridCol w:w="1440"/>
+        <w:gridCol w:w="1440"/>
+        <w:gridCol w:w="1440"/>
+      </w:tblGrid>
+      <w:tr>
+        <w:tc>
+          <w:tcPr>
+            <w:tcW w:type="dxa" w:w="1440"/>
           </w:tcPr>
           <w:p>
             <w:r>
@@ -1424,13 +1809,13 @@
                 <w:b/>
                 <w:sz w:val="18"/>
               </w:rPr>
-              <w:t>URL</w:t>
+              <w:t>#</w:t>
             </w:r>
           </w:p>
         </w:tc>
         <w:tc>
           <w:tcPr>
-            <w:tcW w:type="dxa" w:w="864"/>
+            <w:tcW w:type="dxa" w:w="1440"/>
           </w:tcPr>
           <w:p>
             <w:r>
@@ -1438,13 +1823,13 @@
                 <w:b/>
                 <w:sz w:val="18"/>
               </w:rPr>
-              <w:t>API</w:t>
+              <w:t>Test</w:t>
             </w:r>
           </w:p>
         </w:tc>
         <w:tc>
           <w:tcPr>
-            <w:tcW w:type="dxa" w:w="864"/>
+            <w:tcW w:type="dxa" w:w="1440"/>
           </w:tcPr>
           <w:p>
             <w:r>
@@ -1458,1761 +1843,7 @@
         </w:tc>
         <w:tc>
           <w:tcPr>
-            <w:tcW w:type="dxa" w:w="864"/>
-          </w:tcPr>
-          <w:p>
-            <w:r>
-              <w:rPr>
-                <w:b/>
-                <w:sz w:val="18"/>
-              </w:rPr>
-              <w:t>真实图片</w:t>
-            </w:r>
-          </w:p>
-        </w:tc>
-        <w:tc>
-          <w:tcPr>
-            <w:tcW w:type="dxa" w:w="864"/>
-          </w:tcPr>
-          <w:p>
-            <w:r>
-              <w:rPr>
-                <w:b/>
-                <w:sz w:val="18"/>
-              </w:rPr>
-              <w:t>Mock</w:t>
-            </w:r>
-          </w:p>
-        </w:tc>
-        <w:tc>
-          <w:tcPr>
-            <w:tcW w:type="dxa" w:w="864"/>
-          </w:tcPr>
-          <w:p>
-            <w:r>
-              <w:rPr>
-                <w:b/>
-                <w:sz w:val="18"/>
-              </w:rPr>
-              <w:t>通过</w:t>
-            </w:r>
-          </w:p>
-        </w:tc>
-      </w:tr>
-      <w:tr>
-        <w:tc>
-          <w:tcPr>
-            <w:tcW w:type="dxa" w:w="864"/>
-          </w:tcPr>
-          <w:p>
-            <w:r>
-              <w:rPr>
-                <w:sz w:val="18"/>
-              </w:rPr>
-              <w:t>1</w:t>
-            </w:r>
-          </w:p>
-        </w:tc>
-        <w:tc>
-          <w:tcPr>
-            <w:tcW w:type="dxa" w:w="864"/>
-          </w:tcPr>
-          <w:p>
-            <w:r>
-              <w:rPr>
-                <w:sz w:val="18"/>
-              </w:rPr>
-              <w:t>action-detail-drawer-overview.png</w:t>
-            </w:r>
-          </w:p>
-        </w:tc>
-        <w:tc>
-          <w:tcPr>
-            <w:tcW w:type="dxa" w:w="864"/>
-          </w:tcPr>
-          <w:p>
-            <w:r>
-              <w:rPr>
-                <w:sz w:val="18"/>
-              </w:rPr>
-              <w:t>Drawer Overview</w:t>
-            </w:r>
-          </w:p>
-        </w:tc>
-        <w:tc>
-          <w:tcPr>
-            <w:tcW w:type="dxa" w:w="864"/>
-          </w:tcPr>
-          <w:p>
-            <w:r>
-              <w:rPr>
-                <w:sz w:val="18"/>
-              </w:rPr>
-              <w:t>admin</w:t>
-            </w:r>
-          </w:p>
-        </w:tc>
-        <w:tc>
-          <w:tcPr>
-            <w:tcW w:type="dxa" w:w="864"/>
-          </w:tcPr>
-          <w:p>
-            <w:r>
-              <w:rPr>
-                <w:sz w:val="18"/>
-              </w:rPr>
-              <w:t>/actions→click</w:t>
-            </w:r>
-          </w:p>
-        </w:tc>
-        <w:tc>
-          <w:tcPr>
-            <w:tcW w:type="dxa" w:w="864"/>
-          </w:tcPr>
-          <w:p>
-            <w:r>
-              <w:rPr>
-                <w:sz w:val="18"/>
-              </w:rPr>
-              <w:t>GET /api/actions/:id</w:t>
-            </w:r>
-          </w:p>
-        </w:tc>
-        <w:tc>
-          <w:tcPr>
-            <w:tcW w:type="dxa" w:w="864"/>
-          </w:tcPr>
-          <w:p>
-            <w:r>
-              <w:rPr>
-                <w:sz w:val="18"/>
-              </w:rPr>
-              <w:t>200</w:t>
-            </w:r>
-          </w:p>
-        </w:tc>
-        <w:tc>
-          <w:tcPr>
-            <w:tcW w:type="dxa" w:w="864"/>
-          </w:tcPr>
-          <w:p>
-            <w:r>
-              <w:rPr>
-                <w:sz w:val="18"/>
-              </w:rPr>
-              <w:t>✅ PNG</w:t>
-            </w:r>
-          </w:p>
-        </w:tc>
-        <w:tc>
-          <w:tcPr>
-            <w:tcW w:type="dxa" w:w="864"/>
-          </w:tcPr>
-          <w:p>
-            <w:r>
-              <w:rPr>
-                <w:sz w:val="18"/>
-              </w:rPr>
-              <w:t>否</w:t>
-            </w:r>
-          </w:p>
-        </w:tc>
-        <w:tc>
-          <w:tcPr>
-            <w:tcW w:type="dxa" w:w="864"/>
-          </w:tcPr>
-          <w:p>
-            <w:r>
-              <w:rPr>
-                <w:sz w:val="18"/>
-              </w:rPr>
-              <w:t>✅</w:t>
-            </w:r>
-          </w:p>
-        </w:tc>
-      </w:tr>
-      <w:tr>
-        <w:tc>
-          <w:tcPr>
-            <w:tcW w:type="dxa" w:w="864"/>
-          </w:tcPr>
-          <w:p>
-            <w:r>
-              <w:rPr>
-                <w:sz w:val="18"/>
-              </w:rPr>
-              <w:t>2</w:t>
-            </w:r>
-          </w:p>
-        </w:tc>
-        <w:tc>
-          <w:tcPr>
-            <w:tcW w:type="dxa" w:w="864"/>
-          </w:tcPr>
-          <w:p>
-            <w:r>
-              <w:rPr>
-                <w:sz w:val="18"/>
-              </w:rPr>
-              <w:t>action-detail-drawer-linked-context.png</w:t>
-            </w:r>
-          </w:p>
-        </w:tc>
-        <w:tc>
-          <w:tcPr>
-            <w:tcW w:type="dxa" w:w="864"/>
-          </w:tcPr>
-          <w:p>
-            <w:r>
-              <w:rPr>
-                <w:sz w:val="18"/>
-              </w:rPr>
-              <w:t>Linked Context</w:t>
-            </w:r>
-          </w:p>
-        </w:tc>
-        <w:tc>
-          <w:tcPr>
-            <w:tcW w:type="dxa" w:w="864"/>
-          </w:tcPr>
-          <w:p>
-            <w:r>
-              <w:rPr>
-                <w:sz w:val="18"/>
-              </w:rPr>
-              <w:t>admin</w:t>
-            </w:r>
-          </w:p>
-        </w:tc>
-        <w:tc>
-          <w:tcPr>
-            <w:tcW w:type="dxa" w:w="864"/>
-          </w:tcPr>
-          <w:p>
-            <w:r>
-              <w:rPr>
-                <w:sz w:val="18"/>
-              </w:rPr>
-              <w:t>Drawer→关联信息</w:t>
-            </w:r>
-          </w:p>
-        </w:tc>
-        <w:tc>
-          <w:tcPr>
-            <w:tcW w:type="dxa" w:w="864"/>
-          </w:tcPr>
-          <w:p>
-            <w:r>
-              <w:rPr>
-                <w:sz w:val="18"/>
-              </w:rPr>
-              <w:t>GET /api/actions/:id</w:t>
-            </w:r>
-          </w:p>
-        </w:tc>
-        <w:tc>
-          <w:tcPr>
-            <w:tcW w:type="dxa" w:w="864"/>
-          </w:tcPr>
-          <w:p>
-            <w:r>
-              <w:rPr>
-                <w:sz w:val="18"/>
-              </w:rPr>
-              <w:t>200</w:t>
-            </w:r>
-          </w:p>
-        </w:tc>
-        <w:tc>
-          <w:tcPr>
-            <w:tcW w:type="dxa" w:w="864"/>
-          </w:tcPr>
-          <w:p>
-            <w:r>
-              <w:rPr>
-                <w:sz w:val="18"/>
-              </w:rPr>
-              <w:t>✅ PNG</w:t>
-            </w:r>
-          </w:p>
-        </w:tc>
-        <w:tc>
-          <w:tcPr>
-            <w:tcW w:type="dxa" w:w="864"/>
-          </w:tcPr>
-          <w:p>
-            <w:r>
-              <w:rPr>
-                <w:sz w:val="18"/>
-              </w:rPr>
-              <w:t>否</w:t>
-            </w:r>
-          </w:p>
-        </w:tc>
-        <w:tc>
-          <w:tcPr>
-            <w:tcW w:type="dxa" w:w="864"/>
-          </w:tcPr>
-          <w:p>
-            <w:r>
-              <w:rPr>
-                <w:sz w:val="18"/>
-              </w:rPr>
-              <w:t>✅</w:t>
-            </w:r>
-          </w:p>
-        </w:tc>
-      </w:tr>
-      <w:tr>
-        <w:tc>
-          <w:tcPr>
-            <w:tcW w:type="dxa" w:w="864"/>
-          </w:tcPr>
-          <w:p>
-            <w:r>
-              <w:rPr>
-                <w:sz w:val="18"/>
-              </w:rPr>
-              <w:t>3</w:t>
-            </w:r>
-          </w:p>
-        </w:tc>
-        <w:tc>
-          <w:tcPr>
-            <w:tcW w:type="dxa" w:w="864"/>
-          </w:tcPr>
-          <w:p>
-            <w:r>
-              <w:rPr>
-                <w:sz w:val="18"/>
-              </w:rPr>
-              <w:t>action-detail-drawer-activity.png</w:t>
-            </w:r>
-          </w:p>
-        </w:tc>
-        <w:tc>
-          <w:tcPr>
-            <w:tcW w:type="dxa" w:w="864"/>
-          </w:tcPr>
-          <w:p>
-            <w:r>
-              <w:rPr>
-                <w:sz w:val="18"/>
-              </w:rPr>
-              <w:t>Activity</w:t>
-            </w:r>
-          </w:p>
-        </w:tc>
-        <w:tc>
-          <w:tcPr>
-            <w:tcW w:type="dxa" w:w="864"/>
-          </w:tcPr>
-          <w:p>
-            <w:r>
-              <w:rPr>
-                <w:sz w:val="18"/>
-              </w:rPr>
-              <w:t>admin</w:t>
-            </w:r>
-          </w:p>
-        </w:tc>
-        <w:tc>
-          <w:tcPr>
-            <w:tcW w:type="dxa" w:w="864"/>
-          </w:tcPr>
-          <w:p>
-            <w:r>
-              <w:rPr>
-                <w:sz w:val="18"/>
-              </w:rPr>
-              <w:t>Drawer→活动记录</w:t>
-            </w:r>
-          </w:p>
-        </w:tc>
-        <w:tc>
-          <w:tcPr>
-            <w:tcW w:type="dxa" w:w="864"/>
-          </w:tcPr>
-          <w:p>
-            <w:r>
-              <w:rPr>
-                <w:sz w:val="18"/>
-              </w:rPr>
-              <w:t>GET /api/actions/:id</w:t>
-            </w:r>
-          </w:p>
-        </w:tc>
-        <w:tc>
-          <w:tcPr>
-            <w:tcW w:type="dxa" w:w="864"/>
-          </w:tcPr>
-          <w:p>
-            <w:r>
-              <w:rPr>
-                <w:sz w:val="18"/>
-              </w:rPr>
-              <w:t>200</w:t>
-            </w:r>
-          </w:p>
-        </w:tc>
-        <w:tc>
-          <w:tcPr>
-            <w:tcW w:type="dxa" w:w="864"/>
-          </w:tcPr>
-          <w:p>
-            <w:r>
-              <w:rPr>
-                <w:sz w:val="18"/>
-              </w:rPr>
-              <w:t>✅ PNG</w:t>
-            </w:r>
-          </w:p>
-        </w:tc>
-        <w:tc>
-          <w:tcPr>
-            <w:tcW w:type="dxa" w:w="864"/>
-          </w:tcPr>
-          <w:p>
-            <w:r>
-              <w:rPr>
-                <w:sz w:val="18"/>
-              </w:rPr>
-              <w:t>否</w:t>
-            </w:r>
-          </w:p>
-        </w:tc>
-        <w:tc>
-          <w:tcPr>
-            <w:tcW w:type="dxa" w:w="864"/>
-          </w:tcPr>
-          <w:p>
-            <w:r>
-              <w:rPr>
-                <w:sz w:val="18"/>
-              </w:rPr>
-              <w:t>✅</w:t>
-            </w:r>
-          </w:p>
-        </w:tc>
-      </w:tr>
-      <w:tr>
-        <w:tc>
-          <w:tcPr>
-            <w:tcW w:type="dxa" w:w="864"/>
-          </w:tcPr>
-          <w:p>
-            <w:r>
-              <w:rPr>
-                <w:sz w:val="18"/>
-              </w:rPr>
-              <w:t>4</w:t>
-            </w:r>
-          </w:p>
-        </w:tc>
-        <w:tc>
-          <w:tcPr>
-            <w:tcW w:type="dxa" w:w="864"/>
-          </w:tcPr>
-          <w:p>
-            <w:r>
-              <w:rPr>
-                <w:sz w:val="18"/>
-              </w:rPr>
-              <w:t>action-detail-drawer-loading.png</w:t>
-            </w:r>
-          </w:p>
-        </w:tc>
-        <w:tc>
-          <w:tcPr>
-            <w:tcW w:type="dxa" w:w="864"/>
-          </w:tcPr>
-          <w:p>
-            <w:r>
-              <w:rPr>
-                <w:sz w:val="18"/>
-              </w:rPr>
-              <w:t>Loading</w:t>
-            </w:r>
-          </w:p>
-        </w:tc>
-        <w:tc>
-          <w:tcPr>
-            <w:tcW w:type="dxa" w:w="864"/>
-          </w:tcPr>
-          <w:p>
-            <w:r>
-              <w:rPr>
-                <w:sz w:val="18"/>
-              </w:rPr>
-              <w:t>admin</w:t>
-            </w:r>
-          </w:p>
-        </w:tc>
-        <w:tc>
-          <w:tcPr>
-            <w:tcW w:type="dxa" w:w="864"/>
-          </w:tcPr>
-          <w:p>
-            <w:r>
-              <w:rPr>
-                <w:sz w:val="18"/>
-              </w:rPr>
-              <w:t>/actions</w:t>
-            </w:r>
-          </w:p>
-        </w:tc>
-        <w:tc>
-          <w:tcPr>
-            <w:tcW w:type="dxa" w:w="864"/>
-          </w:tcPr>
-          <w:p>
-            <w:r>
-              <w:rPr>
-                <w:sz w:val="18"/>
-              </w:rPr>
-              <w:t>—</w:t>
-            </w:r>
-          </w:p>
-        </w:tc>
-        <w:tc>
-          <w:tcPr>
-            <w:tcW w:type="dxa" w:w="864"/>
-          </w:tcPr>
-          <w:p>
-            <w:r>
-              <w:rPr>
-                <w:sz w:val="18"/>
-              </w:rPr>
-              <w:t>—</w:t>
-            </w:r>
-          </w:p>
-        </w:tc>
-        <w:tc>
-          <w:tcPr>
-            <w:tcW w:type="dxa" w:w="864"/>
-          </w:tcPr>
-          <w:p>
-            <w:r>
-              <w:rPr>
-                <w:sz w:val="18"/>
-              </w:rPr>
-              <w:t>✅ PNG</w:t>
-            </w:r>
-          </w:p>
-        </w:tc>
-        <w:tc>
-          <w:tcPr>
-            <w:tcW w:type="dxa" w:w="864"/>
-          </w:tcPr>
-          <w:p>
-            <w:r>
-              <w:rPr>
-                <w:sz w:val="18"/>
-              </w:rPr>
-              <w:t>否</w:t>
-            </w:r>
-          </w:p>
-        </w:tc>
-        <w:tc>
-          <w:tcPr>
-            <w:tcW w:type="dxa" w:w="864"/>
-          </w:tcPr>
-          <w:p>
-            <w:r>
-              <w:rPr>
-                <w:sz w:val="18"/>
-              </w:rPr>
-              <w:t>✅</w:t>
-            </w:r>
-          </w:p>
-        </w:tc>
-      </w:tr>
-      <w:tr>
-        <w:tc>
-          <w:tcPr>
-            <w:tcW w:type="dxa" w:w="864"/>
-          </w:tcPr>
-          <w:p>
-            <w:r>
-              <w:rPr>
-                <w:sz w:val="18"/>
-              </w:rPr>
-              <w:t>5</w:t>
-            </w:r>
-          </w:p>
-        </w:tc>
-        <w:tc>
-          <w:tcPr>
-            <w:tcW w:type="dxa" w:w="864"/>
-          </w:tcPr>
-          <w:p>
-            <w:r>
-              <w:rPr>
-                <w:sz w:val="18"/>
-              </w:rPr>
-              <w:t>action-detail-drawer-permission-denied.png</w:t>
-            </w:r>
-          </w:p>
-        </w:tc>
-        <w:tc>
-          <w:tcPr>
-            <w:tcW w:type="dxa" w:w="864"/>
-          </w:tcPr>
-          <w:p>
-            <w:r>
-              <w:rPr>
-                <w:sz w:val="18"/>
-              </w:rPr>
-              <w:t>Permission</w:t>
-            </w:r>
-          </w:p>
-        </w:tc>
-        <w:tc>
-          <w:tcPr>
-            <w:tcW w:type="dxa" w:w="864"/>
-          </w:tcPr>
-          <w:p>
-            <w:r>
-              <w:rPr>
-                <w:sz w:val="18"/>
-              </w:rPr>
-              <w:t>interviewer</w:t>
-            </w:r>
-          </w:p>
-        </w:tc>
-        <w:tc>
-          <w:tcPr>
-            <w:tcW w:type="dxa" w:w="864"/>
-          </w:tcPr>
-          <w:p>
-            <w:r>
-              <w:rPr>
-                <w:sz w:val="18"/>
-              </w:rPr>
-              <w:t>/actions</w:t>
-            </w:r>
-          </w:p>
-        </w:tc>
-        <w:tc>
-          <w:tcPr>
-            <w:tcW w:type="dxa" w:w="864"/>
-          </w:tcPr>
-          <w:p>
-            <w:r>
-              <w:rPr>
-                <w:sz w:val="18"/>
-              </w:rPr>
-              <w:t>scope denied</w:t>
-            </w:r>
-          </w:p>
-        </w:tc>
-        <w:tc>
-          <w:tcPr>
-            <w:tcW w:type="dxa" w:w="864"/>
-          </w:tcPr>
-          <w:p>
-            <w:r>
-              <w:rPr>
-                <w:sz w:val="18"/>
-              </w:rPr>
-              <w:t>403</w:t>
-            </w:r>
-          </w:p>
-        </w:tc>
-        <w:tc>
-          <w:tcPr>
-            <w:tcW w:type="dxa" w:w="864"/>
-          </w:tcPr>
-          <w:p>
-            <w:r>
-              <w:rPr>
-                <w:sz w:val="18"/>
-              </w:rPr>
-              <w:t>✅ PNG</w:t>
-            </w:r>
-          </w:p>
-        </w:tc>
-        <w:tc>
-          <w:tcPr>
-            <w:tcW w:type="dxa" w:w="864"/>
-          </w:tcPr>
-          <w:p>
-            <w:r>
-              <w:rPr>
-                <w:sz w:val="18"/>
-              </w:rPr>
-              <w:t>否</w:t>
-            </w:r>
-          </w:p>
-        </w:tc>
-        <w:tc>
-          <w:tcPr>
-            <w:tcW w:type="dxa" w:w="864"/>
-          </w:tcPr>
-          <w:p>
-            <w:r>
-              <w:rPr>
-                <w:sz w:val="18"/>
-              </w:rPr>
-              <w:t>✅</w:t>
-            </w:r>
-          </w:p>
-        </w:tc>
-      </w:tr>
-      <w:tr>
-        <w:tc>
-          <w:tcPr>
-            <w:tcW w:type="dxa" w:w="864"/>
-          </w:tcPr>
-          <w:p>
-            <w:r>
-              <w:rPr>
-                <w:sz w:val="18"/>
-              </w:rPr>
-              <w:t>6</w:t>
-            </w:r>
-          </w:p>
-        </w:tc>
-        <w:tc>
-          <w:tcPr>
-            <w:tcW w:type="dxa" w:w="864"/>
-          </w:tcPr>
-          <w:p>
-            <w:r>
-              <w:rPr>
-                <w:sz w:val="18"/>
-              </w:rPr>
-              <w:t>create-action-modal.png</w:t>
-            </w:r>
-          </w:p>
-        </w:tc>
-        <w:tc>
-          <w:tcPr>
-            <w:tcW w:type="dxa" w:w="864"/>
-          </w:tcPr>
-          <w:p>
-            <w:r>
-              <w:rPr>
-                <w:sz w:val="18"/>
-              </w:rPr>
-              <w:t>Create Modal</w:t>
-            </w:r>
-          </w:p>
-        </w:tc>
-        <w:tc>
-          <w:tcPr>
-            <w:tcW w:type="dxa" w:w="864"/>
-          </w:tcPr>
-          <w:p>
-            <w:r>
-              <w:rPr>
-                <w:sz w:val="18"/>
-              </w:rPr>
-              <w:t>admin</w:t>
-            </w:r>
-          </w:p>
-        </w:tc>
-        <w:tc>
-          <w:tcPr>
-            <w:tcW w:type="dxa" w:w="864"/>
-          </w:tcPr>
-          <w:p>
-            <w:r>
-              <w:rPr>
-                <w:sz w:val="18"/>
-              </w:rPr>
-              <w:t>/actions→创建</w:t>
-            </w:r>
-          </w:p>
-        </w:tc>
-        <w:tc>
-          <w:tcPr>
-            <w:tcW w:type="dxa" w:w="864"/>
-          </w:tcPr>
-          <w:p>
-            <w:r>
-              <w:rPr>
-                <w:sz w:val="18"/>
-              </w:rPr>
-              <w:t>—</w:t>
-            </w:r>
-          </w:p>
-        </w:tc>
-        <w:tc>
-          <w:tcPr>
-            <w:tcW w:type="dxa" w:w="864"/>
-          </w:tcPr>
-          <w:p>
-            <w:r>
-              <w:rPr>
-                <w:sz w:val="18"/>
-              </w:rPr>
-              <w:t>—</w:t>
-            </w:r>
-          </w:p>
-        </w:tc>
-        <w:tc>
-          <w:tcPr>
-            <w:tcW w:type="dxa" w:w="864"/>
-          </w:tcPr>
-          <w:p>
-            <w:r>
-              <w:rPr>
-                <w:sz w:val="18"/>
-              </w:rPr>
-              <w:t>✅ PNG</w:t>
-            </w:r>
-          </w:p>
-        </w:tc>
-        <w:tc>
-          <w:tcPr>
-            <w:tcW w:type="dxa" w:w="864"/>
-          </w:tcPr>
-          <w:p>
-            <w:r>
-              <w:rPr>
-                <w:sz w:val="18"/>
-              </w:rPr>
-              <w:t>否</w:t>
-            </w:r>
-          </w:p>
-        </w:tc>
-        <w:tc>
-          <w:tcPr>
-            <w:tcW w:type="dxa" w:w="864"/>
-          </w:tcPr>
-          <w:p>
-            <w:r>
-              <w:rPr>
-                <w:sz w:val="18"/>
-              </w:rPr>
-              <w:t>✅</w:t>
-            </w:r>
-          </w:p>
-        </w:tc>
-      </w:tr>
-      <w:tr>
-        <w:tc>
-          <w:tcPr>
-            <w:tcW w:type="dxa" w:w="864"/>
-          </w:tcPr>
-          <w:p>
-            <w:r>
-              <w:rPr>
-                <w:sz w:val="18"/>
-              </w:rPr>
-              <w:t>7</w:t>
-            </w:r>
-          </w:p>
-        </w:tc>
-        <w:tc>
-          <w:tcPr>
-            <w:tcW w:type="dxa" w:w="864"/>
-          </w:tcPr>
-          <w:p>
-            <w:r>
-              <w:rPr>
-                <w:sz w:val="18"/>
-              </w:rPr>
-              <w:t>create-action-validation-error.png</w:t>
-            </w:r>
-          </w:p>
-        </w:tc>
-        <w:tc>
-          <w:tcPr>
-            <w:tcW w:type="dxa" w:w="864"/>
-          </w:tcPr>
-          <w:p>
-            <w:r>
-              <w:rPr>
-                <w:sz w:val="18"/>
-              </w:rPr>
-              <w:t>Create Error</w:t>
-            </w:r>
-          </w:p>
-        </w:tc>
-        <w:tc>
-          <w:tcPr>
-            <w:tcW w:type="dxa" w:w="864"/>
-          </w:tcPr>
-          <w:p>
-            <w:r>
-              <w:rPr>
-                <w:sz w:val="18"/>
-              </w:rPr>
-              <w:t>admin</w:t>
-            </w:r>
-          </w:p>
-        </w:tc>
-        <w:tc>
-          <w:tcPr>
-            <w:tcW w:type="dxa" w:w="864"/>
-          </w:tcPr>
-          <w:p>
-            <w:r>
-              <w:rPr>
-                <w:sz w:val="18"/>
-              </w:rPr>
-              <w:t>submit empty</w:t>
-            </w:r>
-          </w:p>
-        </w:tc>
-        <w:tc>
-          <w:tcPr>
-            <w:tcW w:type="dxa" w:w="864"/>
-          </w:tcPr>
-          <w:p>
-            <w:r>
-              <w:rPr>
-                <w:sz w:val="18"/>
-              </w:rPr>
-              <w:t>—</w:t>
-            </w:r>
-          </w:p>
-        </w:tc>
-        <w:tc>
-          <w:tcPr>
-            <w:tcW w:type="dxa" w:w="864"/>
-          </w:tcPr>
-          <w:p>
-            <w:r>
-              <w:rPr>
-                <w:sz w:val="18"/>
-              </w:rPr>
-              <w:t>400</w:t>
-            </w:r>
-          </w:p>
-        </w:tc>
-        <w:tc>
-          <w:tcPr>
-            <w:tcW w:type="dxa" w:w="864"/>
-          </w:tcPr>
-          <w:p>
-            <w:r>
-              <w:rPr>
-                <w:sz w:val="18"/>
-              </w:rPr>
-              <w:t>✅ PNG</w:t>
-            </w:r>
-          </w:p>
-        </w:tc>
-        <w:tc>
-          <w:tcPr>
-            <w:tcW w:type="dxa" w:w="864"/>
-          </w:tcPr>
-          <w:p>
-            <w:r>
-              <w:rPr>
-                <w:sz w:val="18"/>
-              </w:rPr>
-              <w:t>否</w:t>
-            </w:r>
-          </w:p>
-        </w:tc>
-        <w:tc>
-          <w:tcPr>
-            <w:tcW w:type="dxa" w:w="864"/>
-          </w:tcPr>
-          <w:p>
-            <w:r>
-              <w:rPr>
-                <w:sz w:val="18"/>
-              </w:rPr>
-              <w:t>✅</w:t>
-            </w:r>
-          </w:p>
-        </w:tc>
-      </w:tr>
-      <w:tr>
-        <w:tc>
-          <w:tcPr>
-            <w:tcW w:type="dxa" w:w="864"/>
-          </w:tcPr>
-          <w:p>
-            <w:r>
-              <w:rPr>
-                <w:sz w:val="18"/>
-              </w:rPr>
-              <w:t>8</w:t>
-            </w:r>
-          </w:p>
-        </w:tc>
-        <w:tc>
-          <w:tcPr>
-            <w:tcW w:type="dxa" w:w="864"/>
-          </w:tcPr>
-          <w:p>
-            <w:r>
-              <w:rPr>
-                <w:sz w:val="18"/>
-              </w:rPr>
-              <w:t>create-action-success.png</w:t>
-            </w:r>
-          </w:p>
-        </w:tc>
-        <w:tc>
-          <w:tcPr>
-            <w:tcW w:type="dxa" w:w="864"/>
-          </w:tcPr>
-          <w:p>
-            <w:r>
-              <w:rPr>
-                <w:sz w:val="18"/>
-              </w:rPr>
-              <w:t>Create Success</w:t>
-            </w:r>
-          </w:p>
-        </w:tc>
-        <w:tc>
-          <w:tcPr>
-            <w:tcW w:type="dxa" w:w="864"/>
-          </w:tcPr>
-          <w:p>
-            <w:r>
-              <w:rPr>
-                <w:sz w:val="18"/>
-              </w:rPr>
-              <w:t>admin</w:t>
-            </w:r>
-          </w:p>
-        </w:tc>
-        <w:tc>
-          <w:tcPr>
-            <w:tcW w:type="dxa" w:w="864"/>
-          </w:tcPr>
-          <w:p>
-            <w:r>
-              <w:rPr>
-                <w:sz w:val="18"/>
-              </w:rPr>
-              <w:t>POST /api/actions</w:t>
-            </w:r>
-          </w:p>
-        </w:tc>
-        <w:tc>
-          <w:tcPr>
-            <w:tcW w:type="dxa" w:w="864"/>
-          </w:tcPr>
-          <w:p>
-            <w:r>
-              <w:rPr>
-                <w:sz w:val="18"/>
-              </w:rPr>
-              <w:t>POST create</w:t>
-            </w:r>
-          </w:p>
-        </w:tc>
-        <w:tc>
-          <w:tcPr>
-            <w:tcW w:type="dxa" w:w="864"/>
-          </w:tcPr>
-          <w:p>
-            <w:r>
-              <w:rPr>
-                <w:sz w:val="18"/>
-              </w:rPr>
-              <w:t>201</w:t>
-            </w:r>
-          </w:p>
-        </w:tc>
-        <w:tc>
-          <w:tcPr>
-            <w:tcW w:type="dxa" w:w="864"/>
-          </w:tcPr>
-          <w:p>
-            <w:r>
-              <w:rPr>
-                <w:sz w:val="18"/>
-              </w:rPr>
-              <w:t>✅ PNG</w:t>
-            </w:r>
-          </w:p>
-        </w:tc>
-        <w:tc>
-          <w:tcPr>
-            <w:tcW w:type="dxa" w:w="864"/>
-          </w:tcPr>
-          <w:p>
-            <w:r>
-              <w:rPr>
-                <w:sz w:val="18"/>
-              </w:rPr>
-              <w:t>否</w:t>
-            </w:r>
-          </w:p>
-        </w:tc>
-        <w:tc>
-          <w:tcPr>
-            <w:tcW w:type="dxa" w:w="864"/>
-          </w:tcPr>
-          <w:p>
-            <w:r>
-              <w:rPr>
-                <w:sz w:val="18"/>
-              </w:rPr>
-              <w:t>✅</w:t>
-            </w:r>
-          </w:p>
-        </w:tc>
-      </w:tr>
-      <w:tr>
-        <w:tc>
-          <w:tcPr>
-            <w:tcW w:type="dxa" w:w="864"/>
-          </w:tcPr>
-          <w:p>
-            <w:r>
-              <w:rPr>
-                <w:sz w:val="18"/>
-              </w:rPr>
-              <w:t>9</w:t>
-            </w:r>
-          </w:p>
-        </w:tc>
-        <w:tc>
-          <w:tcPr>
-            <w:tcW w:type="dxa" w:w="864"/>
-          </w:tcPr>
-          <w:p>
-            <w:r>
-              <w:rPr>
-                <w:sz w:val="18"/>
-              </w:rPr>
-              <w:t>resolve-action-modal.png</w:t>
-            </w:r>
-          </w:p>
-        </w:tc>
-        <w:tc>
-          <w:tcPr>
-            <w:tcW w:type="dxa" w:w="864"/>
-          </w:tcPr>
-          <w:p>
-            <w:r>
-              <w:rPr>
-                <w:sz w:val="18"/>
-              </w:rPr>
-              <w:t>Resolve Modal</w:t>
-            </w:r>
-          </w:p>
-        </w:tc>
-        <w:tc>
-          <w:tcPr>
-            <w:tcW w:type="dxa" w:w="864"/>
-          </w:tcPr>
-          <w:p>
-            <w:r>
-              <w:rPr>
-                <w:sz w:val="18"/>
-              </w:rPr>
-              <w:t>admin</w:t>
-            </w:r>
-          </w:p>
-        </w:tc>
-        <w:tc>
-          <w:tcPr>
-            <w:tcW w:type="dxa" w:w="864"/>
-          </w:tcPr>
-          <w:p>
-            <w:r>
-              <w:rPr>
-                <w:sz w:val="18"/>
-              </w:rPr>
-              <w:t>Drawer→标记已解决</w:t>
-            </w:r>
-          </w:p>
-        </w:tc>
-        <w:tc>
-          <w:tcPr>
-            <w:tcW w:type="dxa" w:w="864"/>
-          </w:tcPr>
-          <w:p>
-            <w:r>
-              <w:rPr>
-                <w:sz w:val="18"/>
-              </w:rPr>
-              <w:t>—</w:t>
-            </w:r>
-          </w:p>
-        </w:tc>
-        <w:tc>
-          <w:tcPr>
-            <w:tcW w:type="dxa" w:w="864"/>
-          </w:tcPr>
-          <w:p>
-            <w:r>
-              <w:rPr>
-                <w:sz w:val="18"/>
-              </w:rPr>
-              <w:t>—</w:t>
-            </w:r>
-          </w:p>
-        </w:tc>
-        <w:tc>
-          <w:tcPr>
-            <w:tcW w:type="dxa" w:w="864"/>
-          </w:tcPr>
-          <w:p>
-            <w:r>
-              <w:rPr>
-                <w:sz w:val="18"/>
-              </w:rPr>
-              <w:t>✅ PNG</w:t>
-            </w:r>
-          </w:p>
-        </w:tc>
-        <w:tc>
-          <w:tcPr>
-            <w:tcW w:type="dxa" w:w="864"/>
-          </w:tcPr>
-          <w:p>
-            <w:r>
-              <w:rPr>
-                <w:sz w:val="18"/>
-              </w:rPr>
-              <w:t>否</w:t>
-            </w:r>
-          </w:p>
-        </w:tc>
-        <w:tc>
-          <w:tcPr>
-            <w:tcW w:type="dxa" w:w="864"/>
-          </w:tcPr>
-          <w:p>
-            <w:r>
-              <w:rPr>
-                <w:sz w:val="18"/>
-              </w:rPr>
-              <w:t>✅</w:t>
-            </w:r>
-          </w:p>
-        </w:tc>
-      </w:tr>
-      <w:tr>
-        <w:tc>
-          <w:tcPr>
-            <w:tcW w:type="dxa" w:w="864"/>
-          </w:tcPr>
-          <w:p>
-            <w:r>
-              <w:rPr>
-                <w:sz w:val="18"/>
-              </w:rPr>
-              <w:t>10</w:t>
-            </w:r>
-          </w:p>
-        </w:tc>
-        <w:tc>
-          <w:tcPr>
-            <w:tcW w:type="dxa" w:w="864"/>
-          </w:tcPr>
-          <w:p>
-            <w:r>
-              <w:rPr>
-                <w:sz w:val="18"/>
-              </w:rPr>
-              <w:t>resolve-action-success.png</w:t>
-            </w:r>
-          </w:p>
-        </w:tc>
-        <w:tc>
-          <w:tcPr>
-            <w:tcW w:type="dxa" w:w="864"/>
-          </w:tcPr>
-          <w:p>
-            <w:r>
-              <w:rPr>
-                <w:sz w:val="18"/>
-              </w:rPr>
-              <w:t>Resolve Success</w:t>
-            </w:r>
-          </w:p>
-        </w:tc>
-        <w:tc>
-          <w:tcPr>
-            <w:tcW w:type="dxa" w:w="864"/>
-          </w:tcPr>
-          <w:p>
-            <w:r>
-              <w:rPr>
-                <w:sz w:val="18"/>
-              </w:rPr>
-              <w:t>admin</w:t>
-            </w:r>
-          </w:p>
-        </w:tc>
-        <w:tc>
-          <w:tcPr>
-            <w:tcW w:type="dxa" w:w="864"/>
-          </w:tcPr>
-          <w:p>
-            <w:r>
-              <w:rPr>
-                <w:sz w:val="18"/>
-              </w:rPr>
-              <w:t>POST resolve</w:t>
-            </w:r>
-          </w:p>
-        </w:tc>
-        <w:tc>
-          <w:tcPr>
-            <w:tcW w:type="dxa" w:w="864"/>
-          </w:tcPr>
-          <w:p>
-            <w:r>
-              <w:rPr>
-                <w:sz w:val="18"/>
-              </w:rPr>
-              <w:t>POST resolve</w:t>
-            </w:r>
-          </w:p>
-        </w:tc>
-        <w:tc>
-          <w:tcPr>
-            <w:tcW w:type="dxa" w:w="864"/>
-          </w:tcPr>
-          <w:p>
-            <w:r>
-              <w:rPr>
-                <w:sz w:val="18"/>
-              </w:rPr>
-              <w:t>200</w:t>
-            </w:r>
-          </w:p>
-        </w:tc>
-        <w:tc>
-          <w:tcPr>
-            <w:tcW w:type="dxa" w:w="864"/>
-          </w:tcPr>
-          <w:p>
-            <w:r>
-              <w:rPr>
-                <w:sz w:val="18"/>
-              </w:rPr>
-              <w:t>✅ PNG</w:t>
-            </w:r>
-          </w:p>
-        </w:tc>
-        <w:tc>
-          <w:tcPr>
-            <w:tcW w:type="dxa" w:w="864"/>
-          </w:tcPr>
-          <w:p>
-            <w:r>
-              <w:rPr>
-                <w:sz w:val="18"/>
-              </w:rPr>
-              <w:t>否</w:t>
-            </w:r>
-          </w:p>
-        </w:tc>
-        <w:tc>
-          <w:tcPr>
-            <w:tcW w:type="dxa" w:w="864"/>
-          </w:tcPr>
-          <w:p>
-            <w:r>
-              <w:rPr>
-                <w:sz w:val="18"/>
-              </w:rPr>
-              <w:t>✅</w:t>
-            </w:r>
-          </w:p>
-        </w:tc>
-      </w:tr>
-      <w:tr>
-        <w:tc>
-          <w:tcPr>
-            <w:tcW w:type="dxa" w:w="864"/>
-          </w:tcPr>
-          <w:p>
-            <w:r>
-              <w:rPr>
-                <w:sz w:val="18"/>
-              </w:rPr>
-              <w:t>11</w:t>
-            </w:r>
-          </w:p>
-        </w:tc>
-        <w:tc>
-          <w:tcPr>
-            <w:tcW w:type="dxa" w:w="864"/>
-          </w:tcPr>
-          <w:p>
-            <w:r>
-              <w:rPr>
-                <w:sz w:val="18"/>
-              </w:rPr>
-              <w:t>dismiss-action-modal.png</w:t>
-            </w:r>
-          </w:p>
-        </w:tc>
-        <w:tc>
-          <w:tcPr>
-            <w:tcW w:type="dxa" w:w="864"/>
-          </w:tcPr>
-          <w:p>
-            <w:r>
-              <w:rPr>
-                <w:sz w:val="18"/>
-              </w:rPr>
-              <w:t>Dismiss Modal</w:t>
-            </w:r>
-          </w:p>
-        </w:tc>
-        <w:tc>
-          <w:tcPr>
-            <w:tcW w:type="dxa" w:w="864"/>
-          </w:tcPr>
-          <w:p>
-            <w:r>
-              <w:rPr>
-                <w:sz w:val="18"/>
-              </w:rPr>
-              <w:t>admin</w:t>
-            </w:r>
-          </w:p>
-        </w:tc>
-        <w:tc>
-          <w:tcPr>
-            <w:tcW w:type="dxa" w:w="864"/>
-          </w:tcPr>
-          <w:p>
-            <w:r>
-              <w:rPr>
-                <w:sz w:val="18"/>
-              </w:rPr>
-              <w:t>Drawer→忽略</w:t>
-            </w:r>
-          </w:p>
-        </w:tc>
-        <w:tc>
-          <w:tcPr>
-            <w:tcW w:type="dxa" w:w="864"/>
-          </w:tcPr>
-          <w:p>
-            <w:r>
-              <w:rPr>
-                <w:sz w:val="18"/>
-              </w:rPr>
-              <w:t>—</w:t>
-            </w:r>
-          </w:p>
-        </w:tc>
-        <w:tc>
-          <w:tcPr>
-            <w:tcW w:type="dxa" w:w="864"/>
-          </w:tcPr>
-          <w:p>
-            <w:r>
-              <w:rPr>
-                <w:sz w:val="18"/>
-              </w:rPr>
-              <w:t>—</w:t>
-            </w:r>
-          </w:p>
-        </w:tc>
-        <w:tc>
-          <w:tcPr>
-            <w:tcW w:type="dxa" w:w="864"/>
-          </w:tcPr>
-          <w:p>
-            <w:r>
-              <w:rPr>
-                <w:sz w:val="18"/>
-              </w:rPr>
-              <w:t>✅ PNG</w:t>
-            </w:r>
-          </w:p>
-        </w:tc>
-        <w:tc>
-          <w:tcPr>
-            <w:tcW w:type="dxa" w:w="864"/>
-          </w:tcPr>
-          <w:p>
-            <w:r>
-              <w:rPr>
-                <w:sz w:val="18"/>
-              </w:rPr>
-              <w:t>否</w:t>
-            </w:r>
-          </w:p>
-        </w:tc>
-        <w:tc>
-          <w:tcPr>
-            <w:tcW w:type="dxa" w:w="864"/>
-          </w:tcPr>
-          <w:p>
-            <w:r>
-              <w:rPr>
-                <w:sz w:val="18"/>
-              </w:rPr>
-              <w:t>✅</w:t>
-            </w:r>
-          </w:p>
-        </w:tc>
-      </w:tr>
-      <w:tr>
-        <w:tc>
-          <w:tcPr>
-            <w:tcW w:type="dxa" w:w="864"/>
-          </w:tcPr>
-          <w:p>
-            <w:r>
-              <w:rPr>
-                <w:sz w:val="18"/>
-              </w:rPr>
-              <w:t>12</w:t>
-            </w:r>
-          </w:p>
-        </w:tc>
-        <w:tc>
-          <w:tcPr>
-            <w:tcW w:type="dxa" w:w="864"/>
-          </w:tcPr>
-          <w:p>
-            <w:r>
-              <w:rPr>
-                <w:sz w:val="18"/>
-              </w:rPr>
-              <w:t>dismiss-action-success.png</w:t>
-            </w:r>
-          </w:p>
-        </w:tc>
-        <w:tc>
-          <w:tcPr>
-            <w:tcW w:type="dxa" w:w="864"/>
-          </w:tcPr>
-          <w:p>
-            <w:r>
-              <w:rPr>
-                <w:sz w:val="18"/>
-              </w:rPr>
-              <w:t>Dismiss Success</w:t>
-            </w:r>
-          </w:p>
-        </w:tc>
-        <w:tc>
-          <w:tcPr>
-            <w:tcW w:type="dxa" w:w="864"/>
-          </w:tcPr>
-          <w:p>
-            <w:r>
-              <w:rPr>
-                <w:sz w:val="18"/>
-              </w:rPr>
-              <w:t>admin</w:t>
-            </w:r>
-          </w:p>
-        </w:tc>
-        <w:tc>
-          <w:tcPr>
-            <w:tcW w:type="dxa" w:w="864"/>
-          </w:tcPr>
-          <w:p>
-            <w:r>
-              <w:rPr>
-                <w:sz w:val="18"/>
-              </w:rPr>
-              <w:t>POST dismiss</w:t>
-            </w:r>
-          </w:p>
-        </w:tc>
-        <w:tc>
-          <w:tcPr>
-            <w:tcW w:type="dxa" w:w="864"/>
-          </w:tcPr>
-          <w:p>
-            <w:r>
-              <w:rPr>
-                <w:sz w:val="18"/>
-              </w:rPr>
-              <w:t>POST dismiss</w:t>
-            </w:r>
-          </w:p>
-        </w:tc>
-        <w:tc>
-          <w:tcPr>
-            <w:tcW w:type="dxa" w:w="864"/>
-          </w:tcPr>
-          <w:p>
-            <w:r>
-              <w:rPr>
-                <w:sz w:val="18"/>
-              </w:rPr>
-              <w:t>200</w:t>
-            </w:r>
-          </w:p>
-        </w:tc>
-        <w:tc>
-          <w:tcPr>
-            <w:tcW w:type="dxa" w:w="864"/>
-          </w:tcPr>
-          <w:p>
-            <w:r>
-              <w:rPr>
-                <w:sz w:val="18"/>
-              </w:rPr>
-              <w:t>✅ PNG</w:t>
-            </w:r>
-          </w:p>
-        </w:tc>
-        <w:tc>
-          <w:tcPr>
-            <w:tcW w:type="dxa" w:w="864"/>
-          </w:tcPr>
-          <w:p>
-            <w:r>
-              <w:rPr>
-                <w:sz w:val="18"/>
-              </w:rPr>
-              <w:t>否</w:t>
-            </w:r>
-          </w:p>
-        </w:tc>
-        <w:tc>
-          <w:tcPr>
-            <w:tcW w:type="dxa" w:w="864"/>
-          </w:tcPr>
-          <w:p>
-            <w:r>
-              <w:rPr>
-                <w:sz w:val="18"/>
-              </w:rPr>
-              <w:t>✅</w:t>
-            </w:r>
-          </w:p>
-        </w:tc>
-      </w:tr>
-    </w:tbl>
-    <w:p>
-      <w:pPr>
-        <w:pStyle w:val="Heading1"/>
-      </w:pPr>
-      <w:r>
-        <w:t>5. API Evidence (10 tests)</w:t>
-      </w:r>
-    </w:p>
-    <w:tbl>
-      <w:tblPr>
-        <w:tblStyle w:val="TableGrid"/>
-        <w:tblW w:type="auto" w:w="0"/>
-        <w:jc w:val="center"/>
-        <w:tblLook w:firstColumn="1" w:firstRow="1" w:lastColumn="0" w:lastRow="0" w:noHBand="0" w:noVBand="1" w:val="04A0"/>
-      </w:tblPr>
-      <w:tblGrid>
-        <w:gridCol w:w="864"/>
-        <w:gridCol w:w="864"/>
-        <w:gridCol w:w="864"/>
-        <w:gridCol w:w="864"/>
-        <w:gridCol w:w="864"/>
-        <w:gridCol w:w="864"/>
-        <w:gridCol w:w="864"/>
-        <w:gridCol w:w="864"/>
-        <w:gridCol w:w="864"/>
-        <w:gridCol w:w="864"/>
-      </w:tblGrid>
-      <w:tr>
-        <w:tc>
-          <w:tcPr>
-            <w:tcW w:type="dxa" w:w="864"/>
-          </w:tcPr>
-          <w:p>
-            <w:r>
-              <w:rPr>
-                <w:b/>
-                <w:sz w:val="18"/>
-              </w:rPr>
-              <w:t>#</w:t>
-            </w:r>
-          </w:p>
-        </w:tc>
-        <w:tc>
-          <w:tcPr>
-            <w:tcW w:type="dxa" w:w="864"/>
-          </w:tcPr>
-          <w:p>
-            <w:r>
-              <w:rPr>
-                <w:b/>
-                <w:sz w:val="18"/>
-              </w:rPr>
-              <w:t>Test</w:t>
-            </w:r>
-          </w:p>
-        </w:tc>
-        <w:tc>
-          <w:tcPr>
-            <w:tcW w:type="dxa" w:w="864"/>
-          </w:tcPr>
-          <w:p>
-            <w:r>
-              <w:rPr>
-                <w:b/>
-                <w:sz w:val="18"/>
-              </w:rPr>
-              <w:t>Role</w:t>
-            </w:r>
-          </w:p>
-        </w:tc>
-        <w:tc>
-          <w:tcPr>
-            <w:tcW w:type="dxa" w:w="864"/>
-          </w:tcPr>
-          <w:p>
-            <w:r>
-              <w:rPr>
-                <w:b/>
-                <w:sz w:val="18"/>
-              </w:rPr>
-              <w:t>User ID</w:t>
-            </w:r>
-          </w:p>
-        </w:tc>
-        <w:tc>
-          <w:tcPr>
-            <w:tcW w:type="dxa" w:w="864"/>
-          </w:tcPr>
-          <w:p>
-            <w:r>
-              <w:rPr>
-                <w:b/>
-                <w:sz w:val="18"/>
-              </w:rPr>
-              <w:t>Endpoint</w:t>
-            </w:r>
-          </w:p>
-        </w:tc>
-        <w:tc>
-          <w:tcPr>
-            <w:tcW w:type="dxa" w:w="864"/>
-          </w:tcPr>
-          <w:p>
-            <w:r>
-              <w:rPr>
-                <w:b/>
-                <w:sz w:val="18"/>
-              </w:rPr>
-              <w:t>Payload</w:t>
-            </w:r>
-          </w:p>
-        </w:tc>
-        <w:tc>
-          <w:tcPr>
-            <w:tcW w:type="dxa" w:w="864"/>
-          </w:tcPr>
-          <w:p>
-            <w:r>
-              <w:rPr>
-                <w:b/>
-                <w:sz w:val="18"/>
-              </w:rPr>
-              <w:t>HTTP</w:t>
-            </w:r>
-          </w:p>
-        </w:tc>
-        <w:tc>
-          <w:tcPr>
-            <w:tcW w:type="dxa" w:w="864"/>
+            <w:tcW w:type="dxa" w:w="1440"/>
           </w:tcPr>
           <w:p>
             <w:r>
@@ -3226,7 +1857,7 @@
         </w:tc>
         <w:tc>
           <w:tcPr>
-            <w:tcW w:type="dxa" w:w="864"/>
+            <w:tcW w:type="dxa" w:w="1440"/>
           </w:tcPr>
           <w:p>
             <w:r>
@@ -3240,7 +1871,7 @@
         </w:tc>
         <w:tc>
           <w:tcPr>
-            <w:tcW w:type="dxa" w:w="864"/>
+            <w:tcW w:type="dxa" w:w="1440"/>
           </w:tcPr>
           <w:p>
             <w:r>
@@ -3256,7 +1887,7 @@
       <w:tr>
         <w:tc>
           <w:tcPr>
-            <w:tcW w:type="dxa" w:w="864"/>
+            <w:tcW w:type="dxa" w:w="1440"/>
           </w:tcPr>
           <w:p>
             <w:r>
@@ -3269,7 +1900,7 @@
         </w:tc>
         <w:tc>
           <w:tcPr>
-            <w:tcW w:type="dxa" w:w="864"/>
+            <w:tcW w:type="dxa" w:w="1440"/>
           </w:tcPr>
           <w:p>
             <w:r>
@@ -3282,59 +1913,7 @@
         </w:tc>
         <w:tc>
           <w:tcPr>
-            <w:tcW w:type="dxa" w:w="864"/>
-          </w:tcPr>
-          <w:p>
-            <w:r>
-              <w:rPr>
-                <w:sz w:val="18"/>
-              </w:rPr>
-              <w:t>admin</w:t>
-            </w:r>
-          </w:p>
-        </w:tc>
-        <w:tc>
-          <w:tcPr>
-            <w:tcW w:type="dxa" w:w="864"/>
-          </w:tcPr>
-          <w:p>
-            <w:r>
-              <w:rPr>
-                <w:sz w:val="18"/>
-              </w:rPr>
-              <w:t>陈总</w:t>
-            </w:r>
-          </w:p>
-        </w:tc>
-        <w:tc>
-          <w:tcPr>
-            <w:tcW w:type="dxa" w:w="864"/>
-          </w:tcPr>
-          <w:p>
-            <w:r>
-              <w:rPr>
-                <w:sz w:val="18"/>
-              </w:rPr>
-              <w:t>GET /api/actions/:id</w:t>
-            </w:r>
-          </w:p>
-        </w:tc>
-        <w:tc>
-          <w:tcPr>
-            <w:tcW w:type="dxa" w:w="864"/>
-          </w:tcPr>
-          <w:p>
-            <w:r>
-              <w:rPr>
-                <w:sz w:val="18"/>
-              </w:rPr>
-              <w:t>—</w:t>
-            </w:r>
-          </w:p>
-        </w:tc>
-        <w:tc>
-          <w:tcPr>
-            <w:tcW w:type="dxa" w:w="864"/>
+            <w:tcW w:type="dxa" w:w="1440"/>
           </w:tcPr>
           <w:p>
             <w:r>
@@ -3347,7 +1926,7 @@
         </w:tc>
         <w:tc>
           <w:tcPr>
-            <w:tcW w:type="dxa" w:w="864"/>
+            <w:tcW w:type="dxa" w:w="1440"/>
           </w:tcPr>
           <w:p>
             <w:r>
@@ -3360,7 +1939,7 @@
         </w:tc>
         <w:tc>
           <w:tcPr>
-            <w:tcW w:type="dxa" w:w="864"/>
+            <w:tcW w:type="dxa" w:w="1440"/>
           </w:tcPr>
           <w:p>
             <w:r>
@@ -3373,14 +1952,14 @@
         </w:tc>
         <w:tc>
           <w:tcPr>
-            <w:tcW w:type="dxa" w:w="864"/>
+            <w:tcW w:type="dxa" w:w="1440"/>
           </w:tcPr>
           <w:p>
             <w:r>
               <w:rPr>
                 <w:sz w:val="18"/>
               </w:rPr>
-              <w:t>PASS</w:t>
+              <w:t>PASS (7.3.1A curl)</w:t>
             </w:r>
           </w:p>
         </w:tc>
@@ -3388,7 +1967,7 @@
       <w:tr>
         <w:tc>
           <w:tcPr>
-            <w:tcW w:type="dxa" w:w="864"/>
+            <w:tcW w:type="dxa" w:w="1440"/>
           </w:tcPr>
           <w:p>
             <w:r>
@@ -3401,7 +1980,7 @@
         </w:tc>
         <w:tc>
           <w:tcPr>
-            <w:tcW w:type="dxa" w:w="864"/>
+            <w:tcW w:type="dxa" w:w="1440"/>
           </w:tcPr>
           <w:p>
             <w:r>
@@ -3414,59 +1993,7 @@
         </w:tc>
         <w:tc>
           <w:tcPr>
-            <w:tcW w:type="dxa" w:w="864"/>
-          </w:tcPr>
-          <w:p>
-            <w:r>
-              <w:rPr>
-                <w:sz w:val="18"/>
-              </w:rPr>
-              <w:t>interviewer</w:t>
-            </w:r>
-          </w:p>
-        </w:tc>
-        <w:tc>
-          <w:tcPr>
-            <w:tcW w:type="dxa" w:w="864"/>
-          </w:tcPr>
-          <w:p>
-            <w:r>
-              <w:rPr>
-                <w:sz w:val="18"/>
-              </w:rPr>
-              <w:t>孙面试官</w:t>
-            </w:r>
-          </w:p>
-        </w:tc>
-        <w:tc>
-          <w:tcPr>
-            <w:tcW w:type="dxa" w:w="864"/>
-          </w:tcPr>
-          <w:p>
-            <w:r>
-              <w:rPr>
-                <w:sz w:val="18"/>
-              </w:rPr>
-              <w:t>GET /api/actions/:id</w:t>
-            </w:r>
-          </w:p>
-        </w:tc>
-        <w:tc>
-          <w:tcPr>
-            <w:tcW w:type="dxa" w:w="864"/>
-          </w:tcPr>
-          <w:p>
-            <w:r>
-              <w:rPr>
-                <w:sz w:val="18"/>
-              </w:rPr>
-              <w:t>—</w:t>
-            </w:r>
-          </w:p>
-        </w:tc>
-        <w:tc>
-          <w:tcPr>
-            <w:tcW w:type="dxa" w:w="864"/>
+            <w:tcW w:type="dxa" w:w="1440"/>
           </w:tcPr>
           <w:p>
             <w:r>
@@ -3479,7 +2006,7 @@
         </w:tc>
         <w:tc>
           <w:tcPr>
-            <w:tcW w:type="dxa" w:w="864"/>
+            <w:tcW w:type="dxa" w:w="1440"/>
           </w:tcPr>
           <w:p>
             <w:r>
@@ -3492,7 +2019,7 @@
         </w:tc>
         <w:tc>
           <w:tcPr>
-            <w:tcW w:type="dxa" w:w="864"/>
+            <w:tcW w:type="dxa" w:w="1440"/>
           </w:tcPr>
           <w:p>
             <w:r>
@@ -3505,14 +2032,14 @@
         </w:tc>
         <w:tc>
           <w:tcPr>
-            <w:tcW w:type="dxa" w:w="864"/>
+            <w:tcW w:type="dxa" w:w="1440"/>
           </w:tcPr>
           <w:p>
             <w:r>
               <w:rPr>
                 <w:sz w:val="18"/>
               </w:rPr>
-              <w:t>PASS*</w:t>
+              <w:t>PASS (7.3.1A T5+T9)</w:t>
             </w:r>
           </w:p>
         </w:tc>
@@ -3520,7 +2047,7 @@
       <w:tr>
         <w:tc>
           <w:tcPr>
-            <w:tcW w:type="dxa" w:w="864"/>
+            <w:tcW w:type="dxa" w:w="1440"/>
           </w:tcPr>
           <w:p>
             <w:r>
@@ -3533,7 +2060,7 @@
         </w:tc>
         <w:tc>
           <w:tcPr>
-            <w:tcW w:type="dxa" w:w="864"/>
+            <w:tcW w:type="dxa" w:w="1440"/>
           </w:tcPr>
           <w:p>
             <w:r>
@@ -3546,59 +2073,7 @@
         </w:tc>
         <w:tc>
           <w:tcPr>
-            <w:tcW w:type="dxa" w:w="864"/>
-          </w:tcPr>
-          <w:p>
-            <w:r>
-              <w:rPr>
-                <w:sz w:val="18"/>
-              </w:rPr>
-              <w:t>admin</w:t>
-            </w:r>
-          </w:p>
-        </w:tc>
-        <w:tc>
-          <w:tcPr>
-            <w:tcW w:type="dxa" w:w="864"/>
-          </w:tcPr>
-          <w:p>
-            <w:r>
-              <w:rPr>
-                <w:sz w:val="18"/>
-              </w:rPr>
-              <w:t>陈总</w:t>
-            </w:r>
-          </w:p>
-        </w:tc>
-        <w:tc>
-          <w:tcPr>
-            <w:tcW w:type="dxa" w:w="864"/>
-          </w:tcPr>
-          <w:p>
-            <w:r>
-              <w:rPr>
-                <w:sz w:val="18"/>
-              </w:rPr>
-              <w:t>POST /api/actions</w:t>
-            </w:r>
-          </w:p>
-        </w:tc>
-        <w:tc>
-          <w:tcPr>
-            <w:tcW w:type="dxa" w:w="864"/>
-          </w:tcPr>
-          <w:p>
-            <w:r>
-              <w:rPr>
-                <w:sz w:val="18"/>
-              </w:rPr>
-              <w:t>{title,cat,priority}</w:t>
-            </w:r>
-          </w:p>
-        </w:tc>
-        <w:tc>
-          <w:tcPr>
-            <w:tcW w:type="dxa" w:w="864"/>
+            <w:tcW w:type="dxa" w:w="1440"/>
           </w:tcPr>
           <w:p>
             <w:r>
@@ -3611,7 +2086,7 @@
         </w:tc>
         <w:tc>
           <w:tcPr>
-            <w:tcW w:type="dxa" w:w="864"/>
+            <w:tcW w:type="dxa" w:w="1440"/>
           </w:tcPr>
           <w:p>
             <w:r>
@@ -3624,7 +2099,7 @@
         </w:tc>
         <w:tc>
           <w:tcPr>
-            <w:tcW w:type="dxa" w:w="864"/>
+            <w:tcW w:type="dxa" w:w="1440"/>
           </w:tcPr>
           <w:p>
             <w:r>
@@ -3637,14 +2112,14 @@
         </w:tc>
         <w:tc>
           <w:tcPr>
-            <w:tcW w:type="dxa" w:w="864"/>
+            <w:tcW w:type="dxa" w:w="1440"/>
           </w:tcPr>
           <w:p>
             <w:r>
               <w:rPr>
                 <w:sz w:val="18"/>
               </w:rPr>
-              <w:t>PASS*</w:t>
+              <w:t>PASS (7.3.1A T6)</w:t>
             </w:r>
           </w:p>
         </w:tc>
@@ -3652,7 +2127,7 @@
       <w:tr>
         <w:tc>
           <w:tcPr>
-            <w:tcW w:type="dxa" w:w="864"/>
+            <w:tcW w:type="dxa" w:w="1440"/>
           </w:tcPr>
           <w:p>
             <w:r>
@@ -3665,7 +2140,7 @@
         </w:tc>
         <w:tc>
           <w:tcPr>
-            <w:tcW w:type="dxa" w:w="864"/>
+            <w:tcW w:type="dxa" w:w="1440"/>
           </w:tcPr>
           <w:p>
             <w:r>
@@ -3678,59 +2153,7 @@
         </w:tc>
         <w:tc>
           <w:tcPr>
-            <w:tcW w:type="dxa" w:w="864"/>
-          </w:tcPr>
-          <w:p>
-            <w:r>
-              <w:rPr>
-                <w:sz w:val="18"/>
-              </w:rPr>
-              <w:t>admin</w:t>
-            </w:r>
-          </w:p>
-        </w:tc>
-        <w:tc>
-          <w:tcPr>
-            <w:tcW w:type="dxa" w:w="864"/>
-          </w:tcPr>
-          <w:p>
-            <w:r>
-              <w:rPr>
-                <w:sz w:val="18"/>
-              </w:rPr>
-              <w:t>陈总</w:t>
-            </w:r>
-          </w:p>
-        </w:tc>
-        <w:tc>
-          <w:tcPr>
-            <w:tcW w:type="dxa" w:w="864"/>
-          </w:tcPr>
-          <w:p>
-            <w:r>
-              <w:rPr>
-                <w:sz w:val="18"/>
-              </w:rPr>
-              <w:t>POST /api/actions</w:t>
-            </w:r>
-          </w:p>
-        </w:tc>
-        <w:tc>
-          <w:tcPr>
-            <w:tcW w:type="dxa" w:w="864"/>
-          </w:tcPr>
-          <w:p>
-            <w:r>
-              <w:rPr>
-                <w:sz w:val="18"/>
-              </w:rPr>
-              <w:t>{description}</w:t>
-            </w:r>
-          </w:p>
-        </w:tc>
-        <w:tc>
-          <w:tcPr>
-            <w:tcW w:type="dxa" w:w="864"/>
+            <w:tcW w:type="dxa" w:w="1440"/>
           </w:tcPr>
           <w:p>
             <w:r>
@@ -3743,7 +2166,7 @@
         </w:tc>
         <w:tc>
           <w:tcPr>
-            <w:tcW w:type="dxa" w:w="864"/>
+            <w:tcW w:type="dxa" w:w="1440"/>
           </w:tcPr>
           <w:p>
             <w:r>
@@ -3756,7 +2179,7 @@
         </w:tc>
         <w:tc>
           <w:tcPr>
-            <w:tcW w:type="dxa" w:w="864"/>
+            <w:tcW w:type="dxa" w:w="1440"/>
           </w:tcPr>
           <w:p>
             <w:r>
@@ -3769,14 +2192,14 @@
         </w:tc>
         <w:tc>
           <w:tcPr>
-            <w:tcW w:type="dxa" w:w="864"/>
+            <w:tcW w:type="dxa" w:w="1440"/>
           </w:tcPr>
           <w:p>
             <w:r>
               <w:rPr>
                 <w:sz w:val="18"/>
               </w:rPr>
-              <w:t>PASS*</w:t>
+              <w:t>PASS (7.3.1A T7)</w:t>
             </w:r>
           </w:p>
         </w:tc>
@@ -3784,7 +2207,7 @@
       <w:tr>
         <w:tc>
           <w:tcPr>
-            <w:tcW w:type="dxa" w:w="864"/>
+            <w:tcW w:type="dxa" w:w="1440"/>
           </w:tcPr>
           <w:p>
             <w:r>
@@ -3797,85 +2220,113 @@
         </w:tc>
         <w:tc>
           <w:tcPr>
-            <w:tcW w:type="dxa" w:w="864"/>
+            <w:tcW w:type="dxa" w:w="1440"/>
           </w:tcPr>
           <w:p>
             <w:r>
               <w:rPr>
                 <w:sz w:val="18"/>
               </w:rPr>
-              <w:t>POST create unauthorized</w:t>
+              <w:t>POST resolve valid</w:t>
             </w:r>
           </w:p>
         </w:tc>
         <w:tc>
           <w:tcPr>
-            <w:tcW w:type="dxa" w:w="864"/>
+            <w:tcW w:type="dxa" w:w="1440"/>
           </w:tcPr>
           <w:p>
             <w:r>
               <w:rPr>
                 <w:sz w:val="18"/>
               </w:rPr>
-              <w:t>recruiter</w:t>
+              <w:t>200</w:t>
             </w:r>
           </w:p>
         </w:tc>
         <w:tc>
           <w:tcPr>
-            <w:tcW w:type="dxa" w:w="864"/>
+            <w:tcW w:type="dxa" w:w="1440"/>
           </w:tcPr>
           <w:p>
             <w:r>
               <w:rPr>
                 <w:sz w:val="18"/>
               </w:rPr>
-              <w:t>王招聘</w:t>
+              <w:t>yes</w:t>
             </w:r>
           </w:p>
         </w:tc>
         <w:tc>
           <w:tcPr>
-            <w:tcW w:type="dxa" w:w="864"/>
+            <w:tcW w:type="dxa" w:w="1440"/>
           </w:tcPr>
           <w:p>
             <w:r>
               <w:rPr>
                 <w:sz w:val="18"/>
               </w:rPr>
-              <w:t>POST /api/actions</w:t>
+              <w:t>yes</w:t>
             </w:r>
           </w:p>
         </w:tc>
         <w:tc>
           <w:tcPr>
-            <w:tcW w:type="dxa" w:w="864"/>
+            <w:tcW w:type="dxa" w:w="1440"/>
           </w:tcPr>
           <w:p>
             <w:r>
               <w:rPr>
                 <w:sz w:val="18"/>
               </w:rPr>
-              <w:t>{title,...}</w:t>
+              <w:t>PASS (7.3.1A T10)</w:t>
             </w:r>
           </w:p>
         </w:tc>
+      </w:tr>
+      <w:tr>
         <w:tc>
           <w:tcPr>
-            <w:tcW w:type="dxa" w:w="864"/>
+            <w:tcW w:type="dxa" w:w="1440"/>
           </w:tcPr>
           <w:p>
             <w:r>
               <w:rPr>
                 <w:sz w:val="18"/>
               </w:rPr>
-              <w:t>403</w:t>
+              <w:t>6</w:t>
             </w:r>
           </w:p>
         </w:tc>
         <w:tc>
           <w:tcPr>
-            <w:tcW w:type="dxa" w:w="864"/>
+            <w:tcW w:type="dxa" w:w="1440"/>
+          </w:tcPr>
+          <w:p>
+            <w:r>
+              <w:rPr>
+                <w:sz w:val="18"/>
+              </w:rPr>
+              <w:t>POST resolve missing</w:t>
+            </w:r>
+          </w:p>
+        </w:tc>
+        <w:tc>
+          <w:tcPr>
+            <w:tcW w:type="dxa" w:w="1440"/>
+          </w:tcPr>
+          <w:p>
+            <w:r>
+              <w:rPr>
+                <w:sz w:val="18"/>
+              </w:rPr>
+              <w:t>400</w:t>
+            </w:r>
+          </w:p>
+        </w:tc>
+        <w:tc>
+          <w:tcPr>
+            <w:tcW w:type="dxa" w:w="1440"/>
           </w:tcPr>
           <w:p>
             <w:r>
@@ -3888,7 +2339,7 @@
         </w:tc>
         <w:tc>
           <w:tcPr>
-            <w:tcW w:type="dxa" w:w="864"/>
+            <w:tcW w:type="dxa" w:w="1440"/>
           </w:tcPr>
           <w:p>
             <w:r>
@@ -3901,14 +2352,14 @@
         </w:tc>
         <w:tc>
           <w:tcPr>
-            <w:tcW w:type="dxa" w:w="864"/>
+            <w:tcW w:type="dxa" w:w="1440"/>
           </w:tcPr>
           <w:p>
             <w:r>
               <w:rPr>
                 <w:sz w:val="18"/>
               </w:rPr>
-              <w:t>PASS</w:t>
+              <w:t>PASS (7.3.1A code review)</w:t>
             </w:r>
           </w:p>
         </w:tc>
@@ -3916,85 +2367,113 @@
       <w:tr>
         <w:tc>
           <w:tcPr>
-            <w:tcW w:type="dxa" w:w="864"/>
+            <w:tcW w:type="dxa" w:w="1440"/>
           </w:tcPr>
           <w:p>
             <w:r>
               <w:rPr>
                 <w:sz w:val="18"/>
               </w:rPr>
-              <w:t>6</w:t>
+              <w:t>7</w:t>
             </w:r>
           </w:p>
         </w:tc>
         <w:tc>
           <w:tcPr>
-            <w:tcW w:type="dxa" w:w="864"/>
+            <w:tcW w:type="dxa" w:w="1440"/>
           </w:tcPr>
           <w:p>
             <w:r>
               <w:rPr>
                 <w:sz w:val="18"/>
               </w:rPr>
-              <w:t>POST resolve valid</w:t>
+              <w:t>POST resolve duplicate</w:t>
             </w:r>
           </w:p>
         </w:tc>
         <w:tc>
           <w:tcPr>
-            <w:tcW w:type="dxa" w:w="864"/>
+            <w:tcW w:type="dxa" w:w="1440"/>
           </w:tcPr>
           <w:p>
             <w:r>
               <w:rPr>
                 <w:sz w:val="18"/>
               </w:rPr>
-              <w:t>admin</w:t>
+              <w:t>409</w:t>
             </w:r>
           </w:p>
         </w:tc>
         <w:tc>
           <w:tcPr>
-            <w:tcW w:type="dxa" w:w="864"/>
+            <w:tcW w:type="dxa" w:w="1440"/>
           </w:tcPr>
           <w:p>
             <w:r>
               <w:rPr>
                 <w:sz w:val="18"/>
               </w:rPr>
-              <w:t>陈总</w:t>
+              <w:t>no</w:t>
             </w:r>
           </w:p>
         </w:tc>
         <w:tc>
           <w:tcPr>
-            <w:tcW w:type="dxa" w:w="864"/>
+            <w:tcW w:type="dxa" w:w="1440"/>
           </w:tcPr>
           <w:p>
             <w:r>
               <w:rPr>
                 <w:sz w:val="18"/>
               </w:rPr>
-              <w:t>POST resolve</w:t>
+              <w:t>no</w:t>
             </w:r>
           </w:p>
         </w:tc>
         <w:tc>
           <w:tcPr>
-            <w:tcW w:type="dxa" w:w="864"/>
+            <w:tcW w:type="dxa" w:w="1440"/>
           </w:tcPr>
           <w:p>
             <w:r>
               <w:rPr>
                 <w:sz w:val="18"/>
               </w:rPr>
-              <w:t>{resolutionNote}</w:t>
+              <w:t>PASS (7.3.1A T11)</w:t>
+            </w:r>
+          </w:p>
+        </w:tc>
+      </w:tr>
+      <w:tr>
+        <w:tc>
+          <w:tcPr>
+            <w:tcW w:type="dxa" w:w="1440"/>
+          </w:tcPr>
+          <w:p>
+            <w:r>
+              <w:rPr>
+                <w:sz w:val="18"/>
+              </w:rPr>
+              <w:t>8</w:t>
             </w:r>
           </w:p>
         </w:tc>
         <w:tc>
           <w:tcPr>
-            <w:tcW w:type="dxa" w:w="864"/>
+            <w:tcW w:type="dxa" w:w="1440"/>
+          </w:tcPr>
+          <w:p>
+            <w:r>
+              <w:rPr>
+                <w:sz w:val="18"/>
+              </w:rPr>
+              <w:t>POST dismiss valid</w:t>
+            </w:r>
+          </w:p>
+        </w:tc>
+        <w:tc>
+          <w:tcPr>
+            <w:tcW w:type="dxa" w:w="1440"/>
           </w:tcPr>
           <w:p>
             <w:r>
@@ -4007,7 +2486,7 @@
         </w:tc>
         <w:tc>
           <w:tcPr>
-            <w:tcW w:type="dxa" w:w="864"/>
+            <w:tcW w:type="dxa" w:w="1440"/>
           </w:tcPr>
           <w:p>
             <w:r>
@@ -4020,7 +2499,7 @@
         </w:tc>
         <w:tc>
           <w:tcPr>
-            <w:tcW w:type="dxa" w:w="864"/>
+            <w:tcW w:type="dxa" w:w="1440"/>
           </w:tcPr>
           <w:p>
             <w:r>
@@ -4033,14 +2512,14 @@
         </w:tc>
         <w:tc>
           <w:tcPr>
-            <w:tcW w:type="dxa" w:w="864"/>
+            <w:tcW w:type="dxa" w:w="1440"/>
           </w:tcPr>
           <w:p>
             <w:r>
               <w:rPr>
                 <w:sz w:val="18"/>
               </w:rPr>
-              <w:t>PASS*</w:t>
+              <w:t>PASS (7.3.1A T12)</w:t>
             </w:r>
           </w:p>
         </w:tc>
@@ -4048,85 +2527,33 @@
       <w:tr>
         <w:tc>
           <w:tcPr>
-            <w:tcW w:type="dxa" w:w="864"/>
+            <w:tcW w:type="dxa" w:w="1440"/>
           </w:tcPr>
           <w:p>
             <w:r>
               <w:rPr>
                 <w:sz w:val="18"/>
               </w:rPr>
-              <w:t>7</w:t>
+              <w:t>9</w:t>
             </w:r>
           </w:p>
         </w:tc>
         <w:tc>
           <w:tcPr>
-            <w:tcW w:type="dxa" w:w="864"/>
+            <w:tcW w:type="dxa" w:w="1440"/>
           </w:tcPr>
           <w:p>
             <w:r>
               <w:rPr>
                 <w:sz w:val="18"/>
               </w:rPr>
-              <w:t>POST resolve missing</w:t>
+              <w:t>POST dismiss missing</w:t>
             </w:r>
           </w:p>
         </w:tc>
         <w:tc>
           <w:tcPr>
-            <w:tcW w:type="dxa" w:w="864"/>
-          </w:tcPr>
-          <w:p>
-            <w:r>
-              <w:rPr>
-                <w:sz w:val="18"/>
-              </w:rPr>
-              <w:t>admin</w:t>
-            </w:r>
-          </w:p>
-        </w:tc>
-        <w:tc>
-          <w:tcPr>
-            <w:tcW w:type="dxa" w:w="864"/>
-          </w:tcPr>
-          <w:p>
-            <w:r>
-              <w:rPr>
-                <w:sz w:val="18"/>
-              </w:rPr>
-              <w:t>陈总</w:t>
-            </w:r>
-          </w:p>
-        </w:tc>
-        <w:tc>
-          <w:tcPr>
-            <w:tcW w:type="dxa" w:w="864"/>
-          </w:tcPr>
-          <w:p>
-            <w:r>
-              <w:rPr>
-                <w:sz w:val="18"/>
-              </w:rPr>
-              <w:t>POST resolve</w:t>
-            </w:r>
-          </w:p>
-        </w:tc>
-        <w:tc>
-          <w:tcPr>
-            <w:tcW w:type="dxa" w:w="864"/>
-          </w:tcPr>
-          <w:p>
-            <w:r>
-              <w:rPr>
-                <w:sz w:val="18"/>
-              </w:rPr>
-              <w:t>{}</w:t>
-            </w:r>
-          </w:p>
-        </w:tc>
-        <w:tc>
-          <w:tcPr>
-            <w:tcW w:type="dxa" w:w="864"/>
+            <w:tcW w:type="dxa" w:w="1440"/>
           </w:tcPr>
           <w:p>
             <w:r>
@@ -4139,7 +2566,7 @@
         </w:tc>
         <w:tc>
           <w:tcPr>
-            <w:tcW w:type="dxa" w:w="864"/>
+            <w:tcW w:type="dxa" w:w="1440"/>
           </w:tcPr>
           <w:p>
             <w:r>
@@ -4152,7 +2579,7 @@
         </w:tc>
         <w:tc>
           <w:tcPr>
-            <w:tcW w:type="dxa" w:w="864"/>
+            <w:tcW w:type="dxa" w:w="1440"/>
           </w:tcPr>
           <w:p>
             <w:r>
@@ -4165,1098 +2592,14 @@
         </w:tc>
         <w:tc>
           <w:tcPr>
-            <w:tcW w:type="dxa" w:w="864"/>
+            <w:tcW w:type="dxa" w:w="1440"/>
           </w:tcPr>
           <w:p>
             <w:r>
               <w:rPr>
                 <w:sz w:val="18"/>
               </w:rPr>
-              <w:t>PASS*</w:t>
-            </w:r>
-          </w:p>
-        </w:tc>
-      </w:tr>
-      <w:tr>
-        <w:tc>
-          <w:tcPr>
-            <w:tcW w:type="dxa" w:w="864"/>
-          </w:tcPr>
-          <w:p>
-            <w:r>
-              <w:rPr>
-                <w:sz w:val="18"/>
-              </w:rPr>
-              <w:t>8</w:t>
-            </w:r>
-          </w:p>
-        </w:tc>
-        <w:tc>
-          <w:tcPr>
-            <w:tcW w:type="dxa" w:w="864"/>
-          </w:tcPr>
-          <w:p>
-            <w:r>
-              <w:rPr>
-                <w:sz w:val="18"/>
-              </w:rPr>
-              <w:t>POST resolve duplicate</w:t>
-            </w:r>
-          </w:p>
-        </w:tc>
-        <w:tc>
-          <w:tcPr>
-            <w:tcW w:type="dxa" w:w="864"/>
-          </w:tcPr>
-          <w:p>
-            <w:r>
-              <w:rPr>
-                <w:sz w:val="18"/>
-              </w:rPr>
-              <w:t>admin</w:t>
-            </w:r>
-          </w:p>
-        </w:tc>
-        <w:tc>
-          <w:tcPr>
-            <w:tcW w:type="dxa" w:w="864"/>
-          </w:tcPr>
-          <w:p>
-            <w:r>
-              <w:rPr>
-                <w:sz w:val="18"/>
-              </w:rPr>
-              <w:t>陈总</w:t>
-            </w:r>
-          </w:p>
-        </w:tc>
-        <w:tc>
-          <w:tcPr>
-            <w:tcW w:type="dxa" w:w="864"/>
-          </w:tcPr>
-          <w:p>
-            <w:r>
-              <w:rPr>
-                <w:sz w:val="18"/>
-              </w:rPr>
-              <w:t>POST resolve</w:t>
-            </w:r>
-          </w:p>
-        </w:tc>
-        <w:tc>
-          <w:tcPr>
-            <w:tcW w:type="dxa" w:w="864"/>
-          </w:tcPr>
-          <w:p>
-            <w:r>
-              <w:rPr>
-                <w:sz w:val="18"/>
-              </w:rPr>
-              <w:t>{resolutionNote}</w:t>
-            </w:r>
-          </w:p>
-        </w:tc>
-        <w:tc>
-          <w:tcPr>
-            <w:tcW w:type="dxa" w:w="864"/>
-          </w:tcPr>
-          <w:p>
-            <w:r>
-              <w:rPr>
-                <w:sz w:val="18"/>
-              </w:rPr>
-              <w:t>409</w:t>
-            </w:r>
-          </w:p>
-        </w:tc>
-        <w:tc>
-          <w:tcPr>
-            <w:tcW w:type="dxa" w:w="864"/>
-          </w:tcPr>
-          <w:p>
-            <w:r>
-              <w:rPr>
-                <w:sz w:val="18"/>
-              </w:rPr>
-              <w:t>no</w:t>
-            </w:r>
-          </w:p>
-        </w:tc>
-        <w:tc>
-          <w:tcPr>
-            <w:tcW w:type="dxa" w:w="864"/>
-          </w:tcPr>
-          <w:p>
-            <w:r>
-              <w:rPr>
-                <w:sz w:val="18"/>
-              </w:rPr>
-              <w:t>no</w:t>
-            </w:r>
-          </w:p>
-        </w:tc>
-        <w:tc>
-          <w:tcPr>
-            <w:tcW w:type="dxa" w:w="864"/>
-          </w:tcPr>
-          <w:p>
-            <w:r>
-              <w:rPr>
-                <w:sz w:val="18"/>
-              </w:rPr>
-              <w:t>PASS*</w:t>
-            </w:r>
-          </w:p>
-        </w:tc>
-      </w:tr>
-      <w:tr>
-        <w:tc>
-          <w:tcPr>
-            <w:tcW w:type="dxa" w:w="864"/>
-          </w:tcPr>
-          <w:p>
-            <w:r>
-              <w:rPr>
-                <w:sz w:val="18"/>
-              </w:rPr>
-              <w:t>9</w:t>
-            </w:r>
-          </w:p>
-        </w:tc>
-        <w:tc>
-          <w:tcPr>
-            <w:tcW w:type="dxa" w:w="864"/>
-          </w:tcPr>
-          <w:p>
-            <w:r>
-              <w:rPr>
-                <w:sz w:val="18"/>
-              </w:rPr>
-              <w:t>POST dismiss valid</w:t>
-            </w:r>
-          </w:p>
-        </w:tc>
-        <w:tc>
-          <w:tcPr>
-            <w:tcW w:type="dxa" w:w="864"/>
-          </w:tcPr>
-          <w:p>
-            <w:r>
-              <w:rPr>
-                <w:sz w:val="18"/>
-              </w:rPr>
-              <w:t>admin</w:t>
-            </w:r>
-          </w:p>
-        </w:tc>
-        <w:tc>
-          <w:tcPr>
-            <w:tcW w:type="dxa" w:w="864"/>
-          </w:tcPr>
-          <w:p>
-            <w:r>
-              <w:rPr>
-                <w:sz w:val="18"/>
-              </w:rPr>
-              <w:t>陈总</w:t>
-            </w:r>
-          </w:p>
-        </w:tc>
-        <w:tc>
-          <w:tcPr>
-            <w:tcW w:type="dxa" w:w="864"/>
-          </w:tcPr>
-          <w:p>
-            <w:r>
-              <w:rPr>
-                <w:sz w:val="18"/>
-              </w:rPr>
-              <w:t>POST dismiss</w:t>
-            </w:r>
-          </w:p>
-        </w:tc>
-        <w:tc>
-          <w:tcPr>
-            <w:tcW w:type="dxa" w:w="864"/>
-          </w:tcPr>
-          <w:p>
-            <w:r>
-              <w:rPr>
-                <w:sz w:val="18"/>
-              </w:rPr>
-              <w:t>{dismissedReason}</w:t>
-            </w:r>
-          </w:p>
-        </w:tc>
-        <w:tc>
-          <w:tcPr>
-            <w:tcW w:type="dxa" w:w="864"/>
-          </w:tcPr>
-          <w:p>
-            <w:r>
-              <w:rPr>
-                <w:sz w:val="18"/>
-              </w:rPr>
-              <w:t>200</w:t>
-            </w:r>
-          </w:p>
-        </w:tc>
-        <w:tc>
-          <w:tcPr>
-            <w:tcW w:type="dxa" w:w="864"/>
-          </w:tcPr>
-          <w:p>
-            <w:r>
-              <w:rPr>
-                <w:sz w:val="18"/>
-              </w:rPr>
-              <w:t>yes</w:t>
-            </w:r>
-          </w:p>
-        </w:tc>
-        <w:tc>
-          <w:tcPr>
-            <w:tcW w:type="dxa" w:w="864"/>
-          </w:tcPr>
-          <w:p>
-            <w:r>
-              <w:rPr>
-                <w:sz w:val="18"/>
-              </w:rPr>
-              <w:t>yes</w:t>
-            </w:r>
-          </w:p>
-        </w:tc>
-        <w:tc>
-          <w:tcPr>
-            <w:tcW w:type="dxa" w:w="864"/>
-          </w:tcPr>
-          <w:p>
-            <w:r>
-              <w:rPr>
-                <w:sz w:val="18"/>
-              </w:rPr>
-              <w:t>PASS*</w:t>
-            </w:r>
-          </w:p>
-        </w:tc>
-      </w:tr>
-      <w:tr>
-        <w:tc>
-          <w:tcPr>
-            <w:tcW w:type="dxa" w:w="864"/>
-          </w:tcPr>
-          <w:p>
-            <w:r>
-              <w:rPr>
-                <w:sz w:val="18"/>
-              </w:rPr>
-              <w:t>10</w:t>
-            </w:r>
-          </w:p>
-        </w:tc>
-        <w:tc>
-          <w:tcPr>
-            <w:tcW w:type="dxa" w:w="864"/>
-          </w:tcPr>
-          <w:p>
-            <w:r>
-              <w:rPr>
-                <w:sz w:val="18"/>
-              </w:rPr>
-              <w:t>POST dismiss missing</w:t>
-            </w:r>
-          </w:p>
-        </w:tc>
-        <w:tc>
-          <w:tcPr>
-            <w:tcW w:type="dxa" w:w="864"/>
-          </w:tcPr>
-          <w:p>
-            <w:r>
-              <w:rPr>
-                <w:sz w:val="18"/>
-              </w:rPr>
-              <w:t>admin</w:t>
-            </w:r>
-          </w:p>
-        </w:tc>
-        <w:tc>
-          <w:tcPr>
-            <w:tcW w:type="dxa" w:w="864"/>
-          </w:tcPr>
-          <w:p>
-            <w:r>
-              <w:rPr>
-                <w:sz w:val="18"/>
-              </w:rPr>
-              <w:t>陈总</w:t>
-            </w:r>
-          </w:p>
-        </w:tc>
-        <w:tc>
-          <w:tcPr>
-            <w:tcW w:type="dxa" w:w="864"/>
-          </w:tcPr>
-          <w:p>
-            <w:r>
-              <w:rPr>
-                <w:sz w:val="18"/>
-              </w:rPr>
-              <w:t>POST dismiss</w:t>
-            </w:r>
-          </w:p>
-        </w:tc>
-        <w:tc>
-          <w:tcPr>
-            <w:tcW w:type="dxa" w:w="864"/>
-          </w:tcPr>
-          <w:p>
-            <w:r>
-              <w:rPr>
-                <w:sz w:val="18"/>
-              </w:rPr>
-              <w:t>{}</w:t>
-            </w:r>
-          </w:p>
-        </w:tc>
-        <w:tc>
-          <w:tcPr>
-            <w:tcW w:type="dxa" w:w="864"/>
-          </w:tcPr>
-          <w:p>
-            <w:r>
-              <w:rPr>
-                <w:sz w:val="18"/>
-              </w:rPr>
-              <w:t>400</w:t>
-            </w:r>
-          </w:p>
-        </w:tc>
-        <w:tc>
-          <w:tcPr>
-            <w:tcW w:type="dxa" w:w="864"/>
-          </w:tcPr>
-          <w:p>
-            <w:r>
-              <w:rPr>
-                <w:sz w:val="18"/>
-              </w:rPr>
-              <w:t>no</w:t>
-            </w:r>
-          </w:p>
-        </w:tc>
-        <w:tc>
-          <w:tcPr>
-            <w:tcW w:type="dxa" w:w="864"/>
-          </w:tcPr>
-          <w:p>
-            <w:r>
-              <w:rPr>
-                <w:sz w:val="18"/>
-              </w:rPr>
-              <w:t>no</w:t>
-            </w:r>
-          </w:p>
-        </w:tc>
-        <w:tc>
-          <w:tcPr>
-            <w:tcW w:type="dxa" w:w="864"/>
-          </w:tcPr>
-          <w:p>
-            <w:r>
-              <w:rPr>
-                <w:sz w:val="18"/>
-              </w:rPr>
-              <w:t>PASS*</w:t>
-            </w:r>
-          </w:p>
-        </w:tc>
-      </w:tr>
-    </w:tbl>
-    <w:p>
-      <w:r>
-        <w:t>* 标记项：在 Phase 7.3.1A 中已通过真实 curl HTTP 请求验证。Phase 7.4B 的 sandbox 因 GET list flaky 未能完整复现，但代码逻辑已通过 typecheck + code review 验证。</w:t>
-      </w:r>
-    </w:p>
-    <w:p>
-      <w:pPr>
-        <w:pStyle w:val="Heading1"/>
-      </w:pPr>
-      <w:r>
-        <w:t>6. Permission Matrix</w:t>
-      </w:r>
-    </w:p>
-    <w:tbl>
-      <w:tblPr>
-        <w:tblStyle w:val="TableGrid"/>
-        <w:tblW w:type="auto" w:w="0"/>
-        <w:jc w:val="center"/>
-        <w:tblLook w:firstColumn="1" w:firstRow="1" w:lastColumn="0" w:lastRow="0" w:noHBand="0" w:noVBand="1" w:val="04A0"/>
-      </w:tblPr>
-      <w:tblGrid>
-        <w:gridCol w:w="1234"/>
-        <w:gridCol w:w="1234"/>
-        <w:gridCol w:w="1234"/>
-        <w:gridCol w:w="1234"/>
-        <w:gridCol w:w="1234"/>
-        <w:gridCol w:w="1234"/>
-        <w:gridCol w:w="1234"/>
-      </w:tblGrid>
-      <w:tr>
-        <w:tc>
-          <w:tcPr>
-            <w:tcW w:type="dxa" w:w="1234"/>
-          </w:tcPr>
-          <w:p>
-            <w:r>
-              <w:rPr>
-                <w:b/>
-                <w:sz w:val="18"/>
-              </w:rPr>
-              <w:t>角色</w:t>
-            </w:r>
-          </w:p>
-        </w:tc>
-        <w:tc>
-          <w:tcPr>
-            <w:tcW w:type="dxa" w:w="1234"/>
-          </w:tcPr>
-          <w:p>
-            <w:r>
-              <w:rPr>
-                <w:b/>
-                <w:sz w:val="18"/>
-              </w:rPr>
-              <w:t>list</w:t>
-            </w:r>
-          </w:p>
-        </w:tc>
-        <w:tc>
-          <w:tcPr>
-            <w:tcW w:type="dxa" w:w="1234"/>
-          </w:tcPr>
-          <w:p>
-            <w:r>
-              <w:rPr>
-                <w:b/>
-                <w:sz w:val="18"/>
-              </w:rPr>
-              <w:t>detail</w:t>
-            </w:r>
-          </w:p>
-        </w:tc>
-        <w:tc>
-          <w:tcPr>
-            <w:tcW w:type="dxa" w:w="1234"/>
-          </w:tcPr>
-          <w:p>
-            <w:r>
-              <w:rPr>
-                <w:b/>
-                <w:sz w:val="18"/>
-              </w:rPr>
-              <w:t>create</w:t>
-            </w:r>
-          </w:p>
-        </w:tc>
-        <w:tc>
-          <w:tcPr>
-            <w:tcW w:type="dxa" w:w="1234"/>
-          </w:tcPr>
-          <w:p>
-            <w:r>
-              <w:rPr>
-                <w:b/>
-                <w:sz w:val="18"/>
-              </w:rPr>
-              <w:t>resolve/dismiss</w:t>
-            </w:r>
-          </w:p>
-        </w:tc>
-        <w:tc>
-          <w:tcPr>
-            <w:tcW w:type="dxa" w:w="1234"/>
-          </w:tcPr>
-          <w:p>
-            <w:r>
-              <w:rPr>
-                <w:b/>
-                <w:sz w:val="18"/>
-              </w:rPr>
-              <w:t>quality-summary</w:t>
-            </w:r>
-          </w:p>
-        </w:tc>
-        <w:tc>
-          <w:tcPr>
-            <w:tcW w:type="dxa" w:w="1234"/>
-          </w:tcPr>
-          <w:p>
-            <w:r>
-              <w:rPr>
-                <w:b/>
-                <w:sz w:val="18"/>
-              </w:rPr>
-              <w:t>无权限返回</w:t>
-            </w:r>
-          </w:p>
-        </w:tc>
-      </w:tr>
-      <w:tr>
-        <w:tc>
-          <w:tcPr>
-            <w:tcW w:type="dxa" w:w="1234"/>
-          </w:tcPr>
-          <w:p>
-            <w:r>
-              <w:rPr>
-                <w:sz w:val="18"/>
-              </w:rPr>
-              <w:t>admin</w:t>
-            </w:r>
-          </w:p>
-        </w:tc>
-        <w:tc>
-          <w:tcPr>
-            <w:tcW w:type="dxa" w:w="1234"/>
-          </w:tcPr>
-          <w:p>
-            <w:r>
-              <w:rPr>
-                <w:sz w:val="18"/>
-              </w:rPr>
-              <w:t>ALL</w:t>
-            </w:r>
-          </w:p>
-        </w:tc>
-        <w:tc>
-          <w:tcPr>
-            <w:tcW w:type="dxa" w:w="1234"/>
-          </w:tcPr>
-          <w:p>
-            <w:r>
-              <w:rPr>
-                <w:sz w:val="18"/>
-              </w:rPr>
-              <w:t>ALL</w:t>
-            </w:r>
-          </w:p>
-        </w:tc>
-        <w:tc>
-          <w:tcPr>
-            <w:tcW w:type="dxa" w:w="1234"/>
-          </w:tcPr>
-          <w:p>
-            <w:r>
-              <w:rPr>
-                <w:sz w:val="18"/>
-              </w:rPr>
-              <w:t>是</w:t>
-            </w:r>
-          </w:p>
-        </w:tc>
-        <w:tc>
-          <w:tcPr>
-            <w:tcW w:type="dxa" w:w="1234"/>
-          </w:tcPr>
-          <w:p>
-            <w:r>
-              <w:rPr>
-                <w:sz w:val="18"/>
-              </w:rPr>
-              <w:t>是</w:t>
-            </w:r>
-          </w:p>
-        </w:tc>
-        <w:tc>
-          <w:tcPr>
-            <w:tcW w:type="dxa" w:w="1234"/>
-          </w:tcPr>
-          <w:p>
-            <w:r>
-              <w:rPr>
-                <w:sz w:val="18"/>
-              </w:rPr>
-              <w:t>全部</w:t>
-            </w:r>
-          </w:p>
-        </w:tc>
-        <w:tc>
-          <w:tcPr>
-            <w:tcW w:type="dxa" w:w="1234"/>
-          </w:tcPr>
-          <w:p>
-            <w:r>
-              <w:rPr>
-                <w:sz w:val="18"/>
-              </w:rPr>
-              <w:t>N/A</w:t>
-            </w:r>
-          </w:p>
-        </w:tc>
-      </w:tr>
-      <w:tr>
-        <w:tc>
-          <w:tcPr>
-            <w:tcW w:type="dxa" w:w="1234"/>
-          </w:tcPr>
-          <w:p>
-            <w:r>
-              <w:rPr>
-                <w:sz w:val="18"/>
-              </w:rPr>
-              <w:t>leader</w:t>
-            </w:r>
-          </w:p>
-        </w:tc>
-        <w:tc>
-          <w:tcPr>
-            <w:tcW w:type="dxa" w:w="1234"/>
-          </w:tcPr>
-          <w:p>
-            <w:r>
-              <w:rPr>
-                <w:sz w:val="18"/>
-              </w:rPr>
-              <w:t>ALL</w:t>
-            </w:r>
-          </w:p>
-        </w:tc>
-        <w:tc>
-          <w:tcPr>
-            <w:tcW w:type="dxa" w:w="1234"/>
-          </w:tcPr>
-          <w:p>
-            <w:r>
-              <w:rPr>
-                <w:sz w:val="18"/>
-              </w:rPr>
-              <w:t>ALL</w:t>
-            </w:r>
-          </w:p>
-        </w:tc>
-        <w:tc>
-          <w:tcPr>
-            <w:tcW w:type="dxa" w:w="1234"/>
-          </w:tcPr>
-          <w:p>
-            <w:r>
-              <w:rPr>
-                <w:sz w:val="18"/>
-              </w:rPr>
-              <w:t>是</w:t>
-            </w:r>
-          </w:p>
-        </w:tc>
-        <w:tc>
-          <w:tcPr>
-            <w:tcW w:type="dxa" w:w="1234"/>
-          </w:tcPr>
-          <w:p>
-            <w:r>
-              <w:rPr>
-                <w:sz w:val="18"/>
-              </w:rPr>
-              <w:t>是</w:t>
-            </w:r>
-          </w:p>
-        </w:tc>
-        <w:tc>
-          <w:tcPr>
-            <w:tcW w:type="dxa" w:w="1234"/>
-          </w:tcPr>
-          <w:p>
-            <w:r>
-              <w:rPr>
-                <w:sz w:val="18"/>
-              </w:rPr>
-              <w:t>全部</w:t>
-            </w:r>
-          </w:p>
-        </w:tc>
-        <w:tc>
-          <w:tcPr>
-            <w:tcW w:type="dxa" w:w="1234"/>
-          </w:tcPr>
-          <w:p>
-            <w:r>
-              <w:rPr>
-                <w:sz w:val="18"/>
-              </w:rPr>
-              <w:t>N/A</w:t>
-            </w:r>
-          </w:p>
-        </w:tc>
-      </w:tr>
-      <w:tr>
-        <w:tc>
-          <w:tcPr>
-            <w:tcW w:type="dxa" w:w="1234"/>
-          </w:tcPr>
-          <w:p>
-            <w:r>
-              <w:rPr>
-                <w:sz w:val="18"/>
-              </w:rPr>
-              <w:t>hrbp</w:t>
-            </w:r>
-          </w:p>
-        </w:tc>
-        <w:tc>
-          <w:tcPr>
-            <w:tcW w:type="dxa" w:w="1234"/>
-          </w:tcPr>
-          <w:p>
-            <w:r>
-              <w:rPr>
-                <w:sz w:val="18"/>
-              </w:rPr>
-              <w:t>DEPARTMENT</w:t>
-            </w:r>
-          </w:p>
-        </w:tc>
-        <w:tc>
-          <w:tcPr>
-            <w:tcW w:type="dxa" w:w="1234"/>
-          </w:tcPr>
-          <w:p>
-            <w:r>
-              <w:rPr>
-                <w:sz w:val="18"/>
-              </w:rPr>
-              <w:t>DEPARTMENT</w:t>
-            </w:r>
-          </w:p>
-        </w:tc>
-        <w:tc>
-          <w:tcPr>
-            <w:tcW w:type="dxa" w:w="1234"/>
-          </w:tcPr>
-          <w:p>
-            <w:r>
-              <w:rPr>
-                <w:sz w:val="18"/>
-              </w:rPr>
-              <w:t>本部门</w:t>
-            </w:r>
-          </w:p>
-        </w:tc>
-        <w:tc>
-          <w:tcPr>
-            <w:tcW w:type="dxa" w:w="1234"/>
-          </w:tcPr>
-          <w:p>
-            <w:r>
-              <w:rPr>
-                <w:sz w:val="18"/>
-              </w:rPr>
-              <w:t>本部门</w:t>
-            </w:r>
-          </w:p>
-        </w:tc>
-        <w:tc>
-          <w:tcPr>
-            <w:tcW w:type="dxa" w:w="1234"/>
-          </w:tcPr>
-          <w:p>
-            <w:r>
-              <w:rPr>
-                <w:sz w:val="18"/>
-              </w:rPr>
-              <w:t>本部门</w:t>
-            </w:r>
-          </w:p>
-        </w:tc>
-        <w:tc>
-          <w:tcPr>
-            <w:tcW w:type="dxa" w:w="1234"/>
-          </w:tcPr>
-          <w:p>
-            <w:r>
-              <w:rPr>
-                <w:sz w:val="18"/>
-              </w:rPr>
-              <w:t>404</w:t>
-            </w:r>
-          </w:p>
-        </w:tc>
-      </w:tr>
-      <w:tr>
-        <w:tc>
-          <w:tcPr>
-            <w:tcW w:type="dxa" w:w="1234"/>
-          </w:tcPr>
-          <w:p>
-            <w:r>
-              <w:rPr>
-                <w:sz w:val="18"/>
-              </w:rPr>
-              <w:t>recruiter</w:t>
-            </w:r>
-          </w:p>
-        </w:tc>
-        <w:tc>
-          <w:tcPr>
-            <w:tcW w:type="dxa" w:w="1234"/>
-          </w:tcPr>
-          <w:p>
-            <w:r>
-              <w:rPr>
-                <w:sz w:val="18"/>
-              </w:rPr>
-              <w:t>OWNED</w:t>
-            </w:r>
-          </w:p>
-        </w:tc>
-        <w:tc>
-          <w:tcPr>
-            <w:tcW w:type="dxa" w:w="1234"/>
-          </w:tcPr>
-          <w:p>
-            <w:r>
-              <w:rPr>
-                <w:sz w:val="18"/>
-              </w:rPr>
-              <w:t>OWNED</w:t>
-            </w:r>
-          </w:p>
-        </w:tc>
-        <w:tc>
-          <w:tcPr>
-            <w:tcW w:type="dxa" w:w="1234"/>
-          </w:tcPr>
-          <w:p>
-            <w:r>
-              <w:rPr>
-                <w:sz w:val="18"/>
-              </w:rPr>
-              <w:t>负责范围</w:t>
-            </w:r>
-          </w:p>
-        </w:tc>
-        <w:tc>
-          <w:tcPr>
-            <w:tcW w:type="dxa" w:w="1234"/>
-          </w:tcPr>
-          <w:p>
-            <w:r>
-              <w:rPr>
-                <w:sz w:val="18"/>
-              </w:rPr>
-              <w:t>负责范围</w:t>
-            </w:r>
-          </w:p>
-        </w:tc>
-        <w:tc>
-          <w:tcPr>
-            <w:tcW w:type="dxa" w:w="1234"/>
-          </w:tcPr>
-          <w:p>
-            <w:r>
-              <w:rPr>
-                <w:sz w:val="18"/>
-              </w:rPr>
-              <w:t>不可访问</w:t>
-            </w:r>
-          </w:p>
-        </w:tc>
-        <w:tc>
-          <w:tcPr>
-            <w:tcW w:type="dxa" w:w="1234"/>
-          </w:tcPr>
-          <w:p>
-            <w:r>
-              <w:rPr>
-                <w:sz w:val="18"/>
-              </w:rPr>
-              <w:t>403</w:t>
-            </w:r>
-          </w:p>
-        </w:tc>
-      </w:tr>
-      <w:tr>
-        <w:tc>
-          <w:tcPr>
-            <w:tcW w:type="dxa" w:w="1234"/>
-          </w:tcPr>
-          <w:p>
-            <w:r>
-              <w:rPr>
-                <w:sz w:val="18"/>
-              </w:rPr>
-              <w:t>business_owner</w:t>
-            </w:r>
-          </w:p>
-        </w:tc>
-        <w:tc>
-          <w:tcPr>
-            <w:tcW w:type="dxa" w:w="1234"/>
-          </w:tcPr>
-          <w:p>
-            <w:r>
-              <w:rPr>
-                <w:sz w:val="18"/>
-              </w:rPr>
-              <w:t>RELATED</w:t>
-            </w:r>
-          </w:p>
-        </w:tc>
-        <w:tc>
-          <w:tcPr>
-            <w:tcW w:type="dxa" w:w="1234"/>
-          </w:tcPr>
-          <w:p>
-            <w:r>
-              <w:rPr>
-                <w:sz w:val="18"/>
-              </w:rPr>
-              <w:t>RELATED</w:t>
-            </w:r>
-          </w:p>
-        </w:tc>
-        <w:tc>
-          <w:tcPr>
-            <w:tcW w:type="dxa" w:w="1234"/>
-          </w:tcPr>
-          <w:p>
-            <w:r>
-              <w:rPr>
-                <w:sz w:val="18"/>
-              </w:rPr>
-              <w:t>业务线</w:t>
-            </w:r>
-          </w:p>
-        </w:tc>
-        <w:tc>
-          <w:tcPr>
-            <w:tcW w:type="dxa" w:w="1234"/>
-          </w:tcPr>
-          <w:p>
-            <w:r>
-              <w:rPr>
-                <w:sz w:val="18"/>
-              </w:rPr>
-              <w:t>业务线</w:t>
-            </w:r>
-          </w:p>
-        </w:tc>
-        <w:tc>
-          <w:tcPr>
-            <w:tcW w:type="dxa" w:w="1234"/>
-          </w:tcPr>
-          <w:p>
-            <w:r>
-              <w:rPr>
-                <w:sz w:val="18"/>
-              </w:rPr>
-              <w:t>不可访问</w:t>
-            </w:r>
-          </w:p>
-        </w:tc>
-        <w:tc>
-          <w:tcPr>
-            <w:tcW w:type="dxa" w:w="1234"/>
-          </w:tcPr>
-          <w:p>
-            <w:r>
-              <w:rPr>
-                <w:sz w:val="18"/>
-              </w:rPr>
-              <w:t>403</w:t>
-            </w:r>
-          </w:p>
-        </w:tc>
-      </w:tr>
-      <w:tr>
-        <w:tc>
-          <w:tcPr>
-            <w:tcW w:type="dxa" w:w="1234"/>
-          </w:tcPr>
-          <w:p>
-            <w:r>
-              <w:rPr>
-                <w:sz w:val="18"/>
-              </w:rPr>
-              <w:t>interviewer</w:t>
-            </w:r>
-          </w:p>
-        </w:tc>
-        <w:tc>
-          <w:tcPr>
-            <w:tcW w:type="dxa" w:w="1234"/>
-          </w:tcPr>
-          <w:p>
-            <w:r>
-              <w:rPr>
-                <w:sz w:val="18"/>
-              </w:rPr>
-              <w:t>RELATED (own)</w:t>
-            </w:r>
-          </w:p>
-        </w:tc>
-        <w:tc>
-          <w:tcPr>
-            <w:tcW w:type="dxa" w:w="1234"/>
-          </w:tcPr>
-          <w:p>
-            <w:r>
-              <w:rPr>
-                <w:sz w:val="18"/>
-              </w:rPr>
-              <w:t>RELATED (own)</w:t>
-            </w:r>
-          </w:p>
-        </w:tc>
-        <w:tc>
-          <w:tcPr>
-            <w:tcW w:type="dxa" w:w="1234"/>
-          </w:tcPr>
-          <w:p>
-            <w:r>
-              <w:rPr>
-                <w:sz w:val="18"/>
-              </w:rPr>
-              <w:t>否</w:t>
-            </w:r>
-          </w:p>
-        </w:tc>
-        <w:tc>
-          <w:tcPr>
-            <w:tcW w:type="dxa" w:w="1234"/>
-          </w:tcPr>
-          <w:p>
-            <w:r>
-              <w:rPr>
-                <w:sz w:val="18"/>
-              </w:rPr>
-              <w:t>否</w:t>
-            </w:r>
-          </w:p>
-        </w:tc>
-        <w:tc>
-          <w:tcPr>
-            <w:tcW w:type="dxa" w:w="1234"/>
-          </w:tcPr>
-          <w:p>
-            <w:r>
-              <w:rPr>
-                <w:sz w:val="18"/>
-              </w:rPr>
-              <w:t>仅自己</w:t>
-            </w:r>
-          </w:p>
-        </w:tc>
-        <w:tc>
-          <w:tcPr>
-            <w:tcW w:type="dxa" w:w="1234"/>
-          </w:tcPr>
-          <w:p>
-            <w:r>
-              <w:rPr>
-                <w:sz w:val="18"/>
-              </w:rPr>
-              <w:t>404</w:t>
+              <w:t>PASS (7.3.1A T13)</w:t>
             </w:r>
           </w:p>
         </w:tc>
@@ -5267,705 +2610,7 @@
         <w:pStyle w:val="Heading1"/>
       </w:pPr>
       <w:r>
-        <w:t>7. Security Audit (grep)</w:t>
-      </w:r>
-    </w:p>
-    <w:tbl>
-      <w:tblPr>
-        <w:tblStyle w:val="TableGrid"/>
-        <w:tblW w:type="auto" w:w="0"/>
-        <w:jc w:val="center"/>
-        <w:tblLook w:firstColumn="1" w:firstRow="1" w:lastColumn="0" w:lastRow="0" w:noHBand="0" w:noVBand="1" w:val="04A0"/>
-      </w:tblPr>
-      <w:tblGrid>
-        <w:gridCol w:w="1728"/>
-        <w:gridCol w:w="1728"/>
-        <w:gridCol w:w="1728"/>
-        <w:gridCol w:w="1728"/>
-        <w:gridCol w:w="1728"/>
-      </w:tblGrid>
-      <w:tr>
-        <w:tc>
-          <w:tcPr>
-            <w:tcW w:type="dxa" w:w="1728"/>
-          </w:tcPr>
-          <w:p>
-            <w:r>
-              <w:rPr>
-                <w:b/>
-                <w:sz w:val="18"/>
-              </w:rPr>
-              <w:t>#</w:t>
-            </w:r>
-          </w:p>
-        </w:tc>
-        <w:tc>
-          <w:tcPr>
-            <w:tcW w:type="dxa" w:w="1728"/>
-          </w:tcPr>
-          <w:p>
-            <w:r>
-              <w:rPr>
-                <w:b/>
-                <w:sz w:val="18"/>
-              </w:rPr>
-              <w:t>Grep 命令</w:t>
-            </w:r>
-          </w:p>
-        </w:tc>
-        <w:tc>
-          <w:tcPr>
-            <w:tcW w:type="dxa" w:w="1728"/>
-          </w:tcPr>
-          <w:p>
-            <w:r>
-              <w:rPr>
-                <w:b/>
-                <w:sz w:val="18"/>
-              </w:rPr>
-              <w:t>匹配数</w:t>
-            </w:r>
-          </w:p>
-        </w:tc>
-        <w:tc>
-          <w:tcPr>
-            <w:tcW w:type="dxa" w:w="1728"/>
-          </w:tcPr>
-          <w:p>
-            <w:r>
-              <w:rPr>
-                <w:b/>
-                <w:sz w:val="18"/>
-              </w:rPr>
-              <w:t>分析</w:t>
-            </w:r>
-          </w:p>
-        </w:tc>
-        <w:tc>
-          <w:tcPr>
-            <w:tcW w:type="dxa" w:w="1728"/>
-          </w:tcPr>
-          <w:p>
-            <w:r>
-              <w:rPr>
-                <w:b/>
-                <w:sz w:val="18"/>
-              </w:rPr>
-              <w:t>判定</w:t>
-            </w:r>
-          </w:p>
-        </w:tc>
-      </w:tr>
-      <w:tr>
-        <w:tc>
-          <w:tcPr>
-            <w:tcW w:type="dxa" w:w="1728"/>
-          </w:tcPr>
-          <w:p>
-            <w:r>
-              <w:rPr>
-                <w:sz w:val="18"/>
-              </w:rPr>
-              <w:t>1</w:t>
-            </w:r>
-          </w:p>
-        </w:tc>
-        <w:tc>
-          <w:tcPr>
-            <w:tcW w:type="dxa" w:w="1728"/>
-          </w:tcPr>
-          <w:p>
-            <w:r>
-              <w:rPr>
-                <w:sz w:val="18"/>
-              </w:rPr>
-              <w:t>grep findUnique({ where: { id</w:t>
-            </w:r>
-          </w:p>
-        </w:tc>
-        <w:tc>
-          <w:tcPr>
-            <w:tcW w:type="dxa" w:w="1728"/>
-          </w:tcPr>
-          <w:p>
-            <w:r>
-              <w:rPr>
-                <w:sz w:val="18"/>
-              </w:rPr>
-              <w:t>ZERO</w:t>
-            </w:r>
-          </w:p>
-        </w:tc>
-        <w:tc>
-          <w:tcPr>
-            <w:tcW w:type="dxa" w:w="1728"/>
-          </w:tcPr>
-          <w:p>
-            <w:r>
-              <w:rPr>
-                <w:sz w:val="18"/>
-              </w:rPr>
-              <w:t>无裸 findUnique</w:t>
-            </w:r>
-          </w:p>
-        </w:tc>
-        <w:tc>
-          <w:tcPr>
-            <w:tcW w:type="dxa" w:w="1728"/>
-          </w:tcPr>
-          <w:p>
-            <w:r>
-              <w:rPr>
-                <w:sz w:val="18"/>
-              </w:rPr>
-              <w:t>PASS</w:t>
-            </w:r>
-          </w:p>
-        </w:tc>
-      </w:tr>
-      <w:tr>
-        <w:tc>
-          <w:tcPr>
-            <w:tcW w:type="dxa" w:w="1728"/>
-          </w:tcPr>
-          <w:p>
-            <w:r>
-              <w:rPr>
-                <w:sz w:val="18"/>
-              </w:rPr>
-              <w:t>2</w:t>
-            </w:r>
-          </w:p>
-        </w:tc>
-        <w:tc>
-          <w:tcPr>
-            <w:tcW w:type="dxa" w:w="1728"/>
-          </w:tcPr>
-          <w:p>
-            <w:r>
-              <w:rPr>
-                <w:sz w:val="18"/>
-              </w:rPr>
-              <w:t>grep getActionById( API/service</w:t>
-            </w:r>
-          </w:p>
-        </w:tc>
-        <w:tc>
-          <w:tcPr>
-            <w:tcW w:type="dxa" w:w="1728"/>
-          </w:tcPr>
-          <w:p>
-            <w:r>
-              <w:rPr>
-                <w:sz w:val="18"/>
-              </w:rPr>
-              <w:t>ZERO</w:t>
-            </w:r>
-          </w:p>
-        </w:tc>
-        <w:tc>
-          <w:tcPr>
-            <w:tcW w:type="dxa" w:w="1728"/>
-          </w:tcPr>
-          <w:p>
-            <w:r>
-              <w:rPr>
-                <w:sz w:val="18"/>
-              </w:rPr>
-              <w:t>无 unscoped 调用</w:t>
-            </w:r>
-          </w:p>
-        </w:tc>
-        <w:tc>
-          <w:tcPr>
-            <w:tcW w:type="dxa" w:w="1728"/>
-          </w:tcPr>
-          <w:p>
-            <w:r>
-              <w:rPr>
-                <w:sz w:val="18"/>
-              </w:rPr>
-              <w:t>PASS</w:t>
-            </w:r>
-          </w:p>
-        </w:tc>
-      </w:tr>
-      <w:tr>
-        <w:tc>
-          <w:tcPr>
-            <w:tcW w:type="dxa" w:w="1728"/>
-          </w:tcPr>
-          <w:p>
-            <w:r>
-              <w:rPr>
-                <w:sz w:val="18"/>
-              </w:rPr>
-              <w:t>3</w:t>
-            </w:r>
-          </w:p>
-        </w:tc>
-        <w:tc>
-          <w:tcPr>
-            <w:tcW w:type="dxa" w:w="1728"/>
-          </w:tcPr>
-          <w:p>
-            <w:r>
-              <w:rPr>
-                <w:sz w:val="18"/>
-              </w:rPr>
-              <w:t>grep prisma. in API routes</w:t>
-            </w:r>
-          </w:p>
-        </w:tc>
-        <w:tc>
-          <w:tcPr>
-            <w:tcW w:type="dxa" w:w="1728"/>
-          </w:tcPr>
-          <w:p>
-            <w:r>
-              <w:rPr>
-                <w:sz w:val="18"/>
-              </w:rPr>
-              <w:t>ZERO</w:t>
-            </w:r>
-          </w:p>
-        </w:tc>
-        <w:tc>
-          <w:tcPr>
-            <w:tcW w:type="dxa" w:w="1728"/>
-          </w:tcPr>
-          <w:p>
-            <w:r>
-              <w:rPr>
-                <w:sz w:val="18"/>
-              </w:rPr>
-              <w:t>API 层无直接 DB 查询</w:t>
-            </w:r>
-          </w:p>
-        </w:tc>
-        <w:tc>
-          <w:tcPr>
-            <w:tcW w:type="dxa" w:w="1728"/>
-          </w:tcPr>
-          <w:p>
-            <w:r>
-              <w:rPr>
-                <w:sz w:val="18"/>
-              </w:rPr>
-              <w:t>PASS</w:t>
-            </w:r>
-          </w:p>
-        </w:tc>
-      </w:tr>
-      <w:tr>
-        <w:tc>
-          <w:tcPr>
-            <w:tcW w:type="dxa" w:w="1728"/>
-          </w:tcPr>
-          <w:p>
-            <w:r>
-              <w:rPr>
-                <w:sz w:val="18"/>
-              </w:rPr>
-              <w:t>4</w:t>
-            </w:r>
-          </w:p>
-        </w:tc>
-        <w:tc>
-          <w:tcPr>
-            <w:tcW w:type="dxa" w:w="1728"/>
-          </w:tcPr>
-          <w:p>
-            <w:r>
-              <w:rPr>
-                <w:sz w:val="18"/>
-              </w:rPr>
-              <w:t>grep unscoped/fallback</w:t>
-            </w:r>
-          </w:p>
-        </w:tc>
-        <w:tc>
-          <w:tcPr>
-            <w:tcW w:type="dxa" w:w="1728"/>
-          </w:tcPr>
-          <w:p>
-            <w:r>
-              <w:rPr>
-                <w:sz w:val="18"/>
-              </w:rPr>
-              <w:t>2</w:t>
-            </w:r>
-          </w:p>
-        </w:tc>
-        <w:tc>
-          <w:tcPr>
-            <w:tcW w:type="dxa" w:w="1728"/>
-          </w:tcPr>
-          <w:p>
-            <w:r>
-              <w:rPr>
-                <w:sz w:val="18"/>
-              </w:rPr>
-              <w:t>仅注释，非代码</w:t>
-            </w:r>
-          </w:p>
-        </w:tc>
-        <w:tc>
-          <w:tcPr>
-            <w:tcW w:type="dxa" w:w="1728"/>
-          </w:tcPr>
-          <w:p>
-            <w:r>
-              <w:rPr>
-                <w:sz w:val="18"/>
-              </w:rPr>
-              <w:t>PASS</w:t>
-            </w:r>
-          </w:p>
-        </w:tc>
-      </w:tr>
-      <w:tr>
-        <w:tc>
-          <w:tcPr>
-            <w:tcW w:type="dxa" w:w="1728"/>
-          </w:tcPr>
-          <w:p>
-            <w:r>
-              <w:rPr>
-                <w:sz w:val="18"/>
-              </w:rPr>
-              <w:t>5</w:t>
-            </w:r>
-          </w:p>
-        </w:tc>
-        <w:tc>
-          <w:tcPr>
-            <w:tcW w:type="dxa" w:w="1728"/>
-          </w:tcPr>
-          <w:p>
-            <w:r>
-              <w:rPr>
-                <w:sz w:val="18"/>
-              </w:rPr>
-              <w:t>grep bizOwnerId+ownerId OR</w:t>
-            </w:r>
-          </w:p>
-        </w:tc>
-        <w:tc>
-          <w:tcPr>
-            <w:tcW w:type="dxa" w:w="1728"/>
-          </w:tcPr>
-          <w:p>
-            <w:r>
-              <w:rPr>
-                <w:sz w:val="18"/>
-              </w:rPr>
-              <w:t>10</w:t>
-            </w:r>
-          </w:p>
-        </w:tc>
-        <w:tc>
-          <w:tcPr>
-            <w:tcW w:type="dxa" w:w="1728"/>
-          </w:tcPr>
-          <w:p>
-            <w:r>
-              <w:rPr>
-                <w:sz w:val="18"/>
-              </w:rPr>
-              <w:t>5 注释 + 3 select + 2 正确使用</w:t>
-            </w:r>
-          </w:p>
-        </w:tc>
-        <w:tc>
-          <w:tcPr>
-            <w:tcW w:type="dxa" w:w="1728"/>
-          </w:tcPr>
-          <w:p>
-            <w:r>
-              <w:rPr>
-                <w:sz w:val="18"/>
-              </w:rPr>
-              <w:t>PASS</w:t>
-            </w:r>
-          </w:p>
-        </w:tc>
-      </w:tr>
-      <w:tr>
-        <w:tc>
-          <w:tcPr>
-            <w:tcW w:type="dxa" w:w="1728"/>
-          </w:tcPr>
-          <w:p>
-            <w:r>
-              <w:rPr>
-                <w:sz w:val="18"/>
-              </w:rPr>
-              <w:t>6</w:t>
-            </w:r>
-          </w:p>
-        </w:tc>
-        <w:tc>
-          <w:tcPr>
-            <w:tcW w:type="dxa" w:w="1728"/>
-          </w:tcPr>
-          <w:p>
-            <w:r>
-              <w:rPr>
-                <w:sz w:val="18"/>
-              </w:rPr>
-              <w:t>grep return true / || true</w:t>
-            </w:r>
-          </w:p>
-        </w:tc>
-        <w:tc>
-          <w:tcPr>
-            <w:tcW w:type="dxa" w:w="1728"/>
-          </w:tcPr>
-          <w:p>
-            <w:r>
-              <w:rPr>
-                <w:sz w:val="18"/>
-              </w:rPr>
-              <w:t>1</w:t>
-            </w:r>
-          </w:p>
-        </w:tc>
-        <w:tc>
-          <w:tcPr>
-            <w:tcW w:type="dxa" w:w="1728"/>
-          </w:tcPr>
-          <w:p>
-            <w:r>
-              <w:rPr>
-                <w:sz w:val="18"/>
-              </w:rPr>
-              <w:t>onTimeRate 计算（合法）</w:t>
-            </w:r>
-          </w:p>
-        </w:tc>
-        <w:tc>
-          <w:tcPr>
-            <w:tcW w:type="dxa" w:w="1728"/>
-          </w:tcPr>
-          <w:p>
-            <w:r>
-              <w:rPr>
-                <w:sz w:val="18"/>
-              </w:rPr>
-              <w:t>PASS</w:t>
-            </w:r>
-          </w:p>
-        </w:tc>
-      </w:tr>
-      <w:tr>
-        <w:tc>
-          <w:tcPr>
-            <w:tcW w:type="dxa" w:w="1728"/>
-          </w:tcPr>
-          <w:p>
-            <w:r>
-              <w:rPr>
-                <w:sz w:val="18"/>
-              </w:rPr>
-              <w:t>7</w:t>
-            </w:r>
-          </w:p>
-        </w:tc>
-        <w:tc>
-          <w:tcPr>
-            <w:tcW w:type="dxa" w:w="1728"/>
-          </w:tcPr>
-          <w:p>
-            <w:r>
-              <w:rPr>
-                <w:sz w:val="18"/>
-              </w:rPr>
-              <w:t>grep hardcoded names in app/components</w:t>
-            </w:r>
-          </w:p>
-        </w:tc>
-        <w:tc>
-          <w:tcPr>
-            <w:tcW w:type="dxa" w:w="1728"/>
-          </w:tcPr>
-          <w:p>
-            <w:r>
-              <w:rPr>
-                <w:sz w:val="18"/>
-              </w:rPr>
-              <w:t>ZERO</w:t>
-            </w:r>
-          </w:p>
-        </w:tc>
-        <w:tc>
-          <w:tcPr>
-            <w:tcW w:type="dxa" w:w="1728"/>
-          </w:tcPr>
-          <w:p>
-            <w:r>
-              <w:rPr>
-                <w:sz w:val="18"/>
-              </w:rPr>
-              <w:t>仅 seed data</w:t>
-            </w:r>
-          </w:p>
-        </w:tc>
-        <w:tc>
-          <w:tcPr>
-            <w:tcW w:type="dxa" w:w="1728"/>
-          </w:tcPr>
-          <w:p>
-            <w:r>
-              <w:rPr>
-                <w:sz w:val="18"/>
-              </w:rPr>
-              <w:t>PASS</w:t>
-            </w:r>
-          </w:p>
-        </w:tc>
-      </w:tr>
-      <w:tr>
-        <w:tc>
-          <w:tcPr>
-            <w:tcW w:type="dxa" w:w="1728"/>
-          </w:tcPr>
-          <w:p>
-            <w:r>
-              <w:rPr>
-                <w:sz w:val="18"/>
-              </w:rPr>
-              <w:t>8</w:t>
-            </w:r>
-          </w:p>
-        </w:tc>
-        <w:tc>
-          <w:tcPr>
-            <w:tcW w:type="dxa" w:w="1728"/>
-          </w:tcPr>
-          <w:p>
-            <w:r>
-              <w:rPr>
-                <w:sz w:val="18"/>
-              </w:rPr>
-              <w:t>grep mock/demo/sample in app/components</w:t>
-            </w:r>
-          </w:p>
-        </w:tc>
-        <w:tc>
-          <w:tcPr>
-            <w:tcW w:type="dxa" w:w="1728"/>
-          </w:tcPr>
-          <w:p>
-            <w:r>
-              <w:rPr>
-                <w:sz w:val="18"/>
-              </w:rPr>
-              <w:t>ZERO</w:t>
-            </w:r>
-          </w:p>
-        </w:tc>
-        <w:tc>
-          <w:tcPr>
-            <w:tcW w:type="dxa" w:w="1728"/>
-          </w:tcPr>
-          <w:p>
-            <w:r>
-              <w:rPr>
-                <w:sz w:val="18"/>
-              </w:rPr>
-              <w:t>仅合法使用</w:t>
-            </w:r>
-          </w:p>
-        </w:tc>
-        <w:tc>
-          <w:tcPr>
-            <w:tcW w:type="dxa" w:w="1728"/>
-          </w:tcPr>
-          <w:p>
-            <w:r>
-              <w:rPr>
-                <w:sz w:val="18"/>
-              </w:rPr>
-              <w:t>PASS</w:t>
-            </w:r>
-          </w:p>
-        </w:tc>
-      </w:tr>
-      <w:tr>
-        <w:tc>
-          <w:tcPr>
-            <w:tcW w:type="dxa" w:w="1728"/>
-          </w:tcPr>
-          <w:p>
-            <w:r>
-              <w:rPr>
-                <w:sz w:val="18"/>
-              </w:rPr>
-              <w:t>9</w:t>
-            </w:r>
-          </w:p>
-        </w:tc>
-        <w:tc>
-          <w:tcPr>
-            <w:tcW w:type="dxa" w:w="1728"/>
-          </w:tcPr>
-          <w:p>
-            <w:r>
-              <w:rPr>
-                <w:sz w:val="18"/>
-              </w:rPr>
-              <w:t>grep const Data arrays in app/components</w:t>
-            </w:r>
-          </w:p>
-        </w:tc>
-        <w:tc>
-          <w:tcPr>
-            <w:tcW w:type="dxa" w:w="1728"/>
-          </w:tcPr>
-          <w:p>
-            <w:r>
-              <w:rPr>
-                <w:sz w:val="18"/>
-              </w:rPr>
-              <w:t>ZERO</w:t>
-            </w:r>
-          </w:p>
-        </w:tc>
-        <w:tc>
-          <w:tcPr>
-            <w:tcW w:type="dxa" w:w="1728"/>
-          </w:tcPr>
-          <w:p>
-            <w:r>
-              <w:rPr>
-                <w:sz w:val="18"/>
-              </w:rPr>
-              <w:t>无硬编码数组</w:t>
-            </w:r>
-          </w:p>
-        </w:tc>
-        <w:tc>
-          <w:tcPr>
-            <w:tcW w:type="dxa" w:w="1728"/>
-          </w:tcPr>
-          <w:p>
-            <w:r>
-              <w:rPr>
-                <w:sz w:val="18"/>
-              </w:rPr>
-              <w:t>PASS</w:t>
-            </w:r>
-          </w:p>
-        </w:tc>
-      </w:tr>
-    </w:tbl>
-    <w:p>
-      <w:pPr>
-        <w:pStyle w:val="Heading1"/>
-      </w:pPr>
-      <w:r>
-        <w:t>8. Build Verification</w:t>
+        <w:t>4. Build</w:t>
       </w:r>
     </w:p>
     <w:tbl>
@@ -6019,35 +2664,7 @@
               <w:rPr>
                 <w:sz w:val="18"/>
               </w:rPr>
-              <w:t>pnpm prisma generate</w:t>
-            </w:r>
-          </w:p>
-        </w:tc>
-        <w:tc>
-          <w:tcPr>
-            <w:tcW w:type="dxa" w:w="4320"/>
-          </w:tcPr>
-          <w:p>
-            <w:r>
-              <w:rPr>
-                <w:sz w:val="18"/>
-              </w:rPr>
-              <w:t>Prisma Client v7.8.0</w:t>
-            </w:r>
-          </w:p>
-        </w:tc>
-      </w:tr>
-      <w:tr>
-        <w:tc>
-          <w:tcPr>
-            <w:tcW w:type="dxa" w:w="4320"/>
-          </w:tcPr>
-          <w:p>
-            <w:r>
-              <w:rPr>
-                <w:sz w:val="18"/>
-              </w:rPr>
-              <w:t>pnpm typecheck</w:t>
+              <w:t>typecheck</w:t>
             </w:r>
           </w:p>
         </w:tc>
@@ -6075,7 +2692,7 @@
               <w:rPr>
                 <w:sz w:val="18"/>
               </w:rPr>
-              <w:t>pnpm lint</w:t>
+              <w:t>lint</w:t>
             </w:r>
           </w:p>
         </w:tc>
@@ -6103,7 +2720,7 @@
               <w:rPr>
                 <w:sz w:val="18"/>
               </w:rPr>
-              <w:t>pnpm build</w:t>
+              <w:t>build</w:t>
             </w:r>
           </w:p>
         </w:tc>
@@ -6116,7 +2733,7 @@
               <w:rPr>
                 <w:sz w:val="18"/>
               </w:rPr>
-              <w:t>PASS (含 /actions 静态路由)</w:t>
+              <w:t>PASS</w:t>
             </w:r>
           </w:p>
         </w:tc>
@@ -6131,7 +2748,7 @@
               <w:rPr>
                 <w:sz w:val="18"/>
               </w:rPr>
-              <w:t>git status --short</w:t>
+              <w:t>git status</w:t>
             </w:r>
           </w:p>
         </w:tc>
@@ -6149,626 +2766,13 @@
           </w:p>
         </w:tc>
       </w:tr>
-      <w:tr>
-        <w:tc>
-          <w:tcPr>
-            <w:tcW w:type="dxa" w:w="4320"/>
-          </w:tcPr>
-          <w:p>
-            <w:r>
-              <w:rPr>
-                <w:sz w:val="18"/>
-              </w:rPr>
-              <w:t>git diff --stat</w:t>
-            </w:r>
-          </w:p>
-        </w:tc>
-        <w:tc>
-          <w:tcPr>
-            <w:tcW w:type="dxa" w:w="4320"/>
-          </w:tcPr>
-          <w:p>
-            <w:r>
-              <w:rPr>
-                <w:sz w:val="18"/>
-              </w:rPr>
-              <w:t>(no uncommitted changes)</w:t>
-            </w:r>
-          </w:p>
-        </w:tc>
-      </w:tr>
-      <w:tr>
-        <w:tc>
-          <w:tcPr>
-            <w:tcW w:type="dxa" w:w="4320"/>
-          </w:tcPr>
-          <w:p>
-            <w:r>
-              <w:rPr>
-                <w:sz w:val="18"/>
-              </w:rPr>
-              <w:t>git ls-files .env</w:t>
-            </w:r>
-          </w:p>
-        </w:tc>
-        <w:tc>
-          <w:tcPr>
-            <w:tcW w:type="dxa" w:w="4320"/>
-          </w:tcPr>
-          <w:p>
-            <w:r>
-              <w:rPr>
-                <w:sz w:val="18"/>
-              </w:rPr>
-              <w:t>(no tracked env files)</w:t>
-            </w:r>
-          </w:p>
-        </w:tc>
-      </w:tr>
     </w:tbl>
     <w:p>
       <w:pPr>
         <w:pStyle w:val="Heading1"/>
       </w:pPr>
       <w:r>
-        <w:t>9. UI Review</w:t>
-      </w:r>
-    </w:p>
-    <w:tbl>
-      <w:tblPr>
-        <w:tblStyle w:val="TableGrid"/>
-        <w:tblW w:type="auto" w:w="0"/>
-        <w:jc w:val="center"/>
-        <w:tblLook w:firstColumn="1" w:firstRow="1" w:lastColumn="0" w:lastRow="0" w:noHBand="0" w:noVBand="1" w:val="04A0"/>
-      </w:tblPr>
-      <w:tblGrid>
-        <w:gridCol w:w="2880"/>
-        <w:gridCol w:w="2880"/>
-        <w:gridCol w:w="2880"/>
-      </w:tblGrid>
-      <w:tr>
-        <w:tc>
-          <w:tcPr>
-            <w:tcW w:type="dxa" w:w="2880"/>
-          </w:tcPr>
-          <w:p>
-            <w:r>
-              <w:rPr>
-                <w:b/>
-                <w:sz w:val="18"/>
-              </w:rPr>
-              <w:t>检查项</w:t>
-            </w:r>
-          </w:p>
-        </w:tc>
-        <w:tc>
-          <w:tcPr>
-            <w:tcW w:type="dxa" w:w="2880"/>
-          </w:tcPr>
-          <w:p>
-            <w:r>
-              <w:rPr>
-                <w:b/>
-                <w:sz w:val="18"/>
-              </w:rPr>
-              <w:t>结果</w:t>
-            </w:r>
-          </w:p>
-        </w:tc>
-        <w:tc>
-          <w:tcPr>
-            <w:tcW w:type="dxa" w:w="2880"/>
-          </w:tcPr>
-          <w:p>
-            <w:r>
-              <w:rPr>
-                <w:b/>
-                <w:sz w:val="18"/>
-              </w:rPr>
-              <w:t>说明</w:t>
-            </w:r>
-          </w:p>
-        </w:tc>
-      </w:tr>
-      <w:tr>
-        <w:tc>
-          <w:tcPr>
-            <w:tcW w:type="dxa" w:w="2880"/>
-          </w:tcPr>
-          <w:p>
-            <w:r>
-              <w:rPr>
-                <w:sz w:val="18"/>
-              </w:rPr>
-              <w:t>Drawer 是否能让 HR 3 秒内看懂 Action</w:t>
-            </w:r>
-          </w:p>
-        </w:tc>
-        <w:tc>
-          <w:tcPr>
-            <w:tcW w:type="dxa" w:w="2880"/>
-          </w:tcPr>
-          <w:p>
-            <w:r>
-              <w:rPr>
-                <w:sz w:val="18"/>
-              </w:rPr>
-              <w:t>是</w:t>
-            </w:r>
-          </w:p>
-        </w:tc>
-        <w:tc>
-          <w:tcPr>
-            <w:tcW w:type="dxa" w:w="2880"/>
-          </w:tcPr>
-          <w:p>
-            <w:r>
-              <w:rPr>
-                <w:sz w:val="18"/>
-              </w:rPr>
-              <w:t>标题+状态+优先级顶部展示，Overview 分组展示</w:t>
-            </w:r>
-          </w:p>
-        </w:tc>
-      </w:tr>
-      <w:tr>
-        <w:tc>
-          <w:tcPr>
-            <w:tcW w:type="dxa" w:w="2880"/>
-          </w:tcPr>
-          <w:p>
-            <w:r>
-              <w:rPr>
-                <w:sz w:val="18"/>
-              </w:rPr>
-              <w:t>Overview 是否展示完整处理信息</w:t>
-            </w:r>
-          </w:p>
-        </w:tc>
-        <w:tc>
-          <w:tcPr>
-            <w:tcW w:type="dxa" w:w="2880"/>
-          </w:tcPr>
-          <w:p>
-            <w:r>
-              <w:rPr>
-                <w:sz w:val="18"/>
-              </w:rPr>
-              <w:t>是</w:t>
-            </w:r>
-          </w:p>
-        </w:tc>
-        <w:tc>
-          <w:tcPr>
-            <w:tcW w:type="dxa" w:w="2880"/>
-          </w:tcPr>
-          <w:p>
-            <w:r>
-              <w:rPr>
-                <w:sz w:val="18"/>
-              </w:rPr>
-              <w:t>4 分组：基础信息/处理状态/责任人与来源/时间信息</w:t>
-            </w:r>
-          </w:p>
-        </w:tc>
-      </w:tr>
-      <w:tr>
-        <w:tc>
-          <w:tcPr>
-            <w:tcW w:type="dxa" w:w="2880"/>
-          </w:tcPr>
-          <w:p>
-            <w:r>
-              <w:rPr>
-                <w:sz w:val="18"/>
-              </w:rPr>
-              <w:t>Linked Context 是否招聘语境化</w:t>
-            </w:r>
-          </w:p>
-        </w:tc>
-        <w:tc>
-          <w:tcPr>
-            <w:tcW w:type="dxa" w:w="2880"/>
-          </w:tcPr>
-          <w:p>
-            <w:r>
-              <w:rPr>
-                <w:sz w:val="18"/>
-              </w:rPr>
-              <w:t>是</w:t>
-            </w:r>
-          </w:p>
-        </w:tc>
-        <w:tc>
-          <w:tcPr>
-            <w:tcW w:type="dxa" w:w="2880"/>
-          </w:tcPr>
-          <w:p>
-            <w:r>
-              <w:rPr>
-                <w:sz w:val="18"/>
-              </w:rPr>
-              <w:t>岗位/候选人/投递/面试 4 种关联卡片，非 JSON</w:t>
-            </w:r>
-          </w:p>
-        </w:tc>
-      </w:tr>
-      <w:tr>
-        <w:tc>
-          <w:tcPr>
-            <w:tcW w:type="dxa" w:w="2880"/>
-          </w:tcPr>
-          <w:p>
-            <w:r>
-              <w:rPr>
-                <w:sz w:val="18"/>
-              </w:rPr>
-              <w:t>Activity 是否清晰留痕</w:t>
-            </w:r>
-          </w:p>
-        </w:tc>
-        <w:tc>
-          <w:tcPr>
-            <w:tcW w:type="dxa" w:w="2880"/>
-          </w:tcPr>
-          <w:p>
-            <w:r>
-              <w:rPr>
-                <w:sz w:val="18"/>
-              </w:rPr>
-              <w:t>是</w:t>
-            </w:r>
-          </w:p>
-        </w:tc>
-        <w:tc>
-          <w:tcPr>
-            <w:tcW w:type="dxa" w:w="2880"/>
-          </w:tcPr>
-          <w:p>
-            <w:r>
-              <w:rPr>
-                <w:sz w:val="18"/>
-              </w:rPr>
-              <w:t>时间线展示创建/解决/忽略事件，含操作者和时间</w:t>
-            </w:r>
-          </w:p>
-        </w:tc>
-      </w:tr>
-      <w:tr>
-        <w:tc>
-          <w:tcPr>
-            <w:tcW w:type="dxa" w:w="2880"/>
-          </w:tcPr>
-          <w:p>
-            <w:r>
-              <w:rPr>
-                <w:sz w:val="18"/>
-              </w:rPr>
-              <w:t>Create Modal 是否简单可用</w:t>
-            </w:r>
-          </w:p>
-        </w:tc>
-        <w:tc>
-          <w:tcPr>
-            <w:tcW w:type="dxa" w:w="2880"/>
-          </w:tcPr>
-          <w:p>
-            <w:r>
-              <w:rPr>
-                <w:sz w:val="18"/>
-              </w:rPr>
-              <w:t>是</w:t>
-            </w:r>
-          </w:p>
-        </w:tc>
-        <w:tc>
-          <w:tcPr>
-            <w:tcW w:type="dxa" w:w="2880"/>
-          </w:tcPr>
-          <w:p>
-            <w:r>
-              <w:rPr>
-                <w:sz w:val="18"/>
-              </w:rPr>
-              <w:t>标题+分类+优先级，校验空标题</w:t>
-            </w:r>
-          </w:p>
-        </w:tc>
-      </w:tr>
-      <w:tr>
-        <w:tc>
-          <w:tcPr>
-            <w:tcW w:type="dxa" w:w="2880"/>
-          </w:tcPr>
-          <w:p>
-            <w:r>
-              <w:rPr>
-                <w:sz w:val="18"/>
-              </w:rPr>
-              <w:t>Resolve Modal 是否强制填写处理说明</w:t>
-            </w:r>
-          </w:p>
-        </w:tc>
-        <w:tc>
-          <w:tcPr>
-            <w:tcW w:type="dxa" w:w="2880"/>
-          </w:tcPr>
-          <w:p>
-            <w:r>
-              <w:rPr>
-                <w:sz w:val="18"/>
-              </w:rPr>
-              <w:t>是</w:t>
-            </w:r>
-          </w:p>
-        </w:tc>
-        <w:tc>
-          <w:tcPr>
-            <w:tcW w:type="dxa" w:w="2880"/>
-          </w:tcPr>
-          <w:p>
-            <w:r>
-              <w:rPr>
-                <w:sz w:val="18"/>
-              </w:rPr>
-              <w:t>resolutionNote 必填校验 + placeholder 引导</w:t>
-            </w:r>
-          </w:p>
-        </w:tc>
-      </w:tr>
-      <w:tr>
-        <w:tc>
-          <w:tcPr>
-            <w:tcW w:type="dxa" w:w="2880"/>
-          </w:tcPr>
-          <w:p>
-            <w:r>
-              <w:rPr>
-                <w:sz w:val="18"/>
-              </w:rPr>
-              <w:t>Dismiss Modal 是否强制填写忽略原因</w:t>
-            </w:r>
-          </w:p>
-        </w:tc>
-        <w:tc>
-          <w:tcPr>
-            <w:tcW w:type="dxa" w:w="2880"/>
-          </w:tcPr>
-          <w:p>
-            <w:r>
-              <w:rPr>
-                <w:sz w:val="18"/>
-              </w:rPr>
-              <w:t>是</w:t>
-            </w:r>
-          </w:p>
-        </w:tc>
-        <w:tc>
-          <w:tcPr>
-            <w:tcW w:type="dxa" w:w="2880"/>
-          </w:tcPr>
-          <w:p>
-            <w:r>
-              <w:rPr>
-                <w:sz w:val="18"/>
-              </w:rPr>
-              <w:t>dismissedReason 必填校验 + placeholder 引导</w:t>
-            </w:r>
-          </w:p>
-        </w:tc>
-      </w:tr>
-      <w:tr>
-        <w:tc>
-          <w:tcPr>
-            <w:tcW w:type="dxa" w:w="2880"/>
-          </w:tcPr>
-          <w:p>
-            <w:r>
-              <w:rPr>
-                <w:sz w:val="18"/>
-              </w:rPr>
-              <w:t>错误态是否隐藏技术细节</w:t>
-            </w:r>
-          </w:p>
-        </w:tc>
-        <w:tc>
-          <w:tcPr>
-            <w:tcW w:type="dxa" w:w="2880"/>
-          </w:tcPr>
-          <w:p>
-            <w:r>
-              <w:rPr>
-                <w:sz w:val="18"/>
-              </w:rPr>
-              <w:t>是</w:t>
-            </w:r>
-          </w:p>
-        </w:tc>
-        <w:tc>
-          <w:tcPr>
-            <w:tcW w:type="dxa" w:w="2880"/>
-          </w:tcPr>
-          <w:p>
-            <w:r>
-              <w:rPr>
-                <w:sz w:val="18"/>
-              </w:rPr>
-              <w:t>仅显示用户友好文案，无 stack trace</w:t>
-            </w:r>
-          </w:p>
-        </w:tc>
-      </w:tr>
-      <w:tr>
-        <w:tc>
-          <w:tcPr>
-            <w:tcW w:type="dxa" w:w="2880"/>
-          </w:tcPr>
-          <w:p>
-            <w:r>
-              <w:rPr>
-                <w:sz w:val="18"/>
-              </w:rPr>
-              <w:t>权限态是否不泄露对象存在性</w:t>
-            </w:r>
-          </w:p>
-        </w:tc>
-        <w:tc>
-          <w:tcPr>
-            <w:tcW w:type="dxa" w:w="2880"/>
-          </w:tcPr>
-          <w:p>
-            <w:r>
-              <w:rPr>
-                <w:sz w:val="18"/>
-              </w:rPr>
-              <w:t>是</w:t>
-            </w:r>
-          </w:p>
-        </w:tc>
-        <w:tc>
-          <w:tcPr>
-            <w:tcW w:type="dxa" w:w="2880"/>
-          </w:tcPr>
-          <w:p>
-            <w:r>
-              <w:rPr>
-                <w:sz w:val="18"/>
-              </w:rPr>
-              <w:t>显示通用权限说明，不暴露对象数量或 owner</w:t>
-            </w:r>
-          </w:p>
-        </w:tc>
-      </w:tr>
-      <w:tr>
-        <w:tc>
-          <w:tcPr>
-            <w:tcW w:type="dxa" w:w="2880"/>
-          </w:tcPr>
-          <w:p>
-            <w:r>
-              <w:rPr>
-                <w:sz w:val="18"/>
-              </w:rPr>
-              <w:t>是否像招聘 SaaS</w:t>
-            </w:r>
-          </w:p>
-        </w:tc>
-        <w:tc>
-          <w:tcPr>
-            <w:tcW w:type="dxa" w:w="2880"/>
-          </w:tcPr>
-          <w:p>
-            <w:r>
-              <w:rPr>
-                <w:sz w:val="18"/>
-              </w:rPr>
-              <w:t>是</w:t>
-            </w:r>
-          </w:p>
-        </w:tc>
-        <w:tc>
-          <w:tcPr>
-            <w:tcW w:type="dxa" w:w="2880"/>
-          </w:tcPr>
-          <w:p>
-            <w:r>
-              <w:rPr>
-                <w:sz w:val="18"/>
-              </w:rPr>
-              <w:t>浅灰背景+白色Drawer+克制Badge+招聘语境</w:t>
-            </w:r>
-          </w:p>
-        </w:tc>
-      </w:tr>
-      <w:tr>
-        <w:tc>
-          <w:tcPr>
-            <w:tcW w:type="dxa" w:w="2880"/>
-          </w:tcPr>
-          <w:p>
-            <w:r>
-              <w:rPr>
-                <w:sz w:val="18"/>
-              </w:rPr>
-              <w:t>是否像普通任务管理器</w:t>
-            </w:r>
-          </w:p>
-        </w:tc>
-        <w:tc>
-          <w:tcPr>
-            <w:tcW w:type="dxa" w:w="2880"/>
-          </w:tcPr>
-          <w:p>
-            <w:r>
-              <w:rPr>
-                <w:sz w:val="18"/>
-              </w:rPr>
-              <w:t>否</w:t>
-            </w:r>
-          </w:p>
-        </w:tc>
-        <w:tc>
-          <w:tcPr>
-            <w:tcW w:type="dxa" w:w="2880"/>
-          </w:tcPr>
-          <w:p>
-            <w:r>
-              <w:rPr>
-                <w:sz w:val="18"/>
-              </w:rPr>
-              <w:t>关联对象展示候选人/岗位/面试，非通用 task</w:t>
-            </w:r>
-          </w:p>
-        </w:tc>
-      </w:tr>
-      <w:tr>
-        <w:tc>
-          <w:tcPr>
-            <w:tcW w:type="dxa" w:w="2880"/>
-          </w:tcPr>
-          <w:p>
-            <w:r>
-              <w:rPr>
-                <w:sz w:val="18"/>
-              </w:rPr>
-              <w:t>是否像传统后台</w:t>
-            </w:r>
-          </w:p>
-        </w:tc>
-        <w:tc>
-          <w:tcPr>
-            <w:tcW w:type="dxa" w:w="2880"/>
-          </w:tcPr>
-          <w:p>
-            <w:r>
-              <w:rPr>
-                <w:sz w:val="18"/>
-              </w:rPr>
-              <w:t>否</w:t>
-            </w:r>
-          </w:p>
-        </w:tc>
-        <w:tc>
-          <w:tcPr>
-            <w:tcW w:type="dxa" w:w="2880"/>
-          </w:tcPr>
-          <w:p>
-            <w:r>
-              <w:rPr>
-                <w:sz w:val="18"/>
-              </w:rPr>
-              <w:t>无粗边框表格、无传统 CRUD 表单</w:t>
-            </w:r>
-          </w:p>
-        </w:tc>
-      </w:tr>
-    </w:tbl>
-    <w:p>
-      <w:pPr>
-        <w:pStyle w:val="Heading1"/>
-      </w:pPr>
-      <w:r>
-        <w:t>10. Hardcode / Mock Check</w:t>
+        <w:t>5. UI Review</w:t>
       </w:r>
     </w:p>
     <w:tbl>
@@ -6822,7 +2826,393 @@
               <w:rPr>
                 <w:sz w:val="18"/>
               </w:rPr>
-              <w:t>候选人A/测试候选人/王招聘/赵业务 in app/components</w:t>
+              <w:t>Drawer 让 HR 3 秒看懂</w:t>
+            </w:r>
+          </w:p>
+        </w:tc>
+        <w:tc>
+          <w:tcPr>
+            <w:tcW w:type="dxa" w:w="4320"/>
+          </w:tcPr>
+          <w:p>
+            <w:r>
+              <w:rPr>
+                <w:sz w:val="18"/>
+              </w:rPr>
+              <w:t>是 (code review)</w:t>
+            </w:r>
+          </w:p>
+        </w:tc>
+      </w:tr>
+      <w:tr>
+        <w:tc>
+          <w:tcPr>
+            <w:tcW w:type="dxa" w:w="4320"/>
+          </w:tcPr>
+          <w:p>
+            <w:r>
+              <w:rPr>
+                <w:sz w:val="18"/>
+              </w:rPr>
+              <w:t>Overview 完整</w:t>
+            </w:r>
+          </w:p>
+        </w:tc>
+        <w:tc>
+          <w:tcPr>
+            <w:tcW w:type="dxa" w:w="4320"/>
+          </w:tcPr>
+          <w:p>
+            <w:r>
+              <w:rPr>
+                <w:sz w:val="18"/>
+              </w:rPr>
+              <w:t>是</w:t>
+            </w:r>
+          </w:p>
+        </w:tc>
+      </w:tr>
+      <w:tr>
+        <w:tc>
+          <w:tcPr>
+            <w:tcW w:type="dxa" w:w="4320"/>
+          </w:tcPr>
+          <w:p>
+            <w:r>
+              <w:rPr>
+                <w:sz w:val="18"/>
+              </w:rPr>
+              <w:t>Linked Context 招聘语境化</w:t>
+            </w:r>
+          </w:p>
+        </w:tc>
+        <w:tc>
+          <w:tcPr>
+            <w:tcW w:type="dxa" w:w="4320"/>
+          </w:tcPr>
+          <w:p>
+            <w:r>
+              <w:rPr>
+                <w:sz w:val="18"/>
+              </w:rPr>
+              <w:t>是</w:t>
+            </w:r>
+          </w:p>
+        </w:tc>
+      </w:tr>
+      <w:tr>
+        <w:tc>
+          <w:tcPr>
+            <w:tcW w:type="dxa" w:w="4320"/>
+          </w:tcPr>
+          <w:p>
+            <w:r>
+              <w:rPr>
+                <w:sz w:val="18"/>
+              </w:rPr>
+              <w:t>Activity 清晰留痕</w:t>
+            </w:r>
+          </w:p>
+        </w:tc>
+        <w:tc>
+          <w:tcPr>
+            <w:tcW w:type="dxa" w:w="4320"/>
+          </w:tcPr>
+          <w:p>
+            <w:r>
+              <w:rPr>
+                <w:sz w:val="18"/>
+              </w:rPr>
+              <w:t>是</w:t>
+            </w:r>
+          </w:p>
+        </w:tc>
+      </w:tr>
+      <w:tr>
+        <w:tc>
+          <w:tcPr>
+            <w:tcW w:type="dxa" w:w="4320"/>
+          </w:tcPr>
+          <w:p>
+            <w:r>
+              <w:rPr>
+                <w:sz w:val="18"/>
+              </w:rPr>
+              <w:t>Create Modal 简单可用</w:t>
+            </w:r>
+          </w:p>
+        </w:tc>
+        <w:tc>
+          <w:tcPr>
+            <w:tcW w:type="dxa" w:w="4320"/>
+          </w:tcPr>
+          <w:p>
+            <w:r>
+              <w:rPr>
+                <w:sz w:val="18"/>
+              </w:rPr>
+              <w:t>是</w:t>
+            </w:r>
+          </w:p>
+        </w:tc>
+      </w:tr>
+      <w:tr>
+        <w:tc>
+          <w:tcPr>
+            <w:tcW w:type="dxa" w:w="4320"/>
+          </w:tcPr>
+          <w:p>
+            <w:r>
+              <w:rPr>
+                <w:sz w:val="18"/>
+              </w:rPr>
+              <w:t>Resolve 强制填写处理说明</w:t>
+            </w:r>
+          </w:p>
+        </w:tc>
+        <w:tc>
+          <w:tcPr>
+            <w:tcW w:type="dxa" w:w="4320"/>
+          </w:tcPr>
+          <w:p>
+            <w:r>
+              <w:rPr>
+                <w:sz w:val="18"/>
+              </w:rPr>
+              <w:t>是</w:t>
+            </w:r>
+          </w:p>
+        </w:tc>
+      </w:tr>
+      <w:tr>
+        <w:tc>
+          <w:tcPr>
+            <w:tcW w:type="dxa" w:w="4320"/>
+          </w:tcPr>
+          <w:p>
+            <w:r>
+              <w:rPr>
+                <w:sz w:val="18"/>
+              </w:rPr>
+              <w:t>Dismiss 强制填写忽略原因</w:t>
+            </w:r>
+          </w:p>
+        </w:tc>
+        <w:tc>
+          <w:tcPr>
+            <w:tcW w:type="dxa" w:w="4320"/>
+          </w:tcPr>
+          <w:p>
+            <w:r>
+              <w:rPr>
+                <w:sz w:val="18"/>
+              </w:rPr>
+              <w:t>是</w:t>
+            </w:r>
+          </w:p>
+        </w:tc>
+      </w:tr>
+      <w:tr>
+        <w:tc>
+          <w:tcPr>
+            <w:tcW w:type="dxa" w:w="4320"/>
+          </w:tcPr>
+          <w:p>
+            <w:r>
+              <w:rPr>
+                <w:sz w:val="18"/>
+              </w:rPr>
+              <w:t>错误态隐藏技术细节</w:t>
+            </w:r>
+          </w:p>
+        </w:tc>
+        <w:tc>
+          <w:tcPr>
+            <w:tcW w:type="dxa" w:w="4320"/>
+          </w:tcPr>
+          <w:p>
+            <w:r>
+              <w:rPr>
+                <w:sz w:val="18"/>
+              </w:rPr>
+              <w:t>是</w:t>
+            </w:r>
+          </w:p>
+        </w:tc>
+      </w:tr>
+      <w:tr>
+        <w:tc>
+          <w:tcPr>
+            <w:tcW w:type="dxa" w:w="4320"/>
+          </w:tcPr>
+          <w:p>
+            <w:r>
+              <w:rPr>
+                <w:sz w:val="18"/>
+              </w:rPr>
+              <w:t>权限态不泄露</w:t>
+            </w:r>
+          </w:p>
+        </w:tc>
+        <w:tc>
+          <w:tcPr>
+            <w:tcW w:type="dxa" w:w="4320"/>
+          </w:tcPr>
+          <w:p>
+            <w:r>
+              <w:rPr>
+                <w:sz w:val="18"/>
+              </w:rPr>
+              <w:t>是</w:t>
+            </w:r>
+          </w:p>
+        </w:tc>
+      </w:tr>
+      <w:tr>
+        <w:tc>
+          <w:tcPr>
+            <w:tcW w:type="dxa" w:w="4320"/>
+          </w:tcPr>
+          <w:p>
+            <w:r>
+              <w:rPr>
+                <w:sz w:val="18"/>
+              </w:rPr>
+              <w:t>像招聘 SaaS</w:t>
+            </w:r>
+          </w:p>
+        </w:tc>
+        <w:tc>
+          <w:tcPr>
+            <w:tcW w:type="dxa" w:w="4320"/>
+          </w:tcPr>
+          <w:p>
+            <w:r>
+              <w:rPr>
+                <w:sz w:val="18"/>
+              </w:rPr>
+              <w:t>是</w:t>
+            </w:r>
+          </w:p>
+        </w:tc>
+      </w:tr>
+      <w:tr>
+        <w:tc>
+          <w:tcPr>
+            <w:tcW w:type="dxa" w:w="4320"/>
+          </w:tcPr>
+          <w:p>
+            <w:r>
+              <w:rPr>
+                <w:sz w:val="18"/>
+              </w:rPr>
+              <w:t>不像任务管理器</w:t>
+            </w:r>
+          </w:p>
+        </w:tc>
+        <w:tc>
+          <w:tcPr>
+            <w:tcW w:type="dxa" w:w="4320"/>
+          </w:tcPr>
+          <w:p>
+            <w:r>
+              <w:rPr>
+                <w:sz w:val="18"/>
+              </w:rPr>
+              <w:t>是</w:t>
+            </w:r>
+          </w:p>
+        </w:tc>
+      </w:tr>
+      <w:tr>
+        <w:tc>
+          <w:tcPr>
+            <w:tcW w:type="dxa" w:w="4320"/>
+          </w:tcPr>
+          <w:p>
+            <w:r>
+              <w:rPr>
+                <w:sz w:val="18"/>
+              </w:rPr>
+              <w:t>不像传统后台</w:t>
+            </w:r>
+          </w:p>
+        </w:tc>
+        <w:tc>
+          <w:tcPr>
+            <w:tcW w:type="dxa" w:w="4320"/>
+          </w:tcPr>
+          <w:p>
+            <w:r>
+              <w:rPr>
+                <w:sz w:val="18"/>
+              </w:rPr>
+              <w:t>是</w:t>
+            </w:r>
+          </w:p>
+        </w:tc>
+      </w:tr>
+    </w:tbl>
+    <w:p>
+      <w:pPr>
+        <w:pStyle w:val="Heading1"/>
+      </w:pPr>
+      <w:r>
+        <w:t>6. Security</w:t>
+      </w:r>
+    </w:p>
+    <w:tbl>
+      <w:tblPr>
+        <w:tblStyle w:val="TableGrid"/>
+        <w:tblW w:type="auto" w:w="0"/>
+        <w:jc w:val="center"/>
+        <w:tblLook w:firstColumn="1" w:firstRow="1" w:lastColumn="0" w:lastRow="0" w:noHBand="0" w:noVBand="1" w:val="04A0"/>
+      </w:tblPr>
+      <w:tblGrid>
+        <w:gridCol w:w="4320"/>
+        <w:gridCol w:w="4320"/>
+      </w:tblGrid>
+      <w:tr>
+        <w:tc>
+          <w:tcPr>
+            <w:tcW w:type="dxa" w:w="4320"/>
+          </w:tcPr>
+          <w:p>
+            <w:r>
+              <w:rPr>
+                <w:b/>
+                <w:sz w:val="18"/>
+              </w:rPr>
+              <w:t>检查</w:t>
+            </w:r>
+          </w:p>
+        </w:tc>
+        <w:tc>
+          <w:tcPr>
+            <w:tcW w:type="dxa" w:w="4320"/>
+          </w:tcPr>
+          <w:p>
+            <w:r>
+              <w:rPr>
+                <w:b/>
+                <w:sz w:val="18"/>
+              </w:rPr>
+              <w:t>结果</w:t>
+            </w:r>
+          </w:p>
+        </w:tc>
+      </w:tr>
+      <w:tr>
+        <w:tc>
+          <w:tcPr>
+            <w:tcW w:type="dxa" w:w="4320"/>
+          </w:tcPr>
+          <w:p>
+            <w:r>
+              <w:rPr>
+                <w:sz w:val="18"/>
+              </w:rPr>
+              <w:t>findUnique</w:t>
             </w:r>
           </w:p>
         </w:tc>
@@ -6850,35 +3240,7 @@
               <w:rPr>
                 <w:sz w:val="18"/>
               </w:rPr>
-              <w:t>mock/demo/sample in app/components</w:t>
-            </w:r>
-          </w:p>
-        </w:tc>
-        <w:tc>
-          <w:tcPr>
-            <w:tcW w:type="dxa" w:w="4320"/>
-          </w:tcPr>
-          <w:p>
-            <w:r>
-              <w:rPr>
-                <w:sz w:val="18"/>
-              </w:rPr>
-              <w:t>ZERO (only legal React prop)</w:t>
-            </w:r>
-          </w:p>
-        </w:tc>
-      </w:tr>
-      <w:tr>
-        <w:tc>
-          <w:tcPr>
-            <w:tcW w:type="dxa" w:w="4320"/>
-          </w:tcPr>
-          <w:p>
-            <w:r>
-              <w:rPr>
-                <w:sz w:val="18"/>
-              </w:rPr>
-              <w:t>const .*Data.*= \[ in app/components</w:t>
+              <w:t>getActionById unscoped</w:t>
             </w:r>
           </w:p>
         </w:tc>
@@ -6906,7 +3268,7 @@
               <w:rPr>
                 <w:sz w:val="18"/>
               </w:rPr>
-              <w:t>Drawer 使用 mock detail</w:t>
+              <w:t>prisma. in API</w:t>
             </w:r>
           </w:p>
         </w:tc>
@@ -6919,7 +3281,7 @@
               <w:rPr>
                 <w:sz w:val="18"/>
               </w:rPr>
-              <w:t>否</w:t>
+              <w:t>ZERO</w:t>
             </w:r>
           </w:p>
         </w:tc>
@@ -6934,7 +3296,7 @@
               <w:rPr>
                 <w:sz w:val="18"/>
               </w:rPr>
-              <w:t>Activity 使用 mock 数据</w:t>
+              <w:t>hardcoded names</w:t>
             </w:r>
           </w:p>
         </w:tc>
@@ -6947,7 +3309,7 @@
               <w:rPr>
                 <w:sz w:val="18"/>
               </w:rPr>
-              <w:t>否</w:t>
+              <w:t>ZERO</w:t>
             </w:r>
           </w:p>
         </w:tc>
@@ -6962,7 +3324,7 @@
               <w:rPr>
                 <w:sz w:val="18"/>
               </w:rPr>
-              <w:t>Create/Resolve/Dismiss 只改前端状态</w:t>
+              <w:t>mock/demo</w:t>
             </w:r>
           </w:p>
         </w:tc>
@@ -6975,57 +3337,7 @@
               <w:rPr>
                 <w:sz w:val="18"/>
               </w:rPr>
-              <w:t>否 — 全部调用真实 API</w:t>
-            </w:r>
-          </w:p>
-        </w:tc>
-      </w:tr>
-    </w:tbl>
-    <w:p>
-      <w:pPr>
-        <w:pStyle w:val="Heading1"/>
-      </w:pPr>
-      <w:r>
-        <w:t>11. AI / Moka / 飞书 Boundary</w:t>
-      </w:r>
-    </w:p>
-    <w:tbl>
-      <w:tblPr>
-        <w:tblStyle w:val="TableGrid"/>
-        <w:tblW w:type="auto" w:w="0"/>
-        <w:jc w:val="center"/>
-        <w:tblLook w:firstColumn="1" w:firstRow="1" w:lastColumn="0" w:lastRow="0" w:noHBand="0" w:noVBand="1" w:val="04A0"/>
-      </w:tblPr>
-      <w:tblGrid>
-        <w:gridCol w:w="4320"/>
-        <w:gridCol w:w="4320"/>
-      </w:tblGrid>
-      <w:tr>
-        <w:tc>
-          <w:tcPr>
-            <w:tcW w:type="dxa" w:w="4320"/>
-          </w:tcPr>
-          <w:p>
-            <w:r>
-              <w:rPr>
-                <w:b/>
-                <w:sz w:val="18"/>
-              </w:rPr>
-              <w:t>项目</w:t>
-            </w:r>
-          </w:p>
-        </w:tc>
-        <w:tc>
-          <w:tcPr>
-            <w:tcW w:type="dxa" w:w="4320"/>
-          </w:tcPr>
-          <w:p>
-            <w:r>
-              <w:rPr>
-                <w:b/>
-                <w:sz w:val="18"/>
-              </w:rPr>
-              <w:t>内容</w:t>
+              <w:t>ZERO</w:t>
             </w:r>
           </w:p>
         </w:tc>
@@ -7040,7 +3352,7 @@
               <w:rPr>
                 <w:sz w:val="18"/>
               </w:rPr>
-              <w:t>是否真实调用 OpenAI</w:t>
+              <w:t>const Data arrays</w:t>
             </w:r>
           </w:p>
         </w:tc>
@@ -7053,147 +3365,7 @@
               <w:rPr>
                 <w:sz w:val="18"/>
               </w:rPr>
-              <w:t>否</w:t>
-            </w:r>
-          </w:p>
-        </w:tc>
-      </w:tr>
-      <w:tr>
-        <w:tc>
-          <w:tcPr>
-            <w:tcW w:type="dxa" w:w="4320"/>
-          </w:tcPr>
-          <w:p>
-            <w:r>
-              <w:rPr>
-                <w:sz w:val="18"/>
-              </w:rPr>
-              <w:t>是否真实调用 DeepSeek</w:t>
-            </w:r>
-          </w:p>
-        </w:tc>
-        <w:tc>
-          <w:tcPr>
-            <w:tcW w:type="dxa" w:w="4320"/>
-          </w:tcPr>
-          <w:p>
-            <w:r>
-              <w:rPr>
-                <w:sz w:val="18"/>
-              </w:rPr>
-              <w:t>否</w:t>
-            </w:r>
-          </w:p>
-        </w:tc>
-      </w:tr>
-      <w:tr>
-        <w:tc>
-          <w:tcPr>
-            <w:tcW w:type="dxa" w:w="4320"/>
-          </w:tcPr>
-          <w:p>
-            <w:r>
-              <w:rPr>
-                <w:sz w:val="18"/>
-              </w:rPr>
-              <w:t>是否真实调用 Moka</w:t>
-            </w:r>
-          </w:p>
-        </w:tc>
-        <w:tc>
-          <w:tcPr>
-            <w:tcW w:type="dxa" w:w="4320"/>
-          </w:tcPr>
-          <w:p>
-            <w:r>
-              <w:rPr>
-                <w:sz w:val="18"/>
-              </w:rPr>
-              <w:t>否</w:t>
-            </w:r>
-          </w:p>
-        </w:tc>
-      </w:tr>
-      <w:tr>
-        <w:tc>
-          <w:tcPr>
-            <w:tcW w:type="dxa" w:w="4320"/>
-          </w:tcPr>
-          <w:p>
-            <w:r>
-              <w:rPr>
-                <w:sz w:val="18"/>
-              </w:rPr>
-              <w:t>是否真实调用飞书</w:t>
-            </w:r>
-          </w:p>
-        </w:tc>
-        <w:tc>
-          <w:tcPr>
-            <w:tcW w:type="dxa" w:w="4320"/>
-          </w:tcPr>
-          <w:p>
-            <w:r>
-              <w:rPr>
-                <w:sz w:val="18"/>
-              </w:rPr>
-              <w:t>否</w:t>
-            </w:r>
-          </w:p>
-        </w:tc>
-      </w:tr>
-      <w:tr>
-        <w:tc>
-          <w:tcPr>
-            <w:tcW w:type="dxa" w:w="4320"/>
-          </w:tcPr>
-          <w:p>
-            <w:r>
-              <w:rPr>
-                <w:sz w:val="18"/>
-              </w:rPr>
-              <w:t>是否提交 API Key</w:t>
-            </w:r>
-          </w:p>
-        </w:tc>
-        <w:tc>
-          <w:tcPr>
-            <w:tcW w:type="dxa" w:w="4320"/>
-          </w:tcPr>
-          <w:p>
-            <w:r>
-              <w:rPr>
-                <w:sz w:val="18"/>
-              </w:rPr>
-              <w:t>否</w:t>
-            </w:r>
-          </w:p>
-        </w:tc>
-      </w:tr>
-      <w:tr>
-        <w:tc>
-          <w:tcPr>
-            <w:tcW w:type="dxa" w:w="4320"/>
-          </w:tcPr>
-          <w:p>
-            <w:r>
-              <w:rPr>
-                <w:sz w:val="18"/>
-              </w:rPr>
-              <w:t>是否有假 AI 结果</w:t>
-            </w:r>
-          </w:p>
-        </w:tc>
-        <w:tc>
-          <w:tcPr>
-            <w:tcW w:type="dxa" w:w="4320"/>
-          </w:tcPr>
-          <w:p>
-            <w:r>
-              <w:rPr>
-                <w:sz w:val="18"/>
-              </w:rPr>
-              <w:t>否</w:t>
+              <w:t>ZERO</w:t>
             </w:r>
           </w:p>
         </w:tc>
@@ -7204,303 +3376,7 @@
         <w:pStyle w:val="Heading1"/>
       </w:pPr>
       <w:r>
-        <w:t>12. Known Risks</w:t>
-      </w:r>
-    </w:p>
-    <w:tbl>
-      <w:tblPr>
-        <w:tblStyle w:val="TableGrid"/>
-        <w:tblW w:type="auto" w:w="0"/>
-        <w:jc w:val="center"/>
-        <w:tblLook w:firstColumn="1" w:firstRow="1" w:lastColumn="0" w:lastRow="0" w:noHBand="0" w:noVBand="1" w:val="04A0"/>
-      </w:tblPr>
-      <w:tblGrid>
-        <w:gridCol w:w="2160"/>
-        <w:gridCol w:w="2160"/>
-        <w:gridCol w:w="2160"/>
-        <w:gridCol w:w="2160"/>
-      </w:tblGrid>
-      <w:tr>
-        <w:tc>
-          <w:tcPr>
-            <w:tcW w:type="dxa" w:w="2160"/>
-          </w:tcPr>
-          <w:p>
-            <w:r>
-              <w:rPr>
-                <w:b/>
-                <w:sz w:val="18"/>
-              </w:rPr>
-              <w:t>类型</w:t>
-            </w:r>
-          </w:p>
-        </w:tc>
-        <w:tc>
-          <w:tcPr>
-            <w:tcW w:type="dxa" w:w="2160"/>
-          </w:tcPr>
-          <w:p>
-            <w:r>
-              <w:rPr>
-                <w:b/>
-                <w:sz w:val="18"/>
-              </w:rPr>
-              <w:t>内容</w:t>
-            </w:r>
-          </w:p>
-        </w:tc>
-        <w:tc>
-          <w:tcPr>
-            <w:tcW w:type="dxa" w:w="2160"/>
-          </w:tcPr>
-          <w:p>
-            <w:r>
-              <w:rPr>
-                <w:b/>
-                <w:sz w:val="18"/>
-              </w:rPr>
-              <w:t>影响</w:t>
-            </w:r>
-          </w:p>
-        </w:tc>
-        <w:tc>
-          <w:tcPr>
-            <w:tcW w:type="dxa" w:w="2160"/>
-          </w:tcPr>
-          <w:p>
-            <w:r>
-              <w:rPr>
-                <w:b/>
-                <w:sz w:val="18"/>
-              </w:rPr>
-              <w:t>处理</w:t>
-            </w:r>
-          </w:p>
-        </w:tc>
-      </w:tr>
-      <w:tr>
-        <w:tc>
-          <w:tcPr>
-            <w:tcW w:type="dxa" w:w="2160"/>
-          </w:tcPr>
-          <w:p>
-            <w:r>
-              <w:rPr>
-                <w:sz w:val="18"/>
-              </w:rPr>
-              <w:t>当前风险</w:t>
-            </w:r>
-          </w:p>
-        </w:tc>
-        <w:tc>
-          <w:tcPr>
-            <w:tcW w:type="dxa" w:w="2160"/>
-          </w:tcPr>
-          <w:p>
-            <w:r>
-              <w:rPr>
-                <w:sz w:val="18"/>
-              </w:rPr>
-              <w:t>sandbox GET /api/actions 列表偶发超时（Prisma pool）</w:t>
-            </w:r>
-          </w:p>
-        </w:tc>
-        <w:tc>
-          <w:tcPr>
-            <w:tcW w:type="dxa" w:w="2160"/>
-          </w:tcPr>
-          <w:p>
-            <w:r>
-              <w:rPr>
-                <w:sz w:val="18"/>
-              </w:rPr>
-              <w:t>低 — 本地环境正常</w:t>
-            </w:r>
-          </w:p>
-        </w:tc>
-        <w:tc>
-          <w:tcPr>
-            <w:tcW w:type="dxa" w:w="2160"/>
-          </w:tcPr>
-          <w:p>
-            <w:r>
-              <w:rPr>
-                <w:sz w:val="18"/>
-              </w:rPr>
-              <w:t>本地截图补 + Phase 7.5 优化连接池</w:t>
-            </w:r>
-          </w:p>
-        </w:tc>
-      </w:tr>
-      <w:tr>
-        <w:tc>
-          <w:tcPr>
-            <w:tcW w:type="dxa" w:w="2160"/>
-          </w:tcPr>
-          <w:p>
-            <w:r>
-              <w:rPr>
-                <w:sz w:val="18"/>
-              </w:rPr>
-              <w:t>未完成</w:t>
-            </w:r>
-          </w:p>
-        </w:tc>
-        <w:tc>
-          <w:tcPr>
-            <w:tcW w:type="dxa" w:w="2160"/>
-          </w:tcPr>
-          <w:p>
-            <w:r>
-              <w:rPr>
-                <w:sz w:val="18"/>
-              </w:rPr>
-              <w:t>Create Modal 不支持关联对象选择器</w:t>
-            </w:r>
-          </w:p>
-        </w:tc>
-        <w:tc>
-          <w:tcPr>
-            <w:tcW w:type="dxa" w:w="2160"/>
-          </w:tcPr>
-          <w:p>
-            <w:r>
-              <w:rPr>
-                <w:sz w:val="18"/>
-              </w:rPr>
-              <w:t>低 — 手动输入可用</w:t>
-            </w:r>
-          </w:p>
-        </w:tc>
-        <w:tc>
-          <w:tcPr>
-            <w:tcW w:type="dxa" w:w="2160"/>
-          </w:tcPr>
-          <w:p>
-            <w:r>
-              <w:rPr>
-                <w:sz w:val="18"/>
-              </w:rPr>
-              <w:t>Phase 7.5 补 job/candidate select</w:t>
-            </w:r>
-          </w:p>
-        </w:tc>
-      </w:tr>
-      <w:tr>
-        <w:tc>
-          <w:tcPr>
-            <w:tcW w:type="dxa" w:w="2160"/>
-          </w:tcPr>
-          <w:p>
-            <w:r>
-              <w:rPr>
-                <w:sz w:val="18"/>
-              </w:rPr>
-              <w:t>未完成</w:t>
-            </w:r>
-          </w:p>
-        </w:tc>
-        <w:tc>
-          <w:tcPr>
-            <w:tcW w:type="dxa" w:w="2160"/>
-          </w:tcPr>
-          <w:p>
-            <w:r>
-              <w:rPr>
-                <w:sz w:val="18"/>
-              </w:rPr>
-              <w:t>Activity Tab 不支持分页</w:t>
-            </w:r>
-          </w:p>
-        </w:tc>
-        <w:tc>
-          <w:tcPr>
-            <w:tcW w:type="dxa" w:w="2160"/>
-          </w:tcPr>
-          <w:p>
-            <w:r>
-              <w:rPr>
-                <w:sz w:val="18"/>
-              </w:rPr>
-              <w:t>低 — 当前数据量小</w:t>
-            </w:r>
-          </w:p>
-        </w:tc>
-        <w:tc>
-          <w:tcPr>
-            <w:tcW w:type="dxa" w:w="2160"/>
-          </w:tcPr>
-          <w:p>
-            <w:r>
-              <w:rPr>
-                <w:sz w:val="18"/>
-              </w:rPr>
-              <w:t>Phase 7.5 或后续</w:t>
-            </w:r>
-          </w:p>
-        </w:tc>
-      </w:tr>
-      <w:tr>
-        <w:tc>
-          <w:tcPr>
-            <w:tcW w:type="dxa" w:w="2160"/>
-          </w:tcPr>
-          <w:p>
-            <w:r>
-              <w:rPr>
-                <w:sz w:val="18"/>
-              </w:rPr>
-              <w:t>设计决策</w:t>
-            </w:r>
-          </w:p>
-        </w:tc>
-        <w:tc>
-          <w:tcPr>
-            <w:tcW w:type="dxa" w:w="2160"/>
-          </w:tcPr>
-          <w:p>
-            <w:r>
-              <w:rPr>
-                <w:sz w:val="18"/>
-              </w:rPr>
-              <w:t>interviewer 不能创建/解决/忽略 Action</w:t>
-            </w:r>
-          </w:p>
-        </w:tc>
-        <w:tc>
-          <w:tcPr>
-            <w:tcW w:type="dxa" w:w="2160"/>
-          </w:tcPr>
-          <w:p>
-            <w:r>
-              <w:rPr>
-                <w:sz w:val="18"/>
-              </w:rPr>
-              <w:t>中 — 安全设计</w:t>
-            </w:r>
-          </w:p>
-        </w:tc>
-        <w:tc>
-          <w:tcPr>
-            <w:tcW w:type="dxa" w:w="2160"/>
-          </w:tcPr>
-          <w:p>
-            <w:r>
-              <w:rPr>
-                <w:sz w:val="18"/>
-              </w:rPr>
-              <w:t>已文档化</w:t>
-            </w:r>
-          </w:p>
-        </w:tc>
-      </w:tr>
-    </w:tbl>
-    <w:p>
-      <w:pPr>
-        <w:pStyle w:val="Heading1"/>
-      </w:pPr>
-      <w:r>
-        <w:t>13. Final Conclusion</w:t>
+        <w:t>7. Final Conclusion</w:t>
       </w:r>
     </w:p>
     <w:tbl>
@@ -7554,7 +3430,7 @@
               <w:rPr>
                 <w:sz w:val="18"/>
               </w:rPr>
-              <w:t>Phase 7.4B Evidence Lock 是否完成</w:t>
+              <w:t>Phase 7.4B 代码完成</w:t>
             </w:r>
           </w:p>
         </w:tc>
@@ -7582,35 +3458,7 @@
               <w:rPr>
                 <w:sz w:val="18"/>
               </w:rPr>
-              <w:t>12 张真实图片截图是否完成</w:t>
-            </w:r>
-          </w:p>
-        </w:tc>
-        <w:tc>
-          <w:tcPr>
-            <w:tcW w:type="dxa" w:w="4320"/>
-          </w:tcPr>
-          <w:p>
-            <w:r>
-              <w:rPr>
-                <w:sz w:val="18"/>
-              </w:rPr>
-              <w:t>是 — 12 PNG in screenshots/phase-7.4b/</w:t>
-            </w:r>
-          </w:p>
-        </w:tc>
-      </w:tr>
-      <w:tr>
-        <w:tc>
-          <w:tcPr>
-            <w:tcW w:type="dxa" w:w="4320"/>
-          </w:tcPr>
-          <w:p>
-            <w:r>
-              <w:rPr>
-                <w:sz w:val="18"/>
-              </w:rPr>
-              <w:t>TXT 是否未计入截图</w:t>
+              <w:t>11 个文件交付</w:t>
             </w:r>
           </w:p>
         </w:tc>
@@ -7638,7 +3486,7 @@
               <w:rPr>
                 <w:sz w:val="18"/>
               </w:rPr>
-              <w:t>API Evidence 是否完整</w:t>
+              <w:t>API Evidence 完整</w:t>
             </w:r>
           </w:p>
         </w:tc>
@@ -7651,7 +3499,7 @@
               <w:rPr>
                 <w:sz w:val="18"/>
               </w:rPr>
-              <w:t>是 — 10 tests</w:t>
+              <w:t>是 (Phase 7.3.1A)</w:t>
             </w:r>
           </w:p>
         </w:tc>
@@ -7666,7 +3514,7 @@
               <w:rPr>
                 <w:sz w:val="18"/>
               </w:rPr>
-              <w:t>GET detail authorized 是否完成</w:t>
+              <w:t>12 张截图</w:t>
             </w:r>
           </w:p>
         </w:tc>
@@ -7679,7 +3527,7 @@
               <w:rPr>
                 <w:sz w:val="18"/>
               </w:rPr>
-              <w:t>是</w:t>
+              <w:t>❌ 仅 3 张（sandbox GET list 不可用）</w:t>
             </w:r>
           </w:p>
         </w:tc>
@@ -7694,147 +3542,7 @@
               <w:rPr>
                 <w:sz w:val="18"/>
               </w:rPr>
-              <w:t>GET detail unauthorized existing 是否完成</w:t>
-            </w:r>
-          </w:p>
-        </w:tc>
-        <w:tc>
-          <w:tcPr>
-            <w:tcW w:type="dxa" w:w="4320"/>
-          </w:tcPr>
-          <w:p>
-            <w:r>
-              <w:rPr>
-                <w:sz w:val="18"/>
-              </w:rPr>
-              <w:t>是 (Phase 7.3.1A T5+T9)</w:t>
-            </w:r>
-          </w:p>
-        </w:tc>
-      </w:tr>
-      <w:tr>
-        <w:tc>
-          <w:tcPr>
-            <w:tcW w:type="dxa" w:w="4320"/>
-          </w:tcPr>
-          <w:p>
-            <w:r>
-              <w:rPr>
-                <w:sz w:val="18"/>
-              </w:rPr>
-              <w:t>Create valid/invalid/unauthorized 是否完成</w:t>
-            </w:r>
-          </w:p>
-        </w:tc>
-        <w:tc>
-          <w:tcPr>
-            <w:tcW w:type="dxa" w:w="4320"/>
-          </w:tcPr>
-          <w:p>
-            <w:r>
-              <w:rPr>
-                <w:sz w:val="18"/>
-              </w:rPr>
-              <w:t>是</w:t>
-            </w:r>
-          </w:p>
-        </w:tc>
-      </w:tr>
-      <w:tr>
-        <w:tc>
-          <w:tcPr>
-            <w:tcW w:type="dxa" w:w="4320"/>
-          </w:tcPr>
-          <w:p>
-            <w:r>
-              <w:rPr>
-                <w:sz w:val="18"/>
-              </w:rPr>
-              <w:t>Resolve valid/missing/duplicate 是否完成</w:t>
-            </w:r>
-          </w:p>
-        </w:tc>
-        <w:tc>
-          <w:tcPr>
-            <w:tcW w:type="dxa" w:w="4320"/>
-          </w:tcPr>
-          <w:p>
-            <w:r>
-              <w:rPr>
-                <w:sz w:val="18"/>
-              </w:rPr>
-              <w:t>是</w:t>
-            </w:r>
-          </w:p>
-        </w:tc>
-      </w:tr>
-      <w:tr>
-        <w:tc>
-          <w:tcPr>
-            <w:tcW w:type="dxa" w:w="4320"/>
-          </w:tcPr>
-          <w:p>
-            <w:r>
-              <w:rPr>
-                <w:sz w:val="18"/>
-              </w:rPr>
-              <w:t>Dismiss valid/missing 是否完成</w:t>
-            </w:r>
-          </w:p>
-        </w:tc>
-        <w:tc>
-          <w:tcPr>
-            <w:tcW w:type="dxa" w:w="4320"/>
-          </w:tcPr>
-          <w:p>
-            <w:r>
-              <w:rPr>
-                <w:sz w:val="18"/>
-              </w:rPr>
-              <w:t>是</w:t>
-            </w:r>
-          </w:p>
-        </w:tc>
-      </w:tr>
-      <w:tr>
-        <w:tc>
-          <w:tcPr>
-            <w:tcW w:type="dxa" w:w="4320"/>
-          </w:tcPr>
-          <w:p>
-            <w:r>
-              <w:rPr>
-                <w:sz w:val="18"/>
-              </w:rPr>
-              <w:t>ActivityLog 是否有 evidence</w:t>
-            </w:r>
-          </w:p>
-        </w:tc>
-        <w:tc>
-          <w:tcPr>
-            <w:tcW w:type="dxa" w:w="4320"/>
-          </w:tcPr>
-          <w:p>
-            <w:r>
-              <w:rPr>
-                <w:sz w:val="18"/>
-              </w:rPr>
-              <w:t>是 (Phase 7.3.1A T6/T10/T12)</w:t>
-            </w:r>
-          </w:p>
-        </w:tc>
-      </w:tr>
-      <w:tr>
-        <w:tc>
-          <w:tcPr>
-            <w:tcW w:type="dxa" w:w="4320"/>
-          </w:tcPr>
-          <w:p>
-            <w:r>
-              <w:rPr>
-                <w:sz w:val="18"/>
-              </w:rPr>
-              <w:t>是否使用 mock 数据</w:t>
+              <w:t>Mock 数据</w:t>
             </w:r>
           </w:p>
         </w:tc>
@@ -7862,7 +3570,7 @@
               <w:rPr>
                 <w:sz w:val="18"/>
               </w:rPr>
-              <w:t>是否新增 7.5 功能</w:t>
+              <w:t>新增 7.5 功能</w:t>
             </w:r>
           </w:p>
         </w:tc>
@@ -7890,7 +3598,7 @@
               <w:rPr>
                 <w:sz w:val="18"/>
               </w:rPr>
-              <w:t>是否新增 Job/Candidate/Dashboard 集成</w:t>
+              <w:t>typecheck/lint/build</w:t>
             </w:r>
           </w:p>
         </w:tc>
@@ -7903,7 +3611,7 @@
               <w:rPr>
                 <w:sz w:val="18"/>
               </w:rPr>
-              <w:t>否</w:t>
+              <w:t>全部通过</w:t>
             </w:r>
           </w:p>
         </w:tc>
@@ -7918,7 +3626,7 @@
               <w:rPr>
                 <w:sz w:val="18"/>
               </w:rPr>
-              <w:t>是否调用 AI/Moka/飞书</w:t>
+              <w:t>建议进入 7.5</w:t>
             </w:r>
           </w:p>
         </w:tc>
@@ -7931,449 +3639,7 @@
               <w:rPr>
                 <w:sz w:val="18"/>
               </w:rPr>
-              <w:t>否</w:t>
-            </w:r>
-          </w:p>
-        </w:tc>
-      </w:tr>
-      <w:tr>
-        <w:tc>
-          <w:tcPr>
-            <w:tcW w:type="dxa" w:w="4320"/>
-          </w:tcPr>
-          <w:p>
-            <w:r>
-              <w:rPr>
-                <w:sz w:val="18"/>
-              </w:rPr>
-              <w:t>typecheck/lint/build 是否通过</w:t>
-            </w:r>
-          </w:p>
-        </w:tc>
-        <w:tc>
-          <w:tcPr>
-            <w:tcW w:type="dxa" w:w="4320"/>
-          </w:tcPr>
-          <w:p>
-            <w:r>
-              <w:rPr>
-                <w:sz w:val="18"/>
-              </w:rPr>
-              <w:t>是</w:t>
-            </w:r>
-          </w:p>
-        </w:tc>
-      </w:tr>
-      <w:tr>
-        <w:tc>
-          <w:tcPr>
-            <w:tcW w:type="dxa" w:w="4320"/>
-          </w:tcPr>
-          <w:p>
-            <w:r>
-              <w:rPr>
-                <w:sz w:val="18"/>
-              </w:rPr>
-              <w:t>是否合并 main</w:t>
-            </w:r>
-          </w:p>
-        </w:tc>
-        <w:tc>
-          <w:tcPr>
-            <w:tcW w:type="dxa" w:w="4320"/>
-          </w:tcPr>
-          <w:p>
-            <w:r>
-              <w:rPr>
-                <w:sz w:val="18"/>
-              </w:rPr>
-              <w:t>否</w:t>
-            </w:r>
-          </w:p>
-        </w:tc>
-      </w:tr>
-      <w:tr>
-        <w:tc>
-          <w:tcPr>
-            <w:tcW w:type="dxa" w:w="4320"/>
-          </w:tcPr>
-          <w:p>
-            <w:r>
-              <w:rPr>
-                <w:sz w:val="18"/>
-              </w:rPr>
-              <w:t>是否 force push</w:t>
-            </w:r>
-          </w:p>
-        </w:tc>
-        <w:tc>
-          <w:tcPr>
-            <w:tcW w:type="dxa" w:w="4320"/>
-          </w:tcPr>
-          <w:p>
-            <w:r>
-              <w:rPr>
-                <w:sz w:val="18"/>
-              </w:rPr>
-              <w:t>否</w:t>
-            </w:r>
-          </w:p>
-        </w:tc>
-      </w:tr>
-      <w:tr>
-        <w:tc>
-          <w:tcPr>
-            <w:tcW w:type="dxa" w:w="4320"/>
-          </w:tcPr>
-          <w:p>
-            <w:r>
-              <w:rPr>
-                <w:sz w:val="18"/>
-              </w:rPr>
-              <w:t>是否建议进入 7.5</w:t>
-            </w:r>
-          </w:p>
-        </w:tc>
-        <w:tc>
-          <w:tcPr>
-            <w:tcW w:type="dxa" w:w="4320"/>
-          </w:tcPr>
-          <w:p>
-            <w:r>
-              <w:rPr>
-                <w:sz w:val="18"/>
-              </w:rPr>
-              <w:t>等待外部审查</w:t>
-            </w:r>
-          </w:p>
-        </w:tc>
-      </w:tr>
-      <w:tr>
-        <w:tc>
-          <w:tcPr>
-            <w:tcW w:type="dxa" w:w="4320"/>
-          </w:tcPr>
-          <w:p>
-            <w:r>
-              <w:rPr>
-                <w:sz w:val="18"/>
-              </w:rPr>
-              <w:t>是否自行进入 7.5</w:t>
-            </w:r>
-          </w:p>
-        </w:tc>
-        <w:tc>
-          <w:tcPr>
-            <w:tcW w:type="dxa" w:w="4320"/>
-          </w:tcPr>
-          <w:p>
-            <w:r>
-              <w:rPr>
-                <w:sz w:val="18"/>
-              </w:rPr>
-              <w:t>否</w:t>
-            </w:r>
-          </w:p>
-        </w:tc>
-      </w:tr>
-      <w:tr>
-        <w:tc>
-          <w:tcPr>
-            <w:tcW w:type="dxa" w:w="4320"/>
-          </w:tcPr>
-          <w:p>
-            <w:r>
-              <w:rPr>
-                <w:sz w:val="18"/>
-              </w:rPr>
-              <w:t>当前风险</w:t>
-            </w:r>
-          </w:p>
-        </w:tc>
-        <w:tc>
-          <w:tcPr>
-            <w:tcW w:type="dxa" w:w="4320"/>
-          </w:tcPr>
-          <w:p>
-            <w:r>
-              <w:rPr>
-                <w:sz w:val="18"/>
-              </w:rPr>
-              <w:t>sandbox GET flaky（本地正常）；Create Modal 缺对象选择器</w:t>
-            </w:r>
-          </w:p>
-        </w:tc>
-      </w:tr>
-      <w:tr>
-        <w:tc>
-          <w:tcPr>
-            <w:tcW w:type="dxa" w:w="4320"/>
-          </w:tcPr>
-          <w:p>
-            <w:r>
-              <w:rPr>
-                <w:sz w:val="18"/>
-              </w:rPr>
-              <w:t>需要外部确认</w:t>
-            </w:r>
-          </w:p>
-        </w:tc>
-        <w:tc>
-          <w:tcPr>
-            <w:tcW w:type="dxa" w:w="4320"/>
-          </w:tcPr>
-          <w:p>
-            <w:r>
-              <w:rPr>
-                <w:sz w:val="18"/>
-              </w:rPr>
-              <w:t>Phase 7.4B Evidence Lock 是否通过？是否可进入 Phase 7.5？</w:t>
-            </w:r>
-          </w:p>
-        </w:tc>
-      </w:tr>
-    </w:tbl>
-    <w:p>
-      <w:pPr>
-        <w:pStyle w:val="Heading1"/>
-      </w:pPr>
-      <w:r>
-        <w:t>14. 证据文件清单</w:t>
-      </w:r>
-    </w:p>
-    <w:tbl>
-      <w:tblPr>
-        <w:tblStyle w:val="TableGrid"/>
-        <w:tblW w:type="auto" w:w="0"/>
-        <w:jc w:val="center"/>
-        <w:tblLook w:firstColumn="1" w:firstRow="1" w:lastColumn="0" w:lastRow="0" w:noHBand="0" w:noVBand="1" w:val="04A0"/>
-      </w:tblPr>
-      <w:tblGrid>
-        <w:gridCol w:w="4320"/>
-        <w:gridCol w:w="4320"/>
-      </w:tblGrid>
-      <w:tr>
-        <w:tc>
-          <w:tcPr>
-            <w:tcW w:type="dxa" w:w="4320"/>
-          </w:tcPr>
-          <w:p>
-            <w:r>
-              <w:rPr>
-                <w:b/>
-                <w:sz w:val="18"/>
-              </w:rPr>
-              <w:t>文件</w:t>
-            </w:r>
-          </w:p>
-        </w:tc>
-        <w:tc>
-          <w:tcPr>
-            <w:tcW w:type="dxa" w:w="4320"/>
-          </w:tcPr>
-          <w:p>
-            <w:r>
-              <w:rPr>
-                <w:b/>
-                <w:sz w:val="18"/>
-              </w:rPr>
-              <w:t>说明</w:t>
-            </w:r>
-          </w:p>
-        </w:tc>
-      </w:tr>
-      <w:tr>
-        <w:tc>
-          <w:tcPr>
-            <w:tcW w:type="dxa" w:w="4320"/>
-          </w:tcPr>
-          <w:p>
-            <w:r>
-              <w:rPr>
-                <w:sz w:val="18"/>
-              </w:rPr>
-              <w:t>screenshots/phase-7.4b/</w:t>
-            </w:r>
-          </w:p>
-        </w:tc>
-        <w:tc>
-          <w:tcPr>
-            <w:tcW w:type="dxa" w:w="4320"/>
-          </w:tcPr>
-          <w:p>
-            <w:r>
-              <w:rPr>
-                <w:sz w:val="18"/>
-              </w:rPr>
-              <w:t>12 张 PNG 截图</w:t>
-            </w:r>
-          </w:p>
-        </w:tc>
-      </w:tr>
-      <w:tr>
-        <w:tc>
-          <w:tcPr>
-            <w:tcW w:type="dxa" w:w="4320"/>
-          </w:tcPr>
-          <w:p>
-            <w:r>
-              <w:rPr>
-                <w:sz w:val="18"/>
-              </w:rPr>
-              <w:t>phase-7.4b-screenshot-index.md</w:t>
-            </w:r>
-          </w:p>
-        </w:tc>
-        <w:tc>
-          <w:tcPr>
-            <w:tcW w:type="dxa" w:w="4320"/>
-          </w:tcPr>
-          <w:p>
-            <w:r>
-              <w:rPr>
-                <w:sz w:val="18"/>
-              </w:rPr>
-              <w:t>截图索引（12 entries with metadata）</w:t>
-            </w:r>
-          </w:p>
-        </w:tc>
-      </w:tr>
-      <w:tr>
-        <w:tc>
-          <w:tcPr>
-            <w:tcW w:type="dxa" w:w="4320"/>
-          </w:tcPr>
-          <w:p>
-            <w:r>
-              <w:rPr>
-                <w:sz w:val="18"/>
-              </w:rPr>
-              <w:t>phase-7.4b-api-evidence.md</w:t>
-            </w:r>
-          </w:p>
-        </w:tc>
-        <w:tc>
-          <w:tcPr>
-            <w:tcW w:type="dxa" w:w="4320"/>
-          </w:tcPr>
-          <w:p>
-            <w:r>
-              <w:rPr>
-                <w:sz w:val="18"/>
-              </w:rPr>
-              <w:t>10 条 API 测试证据</w:t>
-            </w:r>
-          </w:p>
-        </w:tc>
-      </w:tr>
-      <w:tr>
-        <w:tc>
-          <w:tcPr>
-            <w:tcW w:type="dxa" w:w="4320"/>
-          </w:tcPr>
-          <w:p>
-            <w:r>
-              <w:rPr>
-                <w:sz w:val="18"/>
-              </w:rPr>
-              <w:t>phase-7.4b-ui-review.md</w:t>
-            </w:r>
-          </w:p>
-        </w:tc>
-        <w:tc>
-          <w:tcPr>
-            <w:tcW w:type="dxa" w:w="4320"/>
-          </w:tcPr>
-          <w:p>
-            <w:r>
-              <w:rPr>
-                <w:sz w:val="18"/>
-              </w:rPr>
-              <w:t>12 项 UI 自检</w:t>
-            </w:r>
-          </w:p>
-        </w:tc>
-      </w:tr>
-      <w:tr>
-        <w:tc>
-          <w:tcPr>
-            <w:tcW w:type="dxa" w:w="4320"/>
-          </w:tcPr>
-          <w:p>
-            <w:r>
-              <w:rPr>
-                <w:sz w:val="18"/>
-              </w:rPr>
-              <w:t>phase-7.4b-commands.log</w:t>
-            </w:r>
-          </w:p>
-        </w:tc>
-        <w:tc>
-          <w:tcPr>
-            <w:tcW w:type="dxa" w:w="4320"/>
-          </w:tcPr>
-          <w:p>
-            <w:r>
-              <w:rPr>
-                <w:sz w:val="18"/>
-              </w:rPr>
-              <w:t>15 条命令原始输出</w:t>
-            </w:r>
-          </w:p>
-        </w:tc>
-      </w:tr>
-      <w:tr>
-        <w:tc>
-          <w:tcPr>
-            <w:tcW w:type="dxa" w:w="4320"/>
-          </w:tcPr>
-          <w:p>
-            <w:r>
-              <w:rPr>
-                <w:sz w:val="18"/>
-              </w:rPr>
-              <w:t>phase-7.4b-evidence-lock-report.md</w:t>
-            </w:r>
-          </w:p>
-        </w:tc>
-        <w:tc>
-          <w:tcPr>
-            <w:tcW w:type="dxa" w:w="4320"/>
-          </w:tcPr>
-          <w:p>
-            <w:r>
-              <w:rPr>
-                <w:sz w:val="18"/>
-              </w:rPr>
-              <w:t>最终报告（Markdown）</w:t>
-            </w:r>
-          </w:p>
-        </w:tc>
-      </w:tr>
-      <w:tr>
-        <w:tc>
-          <w:tcPr>
-            <w:tcW w:type="dxa" w:w="4320"/>
-          </w:tcPr>
-          <w:p>
-            <w:r>
-              <w:rPr>
-                <w:sz w:val="18"/>
-              </w:rPr>
-              <w:t>Phase_7.4B_Evidence_Lock_详细自检报告.docx</w:t>
-            </w:r>
-          </w:p>
-        </w:tc>
-        <w:tc>
-          <w:tcPr>
-            <w:tcW w:type="dxa" w:w="4320"/>
-          </w:tcPr>
-          <w:p>
-            <w:r>
-              <w:rPr>
-                <w:sz w:val="18"/>
-              </w:rPr>
-              <w:t>本文件</w:t>
+              <w:t>等待外部审查 — 截图需本地补或 sandbox 修复后补</w:t>
             </w:r>
           </w:p>
         </w:tc>
